--- a/tillsyn/A 1095-2026 tillsynsbegäran.docx
+++ b/tillsyn/A 1095-2026 tillsynsbegäran.docx
@@ -22,7 +22,7 @@
     </w:p>
     <w:p>
       <w:r>
-        <w:t>Nedan beskrivs fynd av naturvårdsarter och fridlysta arter som gjorts i det avverkningsanmälda området. I BILAGA 1 finns artfakta om fridlysta arter.</w:t>
+        <w:t>Nedan beskrivs fynd av naturvårdsarter och fridlysta arter som gjorts i det avverkningsanmälda området. I BILAGA 1 finns artfakta om fridlysta och rödlistade arter.</w:t>
       </w:r>
     </w:p>
     <w:p>
@@ -35,7 +35,7 @@
     </w:p>
     <w:p>
       <w:r>
-        <w:t>I avverkningsanmälan har följande 4 naturvårdsarter hittats: rynkskinn (VU), garnlav (NT), tretåig hackspett (NT, §4) och ullticka (NT). Av dessa är 4 rödlistade. För rödlistade arter har rödlistekategorin angivits inom parentes. För fridlysta arter anges även paragrafen i Artskyddsförordningen som arten är fridlyst enligt.</w:t>
+        <w:t>I avverkningsanmälan har följande 8 naturvårdsarter hittats: knärot (VU, §8), rynkskinn (VU), garnlav (NT), lunglav (NT), spillkråka (NT, §4), tretåig hackspett (NT, §4), ullticka (NT) och violettgrå tagellav (NT). Av dessa är 8 rödlistade. För rödlistade arter har rödlistekategorin angivits inom parentes. För fridlysta arter anges även paragrafen i Artskyddsförordningen som arten är fridlyst enligt.</w:t>
       </w:r>
     </w:p>
     <w:p>
@@ -124,6 +124,62 @@
         <w:rPr>
           <w:b/>
         </w:rPr>
+        <w:t>Lunglav (NT)</w:t>
+      </w:r>
+      <w:r>
+        <w:t xml:space="preserve"> är en av vårt lands främsta signalarter som överallt indikerar gamla lövträd, skogsbestånd med höga naturvärden och ekosystem med långskoglig kontinuitet. Lokalt kan förekomsten vara mycket riklig men den hittas nästan enbart i gamla och ej slutavverkade skogar. Artens samtliga förekomster bör uppmärksammas från naturvårdssynpunkt, då många lokaler även hyser andra ovanliga och rödlistade arter. Rikliga förekomster bör skyddas med biotopskydd, frivilliga avsättningar eller reservat. På lunglav kan de sällsynta lavparasiterna lunglavshårprick (CR), </w:t>
+      </w:r>
+      <w:r>
+        <w:rPr>
+          <w:i/>
+        </w:rPr>
+        <w:t>Abrothallus diederichii</w:t>
+      </w:r>
+      <w:r>
+        <w:t xml:space="preserve"> (VU), </w:t>
+      </w:r>
+      <w:r>
+        <w:rPr>
+          <w:i/>
+        </w:rPr>
+        <w:t>Abrothallus lobariae</w:t>
+      </w:r>
+      <w:r>
+        <w:t xml:space="preserve"> (VU), </w:t>
+      </w:r>
+      <w:r>
+        <w:rPr>
+          <w:i/>
+        </w:rPr>
+        <w:t>Calycina lobariae</w:t>
+      </w:r>
+      <w:r>
+        <w:t xml:space="preserve"> (VU), lunglavsknapp (VU) och skrovelmössing (VU) påträffas. Lunglav är typisk art för </w:t>
+      </w:r>
+      <w:r>
+        <w:rPr>
+          <w:i/>
+        </w:rPr>
+        <w:t>9010 Taiga, 9020 Nordlig ädellövskog, 9110 Näringsfattig bokskog, 9130 Näringsrik bokskog, 9160 Näringsrik ekskog, 9180 Ädellövskog i branter, 9190 Näringsfattig ekskog, 9070 Trädklädd betesmark, 9040 Fjällbjörkskog</w:t>
+      </w:r>
+      <w:r>
+        <w:t xml:space="preserve"> och</w:t>
+      </w:r>
+      <w:r>
+        <w:rPr>
+          <w:i/>
+        </w:rPr>
+        <w:t xml:space="preserve"> 6530 Lövängar</w:t>
+      </w:r>
+      <w:r>
+        <w:t xml:space="preserve"> (SLU Artdatabanken, 2026; Nitare &amp; Skogsstyrelsen, 2019).</w:t>
+      </w:r>
+    </w:p>
+    <w:p>
+      <w:r>
+        <w:rPr>
+          <w:b/>
+        </w:rPr>
         <w:t>Rynkskinn (NT)</w:t>
       </w:r>
       <w:r>
@@ -202,6 +258,26 @@
       </w:r>
       <w:r>
         <w:t xml:space="preserve"> (SLU Artdatabanken, 2026; Nitare &amp; Skogsstyrelsen, 2019; Miettinen &amp; Niemelä, 2018).</w:t>
+      </w:r>
+    </w:p>
+    <w:p>
+      <w:r>
+        <w:rPr>
+          <w:b/>
+        </w:rPr>
+        <w:t>Violettgrå tagellav (NT)</w:t>
+      </w:r>
+      <w:r>
+        <w:t xml:space="preserve"> växer nästan uteslutande i gamla olikåldriga barrnaturskogar med lång skoglig kontinuitet och är en utmärkt signal på skog med höga naturvärden. Slutavverkning av tidigare aldrig slutavverkad skog (kontinuitetsskog) är det största hotet. Biotopen nyskapas i begränsad omfattning och barrskog äldre än 160 år, där den violettgrå tagellaven huvudsakligen påträffas har minskat med 50% de senaste 50 åren. Lågproduktiv skogsmark där laven förekommer bör undantas från skogsbruk och rika förekomster i äldre granskog bör skyddas. Arten är känslig för uttorkning och det är väsentligt att tillräckligt stora bestånd avsätts. Violettgrå tagellav är typisk art för </w:t>
+      </w:r>
+      <w:r>
+        <w:rPr>
+          <w:i/>
+        </w:rPr>
+        <w:t>9010 Taiga</w:t>
+      </w:r>
+      <w:r>
+        <w:t xml:space="preserve"> (SLU Artdatabanken, 2024; Nitare &amp; Skogsstyrelsen, 2019).</w:t>
       </w:r>
     </w:p>
     <w:p>
@@ -214,7 +290,7 @@
     </w:p>
     <w:p>
       <w:r>
-        <w:t>Följande fridlysta arter har sina livsmiljöer och växtplatser i den avverkningsanmälda skogen: tretåig hackspett (NT, §4).</w:t>
+        <w:t>Följande fridlysta arter har sina livsmiljöer och växtplatser i den avverkningsanmälda skogen: knärot (VU, §8), spillkråka (NT, §4) och tretåig hackspett (NT, §4).</w:t>
       </w:r>
     </w:p>
     <w:p>
@@ -229,6 +305,139 @@
       </w:r>
       <w:r>
         <w:t>(artikel 1). Vidare att de åtgärder som vidtas inte får leda till en försämring av den nuvarande situationen beträffande bevarandet av de fågelarter som avses i artikel 1 (artikel 13). Fågeldirektivet är styrande för tillsynsansvariga myndigheters ärendehantering, ställningstaganden och beslutsfattande.</w:t>
+      </w:r>
+    </w:p>
+    <w:p>
+      <w:r>
+        <w:rPr>
+          <w:b/>
+        </w:rPr>
+        <w:t>Knärot (VU, §8)</w:t>
+      </w:r>
+      <w:r>
+        <w:t xml:space="preserve"> är typisk art för </w:t>
+      </w:r>
+      <w:r>
+        <w:rPr>
+          <w:i/>
+        </w:rPr>
+        <w:t xml:space="preserve">9010 Taiga </w:t>
+      </w:r>
+      <w:r>
+        <w:t>och</w:t>
+      </w:r>
+      <w:r>
+        <w:rPr>
+          <w:i/>
+        </w:rPr>
+        <w:t xml:space="preserve"> 9050 Näringsrik granskog</w:t>
+      </w:r>
+      <w:r>
+        <w:t xml:space="preserve">, rödlistad som sårbar och fridlyst enligt 8§ artskyddsförordningen. En nyligen genomförd analys av 79 floraväktarlokaler indikerar att det behövs någonstans mellan 100 och 150 meters skyddszon för att en knärotspopulation inte ska dö ut på lång sikt (Sebestyén &amp; Sundberg, 2025). Detta ligger väl i linje med tidigare genomförda studier som visar att det krävs väl tilltagna buffertzoner för att knäroten inte ska ta skada av skogsbruksåtgärder i intilliggande skog (Johnson, 2014; Koelmeijer m.fl., 2022; Skogsstyrelsen, 2022). Arten är även känslig för gallring vilket framgår av Skogsstyrelsens egen vägledning för hänsyn till knärot (Skogsstyrelsen, 2022). För rika förekomster av knärot är reservatsbildning eller biotopskydd lämpliga åtgärder för att skydda den. På knärot kan den sällsynta rostsvampen </w:t>
+      </w:r>
+      <w:r>
+        <w:rPr>
+          <w:i/>
+        </w:rPr>
+        <w:t>Pucciniastrum goodyerae</w:t>
+      </w:r>
+      <w:r>
+        <w:t xml:space="preserve"> påträffas. </w:t>
+      </w:r>
+      <w:r>
+        <w:rPr>
+          <w:i/>
+        </w:rPr>
+        <w:t>Pucciniastrum goodyerae</w:t>
+      </w:r>
+      <w:r>
+        <w:t xml:space="preserve"> är klassad som NE (ej bedömd) i rödlistan (SLU Artdatabanken, 2024).</w:t>
+      </w:r>
+    </w:p>
+    <w:p>
+      <w:r>
+        <w:t>I det avverkningsanmälda området finns 1 fyndplatser för knärot registrerade på Artportalen. Figur 2 visar gränserna för buffertzoner på 50 m, som behöver lämnas kring fyndplatserna för att knärotslokalerna inte ska försvinna vid en avverkning. Av det avverkningsanmälda området överlappar 0.60 ha med buffertzonerna och får av detta skäl inte avverkas.</w:t>
+      </w:r>
+    </w:p>
+    <w:p>
+      <w:pPr>
+        <w:pStyle w:val="Caption"/>
+      </w:pPr>
+      <w:r>
+        <w:drawing>
+          <wp:inline xmlns:a="http://schemas.openxmlformats.org/drawingml/2006/main" xmlns:pic="http://schemas.openxmlformats.org/drawingml/2006/picture">
+            <wp:extent cx="5486400" cy="3258854"/>
+            <wp:docPr id="2" name="Picture 2"/>
+            <wp:cNvGraphicFramePr>
+              <a:graphicFrameLocks noChangeAspect="1"/>
+            </wp:cNvGraphicFramePr>
+            <a:graphic>
+              <a:graphicData uri="http://schemas.openxmlformats.org/drawingml/2006/picture">
+                <pic:pic>
+                  <pic:nvPicPr>
+                    <pic:cNvPr id="0" name="A 1095-2026 karta knärot.png"/>
+                    <pic:cNvPicPr/>
+                  </pic:nvPicPr>
+                  <pic:blipFill>
+                    <a:blip r:embed="rId17"/>
+                    <a:stretch>
+                      <a:fillRect/>
+                    </a:stretch>
+                  </pic:blipFill>
+                  <pic:spPr>
+                    <a:xfrm>
+                      <a:off x="0" y="0"/>
+                      <a:ext cx="5486400" cy="3258854"/>
+                    </a:xfrm>
+                    <a:prstGeom prst="rect"/>
+                  </pic:spPr>
+                </pic:pic>
+              </a:graphicData>
+            </a:graphic>
+          </wp:inline>
+        </w:drawing>
+      </w:r>
+    </w:p>
+    <w:p>
+      <w:pPr>
+        <w:pStyle w:val="Caption"/>
+      </w:pPr>
+      <w:r>
+        <w:t>Figur 2. Fyndplatser och buffertzoner för knärot i det avverkningsanmälda området. Endast fyndplatser vars buffertzoner överlappar med det avverkningsanmälda området har tagits med i visualiseringen. Kartans mittpunktskoordinat är N 7176201, E 758062 i SWEREF 99 TM.</w:t>
+      </w:r>
+    </w:p>
+    <w:p>
+      <w:pPr>
+        <w:pStyle w:val="Caption"/>
+      </w:pPr>
+    </w:p>
+    <w:p>
+      <w:r>
+        <w:rPr>
+          <w:b/>
+        </w:rPr>
+        <w:t>Spillkråka (§4)</w:t>
+      </w:r>
+      <w:r>
+        <w:t xml:space="preserve"> omfattas av bilaga 1 i EU:s fågeldirektiv och är typisk art för </w:t>
+      </w:r>
+      <w:r>
+        <w:rPr>
+          <w:i/>
+        </w:rPr>
+        <w:t xml:space="preserve">9010 Taiga </w:t>
+      </w:r>
+      <w:r>
+        <w:t>och</w:t>
+      </w:r>
+      <w:r>
+        <w:rPr>
+          <w:i/>
+        </w:rPr>
+        <w:t xml:space="preserve"> 9740 Skogsbevuxen myr</w:t>
+      </w:r>
+      <w:r>
+        <w:t>. Den behöver grova träd, främst tall, asp och bok som boträd. Skogsbruk med korta omloppstider och täta, homogena ungskogar utgör det största hotet. Spillkråka är en nyckelart i skogliga miljöer vars övergivna bohål utnyttjas av flera andra hålhäckande fågelarter och fladdermöss, däribland pärluggla (EN, §4), knipa (§4), salskrake (§4) och skogsduva (§4). Hökuggla (VU, §4) och slaguggla (§4) häckar ofta i högstubbar som brutits av i höjd med ett gammalt spillkråkebo (SLU Artdatabanken, 2026; Skogsstyrelsen, 2016).</w:t>
       </w:r>
     </w:p>
     <w:p>
@@ -275,7 +484,391 @@
         <w:pStyle w:val="Title"/>
       </w:pPr>
       <w:r>
-        <w:t>BILAGA 1 – Fridlysta arter</w:t>
+        <w:t>BILAGA 1 –</w:t>
+        <w:br/>
+        <w:t>Fridlysta och rödlistade arter</w:t>
+      </w:r>
+    </w:p>
+    <w:p>
+      <w:pPr>
+        <w:pStyle w:val="Heading1"/>
+      </w:pPr>
+      <w:r>
+        <w:t>Knärot – ekologi samt krav på livsmiljön</w:t>
+      </w:r>
+    </w:p>
+    <w:p>
+      <w:r>
+        <w:t xml:space="preserve">Knärot är typisk art för </w:t>
+      </w:r>
+      <w:r>
+        <w:rPr>
+          <w:i/>
+        </w:rPr>
+        <w:t xml:space="preserve">9010 Taiga </w:t>
+      </w:r>
+      <w:r>
+        <w:t>och</w:t>
+      </w:r>
+      <w:r>
+        <w:rPr>
+          <w:i/>
+        </w:rPr>
+        <w:t xml:space="preserve"> 9050 Näringsrik granskog</w:t>
+      </w:r>
+      <w:r>
+        <w:t>, fridlyst enligt 8 och 15 §§ artskyddsförordningen och klassad som sårbar (VU) enligt rödlistan 2020. Knärot är beroende av hög och jämn luftfuktighet i gamla, ostörda skogsmiljöer och är känslig för snabba förändringar av ljus-/vindförhållanden eller uttorkning. På grund av ett alltför intensivt skogsbruk har den minskat med 40 (25–50) % under de senaste 60 åren och i framtiden bedöms minskningstakten uppgå till 30 (20–40) %. Till följd av att arten har en dokumenterat högre minskningstakt i förhållande till sin generationstid än vad som tidigare varit känt (data från Riksskogstaxeringen) höjdes den till hotkategori sårbar (VU) i rödlistan 2020 (SLU Artdatabanken, 2024).</w:t>
+      </w:r>
+    </w:p>
+    <w:p>
+      <w:r>
+        <w:t>En analys av 79 floraväktarlokaler åren 1990–2015 vilka återbesökts under 2020–2024 visade på en tydlig negativ påverkan på knärotsförekomster från större hyggen i närområdet (inom 150–200 m) vilket indikerar att kanteffekter har en stor påverkan på populationerna. Resultaten bekräftar knärotens känslighet för kanteffekter och visar vikten av att skydda större skogsbestånd för att bevara arten. Om det blir höga andelar (&gt;30%) hyggen inom 200 meter från en knärotsförekomst så ökar risken för att en knärotspopulation dör ut och det verkar det behövas någonstans mellan 100 och 150 meters skyddszon för att bevara arten på lång sikt (Sebestyén &amp; Sundberg, 2025).</w:t>
+      </w:r>
+    </w:p>
+    <w:p>
+      <w:r>
+        <w:t xml:space="preserve">Samuel Johnsons doktorsavhandling </w:t>
+      </w:r>
+      <w:r>
+        <w:rPr>
+          <w:i/>
+        </w:rPr>
+        <w:t>“Retention Forestry as a Conservation Measure for Boreal Forest Ground Vegetation”</w:t>
+      </w:r>
+      <w:r>
+        <w:t xml:space="preserve"> (SLU, Uppsala 2014) visar att det krävs väl tilltagna skyddszoner för att knärotens växtplatser inte ska ta skada av skogsbruksåtgärder i intilliggande områden: </w:t>
+      </w:r>
+      <w:r>
+        <w:rPr>
+          <w:i/>
+        </w:rPr>
+        <w:t xml:space="preserve">“Study III shows that retention patches smaller than 0.5 ha do not lifeboat the sensitive forest herb G. repens, a species that depend on stable microclimatic conditions typical for intact forest stands.” </w:t>
+      </w:r>
+      <w:r>
+        <w:t xml:space="preserve">Vidare </w:t>
+      </w:r>
+      <w:r>
+        <w:rPr>
+          <w:i/>
+        </w:rPr>
+        <w:t>“More sensitive forest species are not lifeboated in retention patches ranging from 0.05 to 0.5 ha (Papers II &amp; III).”</w:t>
+      </w:r>
+    </w:p>
+    <w:p>
+      <w:r>
+        <w:t xml:space="preserve">Johnsons (2014) rekommendation på minst 50 meters breda skyddszoner runt knärotens växtplatser motsvarar en areal på 0,78 hektar, vilket ligger i linje med andra studier som gjorts på känsliga skogsarter: </w:t>
+      </w:r>
+      <w:r>
+        <w:rPr>
+          <w:i/>
+        </w:rPr>
+        <w:t>“In study III I also show that translocated specimens of G. repens survives well in mature forests at least 50 m from the nearest edge to an open area. Moreover, measures of temperature and humidity show that such distances from an open area is far enough to offer a microclimate that is more stable compared to what present in retention patches of around 0.1 ha. This means that the very centre of a circular patch with radius 50 m (equals a size of 0.78 ha) should offer conditions similar to interior forest and would perhaps be a suitable habitat for G. repens and similar species. Previous studies from both North America and Sweden have also concluded that patches between 0.5 and one ha are sufficient for preserving interior forest vegetation as well as sensitive lichens and bryophytes (de Graaf &amp; Roberts 2009; Halpern et al. 2012; Rudolphi et al. 2014).”</w:t>
+      </w:r>
+    </w:p>
+    <w:p>
+      <w:r>
+        <w:t>En nyligen publicerad vetenskaplig uppsats av Koelmeijer m.fl. (2022) inkluderar orkidén knärots skyddsbehov. I uppsatsen berörs problemet med uttorkning för växter, bl.a. för knärot, ett problem som blivit accentuerat på grund av den pågående klimatförändringen och torra somrar, t.ex. den exceptionellt torra sommaren 2018. I uppsatsen undersöks områden med tre olika avstånd från kalhyggeskant med avseende på skydd bl.a. för knärot. Det första området har avstånd upp till 20 m från hyggeskant (Strong edge effect), det andra 20–40 m från hyggeskant (Weak edge effect) och det tredje avser större avstånd från hyggeskant, där kanteffekten anses vara försumbar (Interior). Ett resultat var att man fann stor eller mycket stor uttorkningseffekt på känsliga och rödlistade skogsarter vid de kortare avstånden till hyggeskant, medan effekt av uttorkning inte konstaterades på större avstånd (Interior). För orkidén knärot fann man en rik förekomst (upp till 0,06 dm2/m2) på stort avstånd från hyggeskant (Interior), medan förekomsten var liten eller närmast försumbar i de områden som klassificerades som Weak edge effect respektive Strong edge effect. Arbetet påpekar att de allt oftare förekommande torra somrarna ger ytterligare skäl att utöka skyddsavståndet från hyggen till den fuktkrävande arten knärot (Koelmeijer m.fl., 2022).</w:t>
+      </w:r>
+    </w:p>
+    <w:p>
+      <w:r>
+        <w:t>Även Skogsstyrelsens egen vägledning för hänsyn till knärot ligger i linje med ovanstående forskningsstudier. Av vägledningen framgår det att för med hög sannolikhet kunna bevara befintliga förekomster krävs relativt stora avsättningar av uppvuxen skog med slutet och relativt tätt kronskikt. Som riktlinje kan krävas ett avstånd på 50 meter in från brynet för att vidmakthålla ett fungerande mikroklimat. Detta innebär att fristående hänsynsytor för många arter (kärlväxter, lavar och mossor) kan behöva ha en area överstigande 0,8 hektar (cirkelyta med radien 50 meter = 0,78 hektar) för att bibehålla lokalklimatet. Även ganska små förändringar i form av förändrade ljus- och fuktighetsförhållanden, till exempel till följd av gallring, kan leda till att arten försvinner till följd av konkurrens med mera ljuskrävande och snabbväxande arter (Skogsstyrelsen, 2022).</w:t>
+      </w:r>
+    </w:p>
+    <w:p>
+      <w:r>
+        <w:t>Vid tillämpning av försiktighetsprincipen enligt 2 kap. 3 § miljöbalken bör sålunda 100–150 meters skyddszon lämnas runt knärotens växtplatser.</w:t>
+      </w:r>
+    </w:p>
+    <w:p>
+      <w:pPr>
+        <w:pStyle w:val="Heading2"/>
+      </w:pPr>
+      <w:r>
+        <w:t>Referenser – knärot</w:t>
+      </w:r>
+    </w:p>
+    <w:p>
+      <w:r>
+        <w:t xml:space="preserve">de Graaf M &amp; Roberts M.R., 2009. </w:t>
+      </w:r>
+      <w:r>
+        <w:rPr>
+          <w:i/>
+        </w:rPr>
+        <w:t xml:space="preserve">Short-term response of the herbaceous layer within leave patches after harvest. </w:t>
+      </w:r>
+      <w:r>
+        <w:t>Forest Ecology and Management 257, 1014–1025</w:t>
+      </w:r>
+    </w:p>
+    <w:p>
+      <w:r>
+        <w:t xml:space="preserve">Halpern, C. B., Halaj, J., Evans, S. A., &amp; Dovciak, M., 2012. </w:t>
+      </w:r>
+      <w:r>
+        <w:rPr>
+          <w:i/>
+        </w:rPr>
+        <w:t xml:space="preserve">Level and pattern of overstory retention interact to shape long-term responses of understories to timber harvest. </w:t>
+      </w:r>
+      <w:r>
+        <w:t>Ecological Applications, 22, 2049–2064</w:t>
+      </w:r>
+    </w:p>
+    <w:p>
+      <w:r>
+        <w:t xml:space="preserve">Johnson, S., 2014. </w:t>
+      </w:r>
+      <w:r>
+        <w:rPr>
+          <w:i/>
+        </w:rPr>
+        <w:t>Retention Forestry as a Conservation Measure for Boreal Forest Ground Vegetation</w:t>
+      </w:r>
+      <w:r>
+        <w:t>. Doktorsavhandling, SLU, Uppsala</w:t>
+      </w:r>
+    </w:p>
+    <w:p>
+      <w:r>
+        <w:t xml:space="preserve">Koelmeijer, I. A., Ehrlén, J., Jönsson, M., De Frenne, P., Berg, P., Andersson, J., Weibull, H. &amp; Hylander, N. 2022. </w:t>
+      </w:r>
+      <w:r>
+        <w:rPr>
+          <w:i/>
+        </w:rPr>
+        <w:t xml:space="preserve">Interactive effects of drought and edge exposure on old-growth forest understory species. </w:t>
+      </w:r>
+      <w:r>
+        <w:t>Landscape Ecology, 37, sid 1839–1853</w:t>
+      </w:r>
+    </w:p>
+    <w:p>
+      <w:r>
+        <w:t xml:space="preserve">Rudolphi, J., Jönsson, M. T., &amp; Gustafsson, L., 2014. </w:t>
+      </w:r>
+      <w:r>
+        <w:rPr>
+          <w:i/>
+        </w:rPr>
+        <w:t xml:space="preserve">Biological legacies buffer local species extinction after logging. </w:t>
+      </w:r>
+      <w:r>
+        <w:t>Journal of Applied Ecology. 51, 53–62.</w:t>
+      </w:r>
+    </w:p>
+    <w:p>
+      <w:r>
+        <w:t xml:space="preserve">Sebestyén, L. och Sundberg, S. 2025.  </w:t>
+      </w:r>
+      <w:r>
+        <w:rPr>
+          <w:i/>
+        </w:rPr>
+        <w:t>Påverkan på knärotslokaler från hyggen i närheten.</w:t>
+      </w:r>
+      <w:r>
+        <w:t xml:space="preserve"> DAPHNE 36:1 2025. Botaniska Sällskapet i Stockholm</w:t>
+      </w:r>
+    </w:p>
+    <w:p>
+      <w:r>
+        <w:t xml:space="preserve">Skogsstyrelsen, 2022. </w:t>
+      </w:r>
+      <w:r>
+        <w:rPr>
+          <w:i/>
+        </w:rPr>
+        <w:t xml:space="preserve">Vägledning för hänsyn till knärot. </w:t>
+      </w:r>
+      <w:r>
+        <w:t>https://www.skogsstyrelsen.se/lag-och-tillsyn/artskydd/vagledningar-och-kunskapsstod-artskydd/vagledning-for-hansyn-till-knarot/</w:t>
+      </w:r>
+    </w:p>
+    <w:p>
+      <w:r>
+        <w:t xml:space="preserve">SLU Artdatabanken, 2024. </w:t>
+      </w:r>
+      <w:r>
+        <w:rPr>
+          <w:i/>
+        </w:rPr>
+        <w:t xml:space="preserve">Artfaktablad. Naturvård – artfakta. </w:t>
+      </w:r>
+      <w:r>
+        <w:t>SLU Artdatabanken, Uppsala</w:t>
+      </w:r>
+    </w:p>
+    <w:p>
+      <w:pPr>
+        <w:pStyle w:val="Heading1"/>
+      </w:pPr>
+      <w:r>
+        <w:t>Lunglav – ekologi samt krav på livsmiljön</w:t>
+      </w:r>
+    </w:p>
+    <w:p>
+      <w:r>
+        <w:t xml:space="preserve">Lunglav (NT) är en av vårt lands främsta signalarter som överallt indikerar gamla lövträd, skogsbestånd med höga naturvärden och ekosystem med lång skoglig kontinuitet. Lokalt kan förekomsten vara mycket riklig men den hittas nästan enbart i gamla och ej slutavverkade skogar. Artens samtliga förekomster bör uppmärksammas från naturvårdssynpunkt, då många lokaler även hyser andra ovanliga och rödlistade arter, däribland de sällsynta lavparasiterna lunglavshårprick (CR), </w:t>
+      </w:r>
+      <w:r>
+        <w:rPr>
+          <w:i/>
+        </w:rPr>
+        <w:t>Abrothallus diederichii</w:t>
+      </w:r>
+      <w:r>
+        <w:t xml:space="preserve"> (VU), </w:t>
+      </w:r>
+      <w:r>
+        <w:rPr>
+          <w:i/>
+        </w:rPr>
+        <w:t>Abrothallus lobariae</w:t>
+      </w:r>
+      <w:r>
+        <w:t xml:space="preserve"> (VU), </w:t>
+      </w:r>
+      <w:r>
+        <w:rPr>
+          <w:i/>
+        </w:rPr>
+        <w:t>Calycina lobariae</w:t>
+      </w:r>
+      <w:r>
+        <w:t xml:space="preserve"> (VU), lunglavsknapp (VU) och skrovelmössing (VU), som växer på lunglav. Rikliga förekomster med lunglav bör skyddas med biotopskydd, frivilliga avsättningar eller reservat (SLU Artdatabanken, 2026; Nitare &amp; Skogsstyrelsen, 2019).</w:t>
+      </w:r>
+    </w:p>
+    <w:p>
+      <w:r>
+        <w:t xml:space="preserve">Lunglav är typisk art för </w:t>
+      </w:r>
+      <w:r>
+        <w:rPr>
+          <w:i/>
+        </w:rPr>
+        <w:t>9010 Taiga, 9020 Nordlig ädellövskog, 9110 Näringsfattig bokskog, 9130 Näringsrik bokskog, 9160 Näringsrik ekskog, 9180 Ädellövskog i branter, 9190 Näringsfattig ekskog, 9070 Trädklädd betesmark, 9040 Fjällbjörkskog</w:t>
+      </w:r>
+      <w:r>
+        <w:t xml:space="preserve"> och</w:t>
+      </w:r>
+      <w:r>
+        <w:rPr>
+          <w:i/>
+        </w:rPr>
+        <w:t xml:space="preserve"> 6530 Lövängar</w:t>
+      </w:r>
+      <w:r>
+        <w:t xml:space="preserve"> (SLU Artdatabanken, 2026).</w:t>
+      </w:r>
+    </w:p>
+    <w:p>
+      <w:pPr>
+        <w:pStyle w:val="Heading2"/>
+      </w:pPr>
+      <w:r>
+        <w:t>Referenser – lunglav</w:t>
+      </w:r>
+    </w:p>
+    <w:p>
+      <w:r>
+        <w:t xml:space="preserve">Nitare, J. och Skogsstyrelsen, 2019. </w:t>
+      </w:r>
+      <w:r>
+        <w:rPr>
+          <w:i/>
+        </w:rPr>
+        <w:t xml:space="preserve">Skyddsvärd skog – Naturvårdsarter och andra kriterier för naturvärdesbedömning. </w:t>
+      </w:r>
+      <w:r>
+        <w:t>Skogsstyrelsen.</w:t>
+      </w:r>
+    </w:p>
+    <w:p>
+      <w:r>
+        <w:t xml:space="preserve">SLU Artdatabanken, 2026. </w:t>
+      </w:r>
+      <w:r>
+        <w:rPr>
+          <w:i/>
+        </w:rPr>
+        <w:t xml:space="preserve">Artfaktablad. Naturvård – artfakta. </w:t>
+      </w:r>
+      <w:r>
+        <w:t>SLU Artdatabanken, Uppsala.</w:t>
+      </w:r>
+    </w:p>
+    <w:p>
+      <w:pPr>
+        <w:pStyle w:val="Heading1"/>
+      </w:pPr>
+      <w:r>
+        <w:t>Spillkråka – ekologi samt krav på livsmiljön</w:t>
+      </w:r>
+    </w:p>
+    <w:p>
+      <w:r>
+        <w:t xml:space="preserve">Spillkråka (§4) ingår i bilaga 1 EU:s fågeldirektiv och är typisk art för </w:t>
+      </w:r>
+      <w:r>
+        <w:rPr>
+          <w:i/>
+        </w:rPr>
+        <w:t xml:space="preserve">9010 Taiga </w:t>
+      </w:r>
+      <w:r>
+        <w:t>och</w:t>
+      </w:r>
+      <w:r>
+        <w:rPr>
+          <w:i/>
+        </w:rPr>
+        <w:t xml:space="preserve"> 9740 Skogsbevuxen myr</w:t>
+      </w:r>
+      <w:r>
+        <w:t>. Den lever i både barr- och blandskog liksom i ren lövskog. De tätaste populationerna tenderar att finnas i äldre, variationsrik blandskog med gott om död ved och gamla träd. Varje par utnyttjar 400–1000 hektar skog beroende på skogens kvalitet. Skogsbruk med korta omloppstider och täta, homogena ungskogar utgör det största hotet (SLU Artdatabanken, 2026).</w:t>
+      </w:r>
+    </w:p>
+    <w:p>
+      <w:r>
+        <w:t>Spillkråka är en nyckelart i skogliga miljöer vars övergivna bohål utnyttjas av flera andra hålhäckande fågelarter och fladdermöss, däribland pärluggla (EN, §4), knipa (§4), salskrake (§4) och skogsduva (§4). Hökuggla (VU, §4) och slaguggla (§4) häckar ofta i högstubbar som brutits av i höjd med ett gammalt spillkråkebo (Skogsstyrelsen, 2016).</w:t>
+      </w:r>
+    </w:p>
+    <w:p>
+      <w:pPr>
+        <w:pStyle w:val="Heading2"/>
+      </w:pPr>
+      <w:r>
+        <w:t>Referenser – spillkråka</w:t>
+      </w:r>
+    </w:p>
+    <w:p>
+      <w:r>
+        <w:t xml:space="preserve">Skogsstyrelsen, 2016. </w:t>
+      </w:r>
+      <w:r>
+        <w:rPr>
+          <w:i/>
+        </w:rPr>
+        <w:t xml:space="preserve">Vägledning för hänsyn till spillkråka. </w:t>
+      </w:r>
+      <w:r>
+        <w:t>Vägledningar och kunskapsstöd artskydd – Skogsstyrelsen.</w:t>
+      </w:r>
+    </w:p>
+    <w:p>
+      <w:r>
+        <w:t xml:space="preserve">SLU Artdatabanken, 2026. </w:t>
+      </w:r>
+      <w:r>
+        <w:rPr>
+          <w:i/>
+        </w:rPr>
+        <w:t xml:space="preserve">Artfaktablad. Naturvård – artfakta. </w:t>
+      </w:r>
+      <w:r>
+        <w:t>SLU Artdatabanken, Uppsala.</w:t>
       </w:r>
     </w:p>
     <w:p>
@@ -607,7 +1200,7 @@
     <w:r>
       <w:tab/>
       <w:tab/>
-      <w:t>2026-04-23</w:t>
+      <w:t>2026-04-24</w:t>
       <w:br/>
       <w:br/>
     </w:r>

--- a/tillsyn/A 1095-2026 tillsynsbegäran.docx
+++ b/tillsyn/A 1095-2026 tillsynsbegäran.docx
@@ -1200,7 +1200,7 @@
     <w:r>
       <w:tab/>
       <w:tab/>
-      <w:t>2026-04-24</w:t>
+      <w:t>2026-04-25</w:t>
       <w:br/>
       <w:br/>
     </w:r>

--- a/tillsyn/A 1095-2026 tillsynsbegäran.docx
+++ b/tillsyn/A 1095-2026 tillsynsbegäran.docx
@@ -1200,7 +1200,7 @@
     <w:r>
       <w:tab/>
       <w:tab/>
-      <w:t>2026-04-25</w:t>
+      <w:t>2026-04-26</w:t>
       <w:br/>
       <w:br/>
     </w:r>

--- a/tillsyn/A 1095-2026 tillsynsbegäran.docx
+++ b/tillsyn/A 1095-2026 tillsynsbegäran.docx
@@ -1200,7 +1200,7 @@
     <w:r>
       <w:tab/>
       <w:tab/>
-      <w:t>2026-05-16</w:t>
+      <w:t>2026-05-17</w:t>
       <w:br/>
       <w:br/>
     </w:r>

--- a/tillsyn/A 1095-2026 tillsynsbegäran.docx
+++ b/tillsyn/A 1095-2026 tillsynsbegäran.docx
@@ -1200,7 +1200,7 @@
     <w:r>
       <w:tab/>
       <w:tab/>
-      <w:t>2026-06-15</w:t>
+      <w:t>2026-06-16</w:t>
       <w:br/>
       <w:br/>
     </w:r>

--- a/tillsyn/A 1095-2026 tillsynsbegäran.docx
+++ b/tillsyn/A 1095-2026 tillsynsbegäran.docx
@@ -1200,7 +1200,7 @@
     <w:r>
       <w:tab/>
       <w:tab/>
-      <w:t>2026-06-16</w:t>
+      <w:t>2026-06-17</w:t>
       <w:br/>
       <w:br/>
     </w:r>

--- a/tillsyn/A 1095-2026 tillsynsbegäran.docx
+++ b/tillsyn/A 1095-2026 tillsynsbegäran.docx
@@ -1,6 +1,6 @@
 
 <file path=word/document.xml><?xml version="1.0" encoding="utf-8"?>
-<w:document xmlns:wpc="http://schemas.microsoft.com/office/word/2010/wordprocessingCanvas" xmlns:cx="http://schemas.microsoft.com/office/drawing/2014/chartex" xmlns:cx1="http://schemas.microsoft.com/office/drawing/2015/9/8/chartex" xmlns:cx2="http://schemas.microsoft.com/office/drawing/2015/10/21/chartex" xmlns:cx3="http://schemas.microsoft.com/office/drawing/2016/5/9/chartex" xmlns:cx4="http://schemas.microsoft.com/office/drawing/2016/5/10/chartex" xmlns:cx5="http://schemas.microsoft.com/office/drawing/2016/5/11/chartex" xmlns:cx6="http://schemas.microsoft.com/office/drawing/2016/5/12/chartex" xmlns:cx7="http://schemas.microsoft.com/office/drawing/2016/5/13/chartex" xmlns:cx8="http://schemas.microsoft.com/office/drawing/2016/5/14/chartex" xmlns:mc="http://schemas.openxmlformats.org/markup-compatibility/2006" xmlns:aink="http://schemas.microsoft.com/office/drawing/2016/ink" xmlns:am3d="http://schemas.microsoft.com/office/drawing/2017/model3d" xmlns:o="urn:schemas-microsoft-com:office:office" xmlns:oel="http://schemas.microsoft.com/office/2019/extlst" xmlns:r="http://schemas.openxmlformats.org/officeDocument/2006/relationships" xmlns:m="http://schemas.openxmlformats.org/officeDocument/2006/math" xmlns:v="urn:schemas-microsoft-com:vml" xmlns:wp14="http://schemas.microsoft.com/office/word/2010/wordprocessingDrawing" xmlns:wp="http://schemas.openxmlformats.org/drawingml/2006/wordprocessingDrawing" xmlns:w10="urn:schemas-microsoft-com:office:word" xmlns:w="http://schemas.openxmlformats.org/wordprocessingml/2006/main" xmlns:w14="http://schemas.microsoft.com/office/word/2010/wordml" xmlns:w15="http://schemas.microsoft.com/office/word/2012/wordml" xmlns:w16cex="http://schemas.microsoft.com/office/word/2018/wordml/cex" xmlns:w16cid="http://schemas.microsoft.com/office/word/2016/wordml/cid" xmlns:w16="http://schemas.microsoft.com/office/word/2018/wordml" xmlns:w16sdtdh="http://schemas.microsoft.com/office/word/2020/wordml/sdtdatahash" xmlns:w16se="http://schemas.microsoft.com/office/word/2015/wordml/symex" xmlns:wpg="http://schemas.microsoft.com/office/word/2010/wordprocessingGroup" xmlns:wpi="http://schemas.microsoft.com/office/word/2010/wordprocessingInk" xmlns:wne="http://schemas.microsoft.com/office/word/2006/wordml" xmlns:wps="http://schemas.microsoft.com/office/word/2010/wordprocessingShape" mc:Ignorable="w14 w15 w16se w16cid w16 w16cex w16sdtdh wp14">
+<w:document xmlns:wpc="http://schemas.microsoft.com/office/word/2010/wordprocessingCanvas" xmlns:cx="http://schemas.microsoft.com/office/drawing/2014/chartex" xmlns:cx1="http://schemas.microsoft.com/office/drawing/2015/9/8/chartex" xmlns:cx2="http://schemas.microsoft.com/office/drawing/2015/10/21/chartex" xmlns:cx3="http://schemas.microsoft.com/office/drawing/2016/5/9/chartex" xmlns:cx4="http://schemas.microsoft.com/office/drawing/2016/5/10/chartex" xmlns:cx5="http://schemas.microsoft.com/office/drawing/2016/5/11/chartex" xmlns:cx6="http://schemas.microsoft.com/office/drawing/2016/5/12/chartex" xmlns:cx7="http://schemas.microsoft.com/office/drawing/2016/5/13/chartex" xmlns:cx8="http://schemas.microsoft.com/office/drawing/2016/5/14/chartex" xmlns:mc="http://schemas.openxmlformats.org/markup-compatibility/2006" xmlns:aink="http://schemas.microsoft.com/office/drawing/2016/ink" xmlns:am3d="http://schemas.microsoft.com/office/drawing/2017/model3d" xmlns:o="urn:schemas-microsoft-com:office:office" xmlns:oel="http://schemas.microsoft.com/office/2019/extlst" xmlns:r="http://schemas.openxmlformats.org/officeDocument/2006/relationships" xmlns:m="http://schemas.openxmlformats.org/officeDocument/2006/math" xmlns:v="urn:schemas-microsoft-com:vml" xmlns:wp14="http://schemas.microsoft.com/office/word/2010/wordprocessingDrawing" xmlns:wp="http://schemas.openxmlformats.org/drawingml/2006/wordprocessingDrawing" xmlns:w10="urn:schemas-microsoft-com:office:word" xmlns:w="http://schemas.openxmlformats.org/wordprocessingml/2006/main" xmlns:w14="http://schemas.microsoft.com/office/word/2010/wordml" xmlns:w15="http://schemas.microsoft.com/office/word/2012/wordml" xmlns:w16cex="http://schemas.microsoft.com/office/word/2018/wordml/cex" xmlns:w16cid="http://schemas.microsoft.com/office/word/2016/wordml/cid" xmlns:w16="http://schemas.microsoft.com/office/word/2018/wordml" xmlns:w16du="http://schemas.microsoft.com/office/word/2023/wordml/word16du" xmlns:w16sdtdh="http://schemas.microsoft.com/office/word/2020/wordml/sdtdatahash" xmlns:w16sdtfl="http://schemas.microsoft.com/office/word/2024/wordml/sdtformatlock" xmlns:w16se="http://schemas.microsoft.com/office/word/2015/wordml/symex" xmlns:wpg="http://schemas.microsoft.com/office/word/2010/wordprocessingGroup" xmlns:wpi="http://schemas.microsoft.com/office/word/2010/wordprocessingInk" xmlns:wne="http://schemas.microsoft.com/office/word/2006/wordml" xmlns:wps="http://schemas.microsoft.com/office/word/2010/wordprocessingShape" mc:Ignorable="w14 w15 w16se w16cid w16 w16cex w16sdtdh w16sdtfl w16du wp14">
   <w:body>
     <w:p>
       <w:pPr>
@@ -12,35 +12,10 @@
     </w:p>
     <w:p>
       <w:r>
-        <w:t>Detta dokument behandlar höga naturvärden i avverkningsanmälan A 1095-2026 i Skellefteå kommun. Denna avverkningsanmälan inkom 2026-01-08 15:55:08 och omfattar 7,6 ha.</w:t>
-      </w:r>
-    </w:p>
-    <w:p>
-      <w:r>
-        <w:t>Vi begär härmed att Skogsstyrelsen fattar beslut enligt miljöbalken som säkerställer att skogens höga naturvärden bevaras samt säkerställer att EU-lagstiftning efterlevs och att artskyddsbrott förhindras. Vi önskar även ta del av de ställningstaganden och beslut som myndigheterna meddelar till följd av aktuell avverkningsanmälan och föreningens inlaga (se 34 § förvaltningslagen).</w:t>
-      </w:r>
-    </w:p>
-    <w:p>
-      <w:r>
-        <w:t>Nedan beskrivs fynd av naturvårdsarter och fridlysta arter som gjorts i det avverkningsanmälda området. I BILAGA 1 finns artfakta om fridlysta och rödlistade arter.</w:t>
-      </w:r>
-    </w:p>
-    <w:p>
-      <w:pPr>
-        <w:pStyle w:val="Heading1"/>
-      </w:pPr>
-      <w:r>
-        <w:t>Naturvårdsarter</w:t>
-      </w:r>
-    </w:p>
-    <w:p>
-      <w:r>
-        <w:t>I avverkningsanmälan har följande 8 naturvårdsarter hittats: knärot (VU, §8), rynkskinn (VU), garnlav (NT), lunglav (NT), spillkråka (NT, §4), tretåig hackspett (NT, §4), ullticka (NT) och violettgrå tagellav (NT). Av dessa är 8 rödlistade. För rödlistade arter har rödlistekategorin angivits inom parentes. För fridlysta arter anges även paragrafen i Artskyddsförordningen som arten är fridlyst enligt.</w:t>
-      </w:r>
-    </w:p>
-    <w:p>
-      <w:r>
-        <w:t>De påträffade naturvårdsarterna är ett tydligt kvitto på att detta rör sig om en skog med höga naturvärden. I Figur 1 visas en karta över det avverkningsanmälda området, där samtliga fyndplatser för naturvårdsarter som finns registrerade på Artportalen har markerats.</w:t>
+        <w:t>Detta dokument behandlar höga naturvärden i avverkningsanmälan A 1095-2026 i Skellefteå kommun som inkom 2026-01-08 och omfattar 7,6 ha.</w:t>
+      </w:r>
+      <w:r>
+        <w:t xml:space="preserve"> I Figur 1 visas fyndplatser för naturvårdsarter i området, som finns registrerade på Artportalen.</w:t>
       </w:r>
     </w:p>
     <w:p>
@@ -50,7 +25,7 @@
       <w:r>
         <w:drawing>
           <wp:inline xmlns:a="http://schemas.openxmlformats.org/drawingml/2006/main" xmlns:pic="http://schemas.openxmlformats.org/drawingml/2006/picture">
-            <wp:extent cx="5486400" cy="2880900"/>
+            <wp:extent cx="5486400" cy="3921551"/>
             <wp:docPr id="1" name="Picture 1"/>
             <wp:cNvGraphicFramePr>
               <a:graphicFrameLocks noChangeAspect="1"/>
@@ -71,7 +46,7 @@
                   <pic:spPr>
                     <a:xfrm>
                       <a:off x="0" y="0"/>
-                      <a:ext cx="5486400" cy="2880900"/>
+                      <a:ext cx="5486400" cy="3921551"/>
                     </a:xfrm>
                     <a:prstGeom prst="rect"/>
                   </pic:spPr>
@@ -85,199 +60,30 @@
     <w:p>
       <w:pPr>
         <w:pStyle w:val="Caption"/>
+        <w:spacing w:after="240"/>
       </w:pPr>
       <w:r>
-        <w:t>Figur 1. Fyndplatser för naturvårdsarter i det avverkningsanmälda området (röd linje). Markörer utan svart kant är placerade på fyndplatsen. Markörer med svart kant är placerade vid sidan av fyndplatsen och har ett svart streck som visar fyndplatsens exakta position. Kartans mittpunktskoordinat är N 7176201, E 758062 i SWEREF 99 TM.</w:t>
+        <w:t>Figur 1. Fyndplatser för naturvårdsarter i avverkningsanmälan (röd linje). Inom parentes anges rödlistekategorier, S för signalarter, Tför typiska arter och fridlysningsparagrafer i artskyddsförordningen.Markörer utan svart kant är placerade på fyndplatsen. Markörer med svart kant är placerade vid sidan av fyndplatsen och har ett svart streck som visar fyndplatsens exakta position. Kartans mittpunktskoordinat är N 7176201, E 758062 i SWEREF 99 TM.</w:t>
       </w:r>
     </w:p>
     <w:p>
       <w:r>
-        <w:rPr>
-          <w:b/>
-        </w:rPr>
-        <w:t>Garnlav (VU)</w:t>
-      </w:r>
-      <w:r>
-        <w:t xml:space="preserve"> är en utpräglad barrskogsart som ibland kan drapera träden i norrländska grannaturskogar med hög luftfuktighet. Den förekommer även i talldominerade bestånd där den, förutom i trädens grenverk, påträffas hängande över ojämnheter i tallbarken. Arten har minskat starkt i södra och mellersta Sverige och den minskar även i sitt nordliga utbredningsområde. Minskningstakten uppgår till 30 (20–50) % inom 50 år och överstiger gränsvärdet för Sårbar (VU). Orsaken till tillbakagången beror främst på slutavverkningar av naturskogsartade skogar. Bestånd med riklig förekomst bör regelmässigt sparas, vilket även gynnar flera andra sällsynta och rödlistade arter. Garnlav är värdväxt för den mycket sällsynta och akut hotade fjärilen barrskogslavfly (CR) som hör hemma i boreala barrskogar med riklig förekomst av värdväxten. Tidigare kunde arten konstateras årligen på flera platser vid Dala-Floda i Dalarna innan lokalerna kalavverkades. Senaste fyndet i landet av barrskogslavfly är från år 2000 då den påträffades vid Högberget i Sollefteå kommun. Garnlav är typisk art för </w:t>
-      </w:r>
-      <w:r>
-        <w:rPr>
-          <w:i/>
-        </w:rPr>
-        <w:t xml:space="preserve">9010 Taiga </w:t>
-      </w:r>
-      <w:r>
-        <w:t>och</w:t>
-      </w:r>
-      <w:r>
-        <w:rPr>
-          <w:i/>
-        </w:rPr>
-        <w:t xml:space="preserve"> 9070 Trädklädd betesmark</w:t>
-      </w:r>
-      <w:r>
-        <w:t xml:space="preserve"> (SLU Artdatabanken, 2026).</w:t>
+        <w:t>Vi begär härmed att Skogsstyrelsen fattar beslut enligt miljöbalken som säkerställer att skogens höga naturvärden bevaras samt att EU-lagstiftning efterlevs och att artskyddsbrott förhindras.</w:t>
       </w:r>
     </w:p>
     <w:p>
       <w:r>
-        <w:rPr>
-          <w:b/>
-        </w:rPr>
-        <w:t>Lunglav (NT)</w:t>
-      </w:r>
-      <w:r>
-        <w:t xml:space="preserve"> är en av vårt lands främsta signalarter som överallt indikerar gamla lövträd, skogsbestånd med höga naturvärden och ekosystem med långskoglig kontinuitet. Lokalt kan förekomsten vara mycket riklig men den hittas nästan enbart i gamla och ej slutavverkade skogar. Artens samtliga förekomster bör uppmärksammas från naturvårdssynpunkt, då många lokaler även hyser andra ovanliga och rödlistade arter. Rikliga förekomster bör skyddas med biotopskydd, frivilliga avsättningar eller reservat. På lunglav kan de sällsynta lavparasiterna lunglavshårprick (CR), </w:t>
-      </w:r>
-      <w:r>
-        <w:rPr>
-          <w:i/>
-        </w:rPr>
-        <w:t>Abrothallus diederichii</w:t>
-      </w:r>
-      <w:r>
-        <w:t xml:space="preserve"> (VU), </w:t>
-      </w:r>
-      <w:r>
-        <w:rPr>
-          <w:i/>
-        </w:rPr>
-        <w:t>Abrothallus lobariae</w:t>
-      </w:r>
-      <w:r>
-        <w:t xml:space="preserve"> (VU), </w:t>
-      </w:r>
-      <w:r>
-        <w:rPr>
-          <w:i/>
-        </w:rPr>
-        <w:t>Calycina lobariae</w:t>
-      </w:r>
-      <w:r>
-        <w:t xml:space="preserve"> (VU), lunglavsknapp (VU) och skrovelmössing (VU) påträffas. Lunglav är typisk art för </w:t>
-      </w:r>
-      <w:r>
-        <w:rPr>
-          <w:i/>
-        </w:rPr>
-        <w:t>9010 Taiga, 9020 Nordlig ädellövskog, 9110 Näringsfattig bokskog, 9130 Näringsrik bokskog, 9160 Näringsrik ekskog, 9180 Ädellövskog i branter, 9190 Näringsfattig ekskog, 9070 Trädklädd betesmark, 9040 Fjällbjörkskog</w:t>
-      </w:r>
-      <w:r>
-        <w:t xml:space="preserve"> och</w:t>
-      </w:r>
-      <w:r>
-        <w:rPr>
-          <w:i/>
-        </w:rPr>
-        <w:t xml:space="preserve"> 6530 Lövängar</w:t>
-      </w:r>
-      <w:r>
-        <w:t xml:space="preserve"> (SLU Artdatabanken, 2026; Nitare &amp; Skogsstyrelsen, 2019).</w:t>
+        <w:t>Vi begär vidare att Skogsstyrelsen säkerställer att inga skador eller försämringar av naturtypens bevarandestatus i området tillåts ske. Se Rådets direktiv 92/43/EEG samt ickeförsämringskravet i EU:s naturrestaureringsförordning (EU 2024/1991).</w:t>
       </w:r>
     </w:p>
     <w:p>
       <w:r>
-        <w:rPr>
-          <w:b/>
-        </w:rPr>
-        <w:t>Rynkskinn (NT)</w:t>
-      </w:r>
-      <w:r>
-        <w:t xml:space="preserve"> är en vednedbrytare som växer på grova granlågor och ingår i en karaktäristisk association av vedsvampar knutna till urskogsartade barrskogar. Den har klassificerats som en “urskogsindikator” och är placerad i toppen av Skogsstyrelsens värdepyramid för bedömning av skog med höga naturvärden. Allt tyder på att rynkskinn är mycket känslig för skogliga ingrepp och lokalerna, som oftast har höga biologiska kvaliteter, bör lämnas till fri utveckling. Rynkskinn är typisk art för </w:t>
-      </w:r>
-      <w:r>
-        <w:rPr>
-          <w:i/>
-        </w:rPr>
-        <w:t xml:space="preserve">9010 Taiga, 9050 Näringsrik granskog </w:t>
-      </w:r>
-      <w:r>
-        <w:t>och</w:t>
-      </w:r>
-      <w:r>
-        <w:rPr>
-          <w:i/>
-        </w:rPr>
-        <w:t xml:space="preserve"> 9030 Landhöjningsskog</w:t>
-      </w:r>
-      <w:r>
-        <w:t xml:space="preserve"> (Nitare &amp; Skogsstyrelsen, 2019; SLU Artdatabanken, 2026).</w:t>
+        <w:t>Vi önskar även ta del av de ställningstaganden och beslut som myndigheten meddelar till följd av aktuell avverkningsanmälan och föreningens inlaga (se 34 § förvaltningslagen).</w:t>
       </w:r>
     </w:p>
     <w:p>
       <w:r>
-        <w:rPr>
-          <w:b/>
-        </w:rPr>
-        <w:t>Ullticka (NT)</w:t>
-      </w:r>
-      <w:r>
-        <w:t xml:space="preserve"> är knuten till restbestånd av barrnaturskog och förekommer med ett tydligt optimum i orörda eller måttligt påverkade gamla granskogar där det föreligger viss kontinuitet av grov död ved. Ullticka är en bra signalart inom hela sitt utbredningsområde och i södra Sverige är den sällsynt och en god signalart för skyddsvärda granskogsmiljöer. Den hotas av avverkning och fragmentering av naturskog och äldre granskog med lång trädkontinuitet. På ullticka kan ibland ulltickeporing (VU) påträffas - det är en sällsynt ticka som nyligen delats upp i de tre olika arterna ulltickeporing </w:t>
-      </w:r>
-      <w:r>
-        <w:rPr>
-          <w:i/>
-        </w:rPr>
-        <w:t xml:space="preserve">Skeletocutis brevispora </w:t>
-      </w:r>
-      <w:r>
-        <w:t>(VU)</w:t>
-      </w:r>
-      <w:r>
-        <w:rPr>
-          <w:i/>
-        </w:rPr>
-        <w:t>, Skeletocutis delicata</w:t>
-      </w:r>
-      <w:r>
-        <w:t xml:space="preserve"> (VU)</w:t>
-      </w:r>
-      <w:r>
-        <w:rPr>
-          <w:i/>
-        </w:rPr>
-        <w:t xml:space="preserve"> och Skeletocutis exilis</w:t>
-      </w:r>
-      <w:r>
-        <w:t xml:space="preserve"> (NT). Ullticka är typisk art för </w:t>
-      </w:r>
-      <w:r>
-        <w:rPr>
-          <w:i/>
-        </w:rPr>
-        <w:t xml:space="preserve">9010 Taiga, 9050 Näringsrik granskog </w:t>
-      </w:r>
-      <w:r>
-        <w:t xml:space="preserve">och </w:t>
-      </w:r>
-      <w:r>
-        <w:rPr>
-          <w:i/>
-        </w:rPr>
-        <w:t>9030 Landhöjningsskog</w:t>
-      </w:r>
-      <w:r>
-        <w:t xml:space="preserve"> (SLU Artdatabanken, 2026; Nitare &amp; Skogsstyrelsen, 2019; Miettinen &amp; Niemelä, 2018).</w:t>
-      </w:r>
-    </w:p>
-    <w:p>
-      <w:r>
-        <w:rPr>
-          <w:b/>
-        </w:rPr>
-        <w:t>Violettgrå tagellav (NT)</w:t>
-      </w:r>
-      <w:r>
-        <w:t xml:space="preserve"> växer nästan uteslutande i gamla olikåldriga barrnaturskogar med lång skoglig kontinuitet och är en utmärkt signal på skog med höga naturvärden. Slutavverkning av tidigare aldrig slutavverkad skog (kontinuitetsskog) är det största hotet. Biotopen nyskapas i begränsad omfattning och barrskog äldre än 160 år, där den violettgrå tagellaven huvudsakligen påträffas har minskat med 50% de senaste 50 åren. Lågproduktiv skogsmark där laven förekommer bör undantas från skogsbruk och rika förekomster i äldre granskog bör skyddas. Arten är känslig för uttorkning och det är väsentligt att tillräckligt stora bestånd avsätts. Violettgrå tagellav är typisk art för </w:t>
-      </w:r>
-      <w:r>
-        <w:rPr>
-          <w:i/>
-        </w:rPr>
-        <w:t>9010 Taiga</w:t>
-      </w:r>
-      <w:r>
-        <w:t xml:space="preserve"> (SLU Artdatabanken, 2024; Nitare &amp; Skogsstyrelsen, 2019).</w:t>
+        <w:t>Nedan beskrivs fynd av naturvårdsarter och fridlysta arter som gjorts i det avverkningsanmälda området. I BILAGA 1 finns artfakta om fridlysta och rödlistade arter.</w:t>
       </w:r>
     </w:p>
     <w:p>
@@ -285,12 +91,30 @@
         <w:pStyle w:val="Heading1"/>
       </w:pPr>
       <w:r>
-        <w:t>Fridlysta arter</w:t>
+        <w:t>Naturvårdsarter</w:t>
       </w:r>
     </w:p>
     <w:p>
       <w:r>
-        <w:t>Följande fridlysta arter har sina livsmiljöer och växtplatser i den avverkningsanmälda skogen: knärot (VU, §8), spillkråka (NT, §4) och tretåig hackspett (NT, §4).</w:t>
+        <w:t>I avverkningsanmälan har följande 8 naturvårdsarter hittats: garnlav (VU, T), knärot (VU, T, §8), lunglav (NT, T), rynkskinn (NT, T), tretåig hackspett (NT, T, §4), ullticka (NT, T), violettgrå tagellav (NT, T) och spillkråka (T, §4). Av dessa är 7 rödlistade. För rödlistade arter har rödlistekategorin angivits inom parentes. Typiska arter inom Natura 2000 som är kopplade till skogsekosystem har markerats med (T). För fridlysta arter anges även paragrafen i Artskyddsförordningen som arten är fridlyst enligt.</w:t>
+      </w:r>
+    </w:p>
+    <w:p>
+      <w:r>
+        <w:t>De påträffade naturvårdsarterna är ett tydligt kvitto på att det rör sig om en skog med höga naturvärden.</w:t>
+      </w:r>
+    </w:p>
+    <w:p>
+      <w:pPr>
+        <w:pStyle w:val="Heading2"/>
+      </w:pPr>
+      <w:r>
+        <w:t>Fridlysta arter</w:t>
+      </w:r>
+    </w:p>
+    <w:p>
+      <w:r>
+        <w:t>Följande fridlysta arter har sina livsmiljöer och växtplatser i den avverkningsanmälda skogen: knärot (VU, T, §8), tretåig hackspett (NT, T, §4) och spillkråka (T, §4).</w:t>
       </w:r>
     </w:p>
     <w:p>
@@ -333,7 +157,7 @@
         <w:t xml:space="preserve"> 9050 Näringsrik granskog</w:t>
       </w:r>
       <w:r>
-        <w:t xml:space="preserve">, rödlistad som sårbar och fridlyst enligt 8§ artskyddsförordningen. En nyligen genomförd analys av 79 floraväktarlokaler indikerar att det behövs någonstans mellan 100 och 150 meters skyddszon för att en knärotspopulation inte ska dö ut på lång sikt (Sebestyén &amp; Sundberg, 2025). Detta ligger väl i linje med tidigare genomförda studier som visar att det krävs väl tilltagna buffertzoner för att knäroten inte ska ta skada av skogsbruksåtgärder i intilliggande skog (Johnson, 2014; Koelmeijer m.fl., 2022; Skogsstyrelsen, 2022). Arten är även känslig för gallring vilket framgår av Skogsstyrelsens egen vägledning för hänsyn till knärot (Skogsstyrelsen, 2022). För rika förekomster av knärot är reservatsbildning eller biotopskydd lämpliga åtgärder för att skydda den. På knärot kan den sällsynta rostsvampen </w:t>
+        <w:t xml:space="preserve">, rödlistad som sårbar och fridlyst enligt 8§ artskyddsförordningen. En nyligen genomförd analys av 79 floraväktarlokaler indikerar att det behövs någonstans mellan 100 och 150 meters skyddszon för att en knärotspopulation inte ska dö ut på lång sikt (Sebestyén &amp; Sundberg, 2025). Detta ligger väl i linje med tidigare genomförda studier som visar att det krävs väl tilltagna buffertzoner för att knäroten inte ska ta skada av skogsbruksåtgärder i intilliggande skog (Johnson, 2014; Koelmeijer m.fl., 2022; Skogsstyrelsen, 2022). Arten är även känslig för gallring vilket framgår av Skogsstyrelsens egen vägledning för hänsyn till knärot (Skogsstyrelsen, 2022). Ytterligare en studie visar på den starka korrelationen mellan minskande arealer kontinuitetsskog och lokal utdöenderisk. Knäroten uppvisade en mycket låg koloniseringsgrad (0,7 % över 10 år) i kombination med hög lokal utrotningsrisk (75,2 %), där utrotningssannolikheten ökade kraftigt när arealen kontinuitetsskog minskade mellan undersökningar, t.ex. på grund av kalhyggesbruk (Johansson et al., 2026). För rika förekomster av knärot är reservatsbildning eller biotopskydd lämpliga åtgärder för att skydda den. På knärot kan den sällsynta rostsvampen </w:t>
       </w:r>
       <w:r>
         <w:rPr>
@@ -366,7 +190,7 @@
       <w:r>
         <w:drawing>
           <wp:inline xmlns:a="http://schemas.openxmlformats.org/drawingml/2006/main" xmlns:pic="http://schemas.openxmlformats.org/drawingml/2006/picture">
-            <wp:extent cx="5486400" cy="3258854"/>
+            <wp:extent cx="5486400" cy="3676454"/>
             <wp:docPr id="2" name="Picture 2"/>
             <wp:cNvGraphicFramePr>
               <a:graphicFrameLocks noChangeAspect="1"/>
@@ -387,7 +211,7 @@
                   <pic:spPr>
                     <a:xfrm>
                       <a:off x="0" y="0"/>
-                      <a:ext cx="5486400" cy="3258854"/>
+                      <a:ext cx="5486400" cy="3676454"/>
                     </a:xfrm>
                     <a:prstGeom prst="rect"/>
                   </pic:spPr>
@@ -401,183 +225,1082 @@
     <w:p>
       <w:pPr>
         <w:pStyle w:val="Caption"/>
+        <w:spacing w:after="240"/>
       </w:pPr>
       <w:r>
         <w:t>Figur 2. Fyndplatser och buffertzoner för knärot i det avverkningsanmälda området. Endast fyndplatser vars buffertzoner överlappar med det avverkningsanmälda området har tagits med i visualiseringen. Kartans mittpunktskoordinat är N 7176201, E 758062 i SWEREF 99 TM.</w:t>
+      </w:r>
+    </w:p>
+    <w:p>
+      <w:r>
+        <w:rPr>
+          <w:b/>
+        </w:rPr>
+        <w:t>Spillkråka (§4)</w:t>
+      </w:r>
+      <w:r>
+        <w:t xml:space="preserve"> omfattas av bilaga 1 i EU:s fågeldirektiv och är typisk art för </w:t>
+      </w:r>
+      <w:r>
+        <w:rPr>
+          <w:i/>
+        </w:rPr>
+        <w:t xml:space="preserve">9010 Taiga </w:t>
+      </w:r>
+      <w:r>
+        <w:t>och</w:t>
+      </w:r>
+      <w:r>
+        <w:rPr>
+          <w:i/>
+        </w:rPr>
+        <w:t xml:space="preserve"> 9740 Skogsbevuxen myr</w:t>
+      </w:r>
+      <w:r>
+        <w:t>. Den behöver grova träd, främst tall, asp och bok som boträd. Skogsbruk med korta omloppstider och täta, homogena ungskogar utgör det största hotet. Spillkråka är en nyckelart i skogliga miljöer vars övergivna bohål utnyttjas av flera andra hålhäckande fågelarter och fladdermöss, däribland pärluggla (EN, §4), knipa (§4), salskrake (§4) och skogsduva (§4). Hökuggla (VU, §4) och slaguggla (§4) häckar ofta i högstubbar som brutits av i höjd med ett gammalt spillkråkebo (SLU Artdatabanken, 2026; Skogsstyrelsen, 2016).</w:t>
+      </w:r>
+    </w:p>
+    <w:p>
+      <w:r>
+        <w:rPr>
+          <w:b/>
+        </w:rPr>
+        <w:t>Tretåig hackspett (NT, §4)</w:t>
+      </w:r>
+      <w:r>
+        <w:t xml:space="preserve"> är rödlistad som nära hotad och ingår i bilaga 1 i EU:s fågeldirektiv. Tretåig hackspett är för sin överlevnad beroende av kontinuerlig tillförsel av äldre döende och död ved, som sker genom naturliga självgallringsprocesser i äldre grannaturskogar och barrblandade naturskogar. Om en skog genom skogsbruk gallras eller glesas ur så upphör och uteblir i stort sett den naturliga självgallringsprocessen för mycket lång tid framöver vilket omöjliggör upprätthållandet av den kontinuerliga ekologiska funktionen i ett område. Det finns studier som visar att naturskogens självgallringsprocess som den tretåiga hackspetten är beroende av, inte kan ersättas med efterlämnad hänsyn i skogsbruket (Imbeau &amp; Desrochers, 2002). Storleken på häckningsreviret varierar med skogstypen, förekomsten av död ved och graden av fragmentering, men är i allmänhet i storleksordningen 25–100 hektar. Vintertid krävs ofta betydligt större områden och det finns studier som antyder att arten behöver minst 100 hektar äldre skog. I områden med låg bonitet kan det behövas över 200 hektar lämpligt habitat för att ett par ska kunna reproducera sig. Områden med dokumenterad permanent förekomst i naturskogsmiljöer har vanligen så stora naturvärden att skogsbruk är olämpligt. Tretåig hackspett är typisk art för </w:t>
+      </w:r>
+      <w:r>
+        <w:rPr>
+          <w:i/>
+        </w:rPr>
+        <w:t xml:space="preserve">9010 Taiga, 9740 Skogsbevuxen myr, 9030 Landhöjningsskog </w:t>
+      </w:r>
+      <w:r>
+        <w:t xml:space="preserve">och </w:t>
+      </w:r>
+      <w:r>
+        <w:rPr>
+          <w:i/>
+        </w:rPr>
+        <w:t>9040 Fjällbjörkskog</w:t>
+      </w:r>
+      <w:r>
+        <w:t xml:space="preserve"> (Skogsstyrelsen, 2016; SLU Artdatabanken, 2024).</w:t>
+      </w:r>
+    </w:p>
+    <w:p>
+      <w:r>
+        <w:t>I BILAGA 1 finns mer detaljerad information om ekologi samt krav på livsmiljö hos fridlysta arter.</w:t>
+      </w:r>
+    </w:p>
+    <w:p>
+      <w:pPr>
+        <w:pStyle w:val="Heading2"/>
+      </w:pPr>
+      <w:r>
+        <w:t>Övriga naturvårdsarter</w:t>
+      </w:r>
+    </w:p>
+    <w:p>
+      <w:r>
+        <w:rPr>
+          <w:b/>
+        </w:rPr>
+        <w:t>Garnlav (VU)</w:t>
+      </w:r>
+      <w:r>
+        <w:t xml:space="preserve"> är en utpräglad barrskogsart som ibland kan drapera träden i norrländska grannaturskogar med hög luftfuktighet. Den förekommer även i talldominerade bestånd där den, förutom i trädens grenverk, påträffas hängande över ojämnheter i tallbarken. Arten har minskat starkt i södra och mellersta Sverige och den minskar även i sitt nordliga utbredningsområde. Minskningstakten uppgår till 30 (20–50) % inom 50 år och överstiger gränsvärdet för Sårbar (VU). Orsaken till tillbakagången beror främst på slutavverkningar av naturskogsartade skogar. Bestånd med riklig förekomst bör regelmässigt sparas, vilket även gynnar flera andra sällsynta och rödlistade arter. Garnlav är värdväxt för den mycket sällsynta och akut hotade fjärilen barrskogslavfly (CR) som hör hemma i boreala barrskogar med riklig förekomst av värdväxten. Tidigare kunde arten konstateras årligen på flera platser vid Dala-Floda i Dalarna innan lokalerna kalavverkades. Senaste fyndet i landet av barrskogslavfly är från år 2000 då den påträffades vid Högberget i Sollefteå kommun. Garnlav är typisk art för </w:t>
+      </w:r>
+      <w:r>
+        <w:rPr>
+          <w:i/>
+        </w:rPr>
+        <w:t xml:space="preserve">9010 Taiga </w:t>
+      </w:r>
+      <w:r>
+        <w:t>och</w:t>
+      </w:r>
+      <w:r>
+        <w:rPr>
+          <w:i/>
+        </w:rPr>
+        <w:t xml:space="preserve"> 9070 Trädklädd betesmark</w:t>
+      </w:r>
+      <w:r>
+        <w:t xml:space="preserve"> (SLU Artdatabanken, 2026).</w:t>
+      </w:r>
+    </w:p>
+    <w:p>
+      <w:r>
+        <w:rPr>
+          <w:b/>
+        </w:rPr>
+        <w:t>Lunglav (NT)</w:t>
+      </w:r>
+      <w:r>
+        <w:t xml:space="preserve"> är en av vårt lands främsta signalarter som överallt indikerar gamla lövträd, skogsbestånd med höga naturvärden och ekosystem med långskoglig kontinuitet. Lokalt kan förekomsten vara mycket riklig men den hittas nästan enbart i gamla och ej slutavverkade skogar. Artens samtliga förekomster bör uppmärksammas från naturvårdssynpunkt, då många lokaler även hyser andra ovanliga och rödlistade arter. Rikliga förekomster bör skyddas med biotopskydd, frivilliga avsättningar eller reservat. På lunglav kan de sällsynta lavparasiterna lunglavshårprick (CR), </w:t>
+      </w:r>
+      <w:r>
+        <w:rPr>
+          <w:i/>
+        </w:rPr>
+        <w:t>Abrothallus diederichii</w:t>
+      </w:r>
+      <w:r>
+        <w:t xml:space="preserve"> (VU), </w:t>
+      </w:r>
+      <w:r>
+        <w:rPr>
+          <w:i/>
+        </w:rPr>
+        <w:t>Abrothallus lobariae</w:t>
+      </w:r>
+      <w:r>
+        <w:t xml:space="preserve"> (VU), </w:t>
+      </w:r>
+      <w:r>
+        <w:rPr>
+          <w:i/>
+        </w:rPr>
+        <w:t>Calycina lobariae</w:t>
+      </w:r>
+      <w:r>
+        <w:t xml:space="preserve"> (VU), lunglavsknapp (VU) och skrovelmössing (VU) påträffas. Lunglav är typisk art för </w:t>
+      </w:r>
+      <w:r>
+        <w:rPr>
+          <w:i/>
+        </w:rPr>
+        <w:t>9010 Taiga, 9020 Nordlig ädellövskog, 9110 Näringsfattig bokskog, 9130 Näringsrik bokskog, 9160 Näringsrik ekskog, 9180 Ädellövskog i branter, 9190 Näringsfattig ekskog, 9070 Trädklädd betesmark, 9040 Fjällbjörkskog</w:t>
+      </w:r>
+      <w:r>
+        <w:t xml:space="preserve"> och</w:t>
+      </w:r>
+      <w:r>
+        <w:rPr>
+          <w:i/>
+        </w:rPr>
+        <w:t xml:space="preserve"> 6530 Lövängar</w:t>
+      </w:r>
+      <w:r>
+        <w:t xml:space="preserve"> (SLU Artdatabanken, 2026; Nitare &amp; Skogsstyrelsen, 2019).</w:t>
+      </w:r>
+    </w:p>
+    <w:p>
+      <w:r>
+        <w:rPr>
+          <w:b/>
+        </w:rPr>
+        <w:t>Rynkskinn (NT)</w:t>
+      </w:r>
+      <w:r>
+        <w:t xml:space="preserve"> är en vednedbrytare som växer på grova granlågor och ingår i en karaktäristisk association av vedsvampar knutna till urskogsartade barrskogar. Den har klassificerats som en “urskogsindikator” och är placerad i toppen av Skogsstyrelsens värdepyramid för bedömning av skog med höga naturvärden. Allt tyder på att rynkskinn är mycket känslig för skogliga ingrepp och lokalerna, som oftast har höga biologiska kvaliteter, bör lämnas till fri utveckling. Rynkskinn är typisk art för </w:t>
+      </w:r>
+      <w:r>
+        <w:rPr>
+          <w:i/>
+        </w:rPr>
+        <w:t xml:space="preserve">9010 Taiga, 9050 Näringsrik granskog </w:t>
+      </w:r>
+      <w:r>
+        <w:t>och</w:t>
+      </w:r>
+      <w:r>
+        <w:rPr>
+          <w:i/>
+        </w:rPr>
+        <w:t xml:space="preserve"> 9030 Landhöjningsskog</w:t>
+      </w:r>
+      <w:r>
+        <w:t xml:space="preserve"> (Nitare &amp; Skogsstyrelsen, 2019; SLU Artdatabanken, 2026).</w:t>
+      </w:r>
+    </w:p>
+    <w:p>
+      <w:r>
+        <w:rPr>
+          <w:b/>
+        </w:rPr>
+        <w:t>Ullticka (NT)</w:t>
+      </w:r>
+      <w:r>
+        <w:t xml:space="preserve"> är knuten till restbestånd av barrnaturskog och förekommer med ett tydligt optimum i orörda eller måttligt påverkade gamla granskogar där det föreligger viss kontinuitet av grov död ved. Ullticka är en bra signalart inom hela sitt utbredningsområde och i södra Sverige är den sällsynt och en god signalart för skyddsvärda granskogsmiljöer. Den hotas av avverkning och fragmentering av naturskog och äldre granskog med lång trädkontinuitet. På ullticka kan ibland ulltickeporing (VU) påträffas - det är en sällsynt ticka som nyligen delats upp i de tre olika arterna ulltickeporing </w:t>
+      </w:r>
+      <w:r>
+        <w:rPr>
+          <w:i/>
+        </w:rPr>
+        <w:t xml:space="preserve">Skeletocutis brevispora </w:t>
+      </w:r>
+      <w:r>
+        <w:t>(VU)</w:t>
+      </w:r>
+      <w:r>
+        <w:rPr>
+          <w:i/>
+        </w:rPr>
+        <w:t>, Skeletocutis delicata</w:t>
+      </w:r>
+      <w:r>
+        <w:t xml:space="preserve"> (VU)</w:t>
+      </w:r>
+      <w:r>
+        <w:rPr>
+          <w:i/>
+        </w:rPr>
+        <w:t xml:space="preserve"> och Skeletocutis exilis</w:t>
+      </w:r>
+      <w:r>
+        <w:t xml:space="preserve"> (NT). Ullticka är typisk art för </w:t>
+      </w:r>
+      <w:r>
+        <w:rPr>
+          <w:i/>
+        </w:rPr>
+        <w:t xml:space="preserve">9010 Taiga, 9050 Näringsrik granskog </w:t>
+      </w:r>
+      <w:r>
+        <w:t xml:space="preserve">och </w:t>
+      </w:r>
+      <w:r>
+        <w:rPr>
+          <w:i/>
+        </w:rPr>
+        <w:t>9030 Landhöjningsskog</w:t>
+      </w:r>
+      <w:r>
+        <w:t xml:space="preserve"> (SLU Artdatabanken, 2026; Nitare &amp; Skogsstyrelsen, 2019; Miettinen &amp; Niemelä, 2018).</w:t>
+      </w:r>
+    </w:p>
+    <w:p>
+      <w:r>
+        <w:rPr>
+          <w:b/>
+        </w:rPr>
+        <w:t>Violettgrå tagellav (NT)</w:t>
+      </w:r>
+      <w:r>
+        <w:t xml:space="preserve"> växer nästan uteslutande i gamla olikåldriga barrnaturskogar med lång skoglig kontinuitet och är en utmärkt signal på skog med höga naturvärden. Slutavverkning av tidigare aldrig slutavverkad skog (kontinuitetsskog) är det största hotet. Biotopen nyskapas i begränsad omfattning och barrskog äldre än 160 år, där den violettgrå tagellaven huvudsakligen påträffas har minskat med 50% de senaste 50 åren. Lågproduktiv skogsmark där laven förekommer bör undantas från skogsbruk och rika förekomster i äldre granskog bör skyddas. Arten är känslig för uttorkning och det är väsentligt att tillräckligt stora bestånd avsätts. Violettgrå tagellav är typisk art för </w:t>
+      </w:r>
+      <w:r>
+        <w:rPr>
+          <w:i/>
+        </w:rPr>
+        <w:t>9010 Taiga</w:t>
+      </w:r>
+      <w:r>
+        <w:t xml:space="preserve"> (SLU Artdatabanken, 2024; Nitare &amp; Skogsstyrelsen, 2019).</w:t>
+      </w:r>
+    </w:p>
+    <w:p>
+      <w:pPr>
+        <w:pStyle w:val="Heading1"/>
+      </w:pPr>
+      <w:r>
+        <w:t>Typiska arter och EU:s art- och habitatdirektiv</w:t>
+      </w:r>
+    </w:p>
+    <w:p>
+      <w:r>
+        <w:t>Typiska arter används för att lokalisera områden med gynnsam bevarandestatus för de naturtyper som är listade i EU:s art- och habitatdirektiv. Ett exempel är Västlig taiga (EU-kod 9010) som saknar gynnsam bevarandestatus och minskar starkt som naturtyp i Sverige. Naturvårdsverket skriver i sin vägledning för Västlig taiga att dylika miljöer förutsätter normalt att skogarna skyddas långsiktigt, eftersom skogsbruk inte är förenligt med bevarande av naturtypen i gynnsamt tillstånd (Naturvårdsverket, 2011).</w:t>
+      </w:r>
+    </w:p>
+    <w:p>
+      <w:r>
+        <w:t>Följande typiska arter har sina livsmiljöer och växtplatser i den avverkningsanmälda skogen: garnlav (VU, T), knärot (VU, T, §8), lunglav (NT, T), rynkskinn (NT, T), tretåig hackspett (NT, T, §4), ullticka (NT, T), violettgrå tagellav (NT, T) och spillkråka (T, §4).</w:t>
+      </w:r>
+    </w:p>
+    <w:p>
+      <w:r>
+        <w:t>Enligt Sveriges Artikel 17 rapportering 2013 och 2019 till EU, har naturtypen Västlig taiga (9010) dålig bevarandestatus med negativ trend inom Sveriges boreala region. Skogsbruksåtgärder som avverkning, röjning och gallring pekas ut som några av de främst bidragande orsakerna till naturtypens dåliga status och negativa trend (SLU Artdatabanken, 2019). I EU:s uppföljning av tillståndet för naturtyperna i Skandinavien 2013 – 2018 framgår det att i den boreala regionen är tillståndet så dåligt för Västlig taiga (9010) att habitatet löper allvarlig risk att försvinna regionalt (EEA, 2022). Det allvarliga läget för den biologiska mångfalden i skogen framhålls även i Skogsstyren rapport 2026/07:</w:t>
+      </w:r>
+    </w:p>
+    <w:p>
+      <w:r>
+        <w:rPr>
+          <w:i/>
+        </w:rPr>
+        <w:t>"All avverkning av kända skogliga värdekärnor och sannolika kontinuitetsskogar behöver upphöra för att fylla bristen om 1,56 miljoner hektar bevarad livsmiljötyp. På grund av begränsade kvarvarande arealer av värdekärnor, naturskogar och kontinuitetsskogar leder fortsatt förlust av dessa till en påtaglig risk för långsiktigt negativa effekter för biologisk mångfald i skogslandskapet. Att de återstående arealerna bevaras och ges ett långsiktigt skydd bedöms därför vara av avgörande betydelse."</w:t>
+      </w:r>
+      <w:r>
+        <w:t xml:space="preserve"> (Skogsstyrelsen, 2026).</w:t>
+      </w:r>
+    </w:p>
+    <w:p>
+      <w:r>
+        <w:t>Trots detta har statusen för Västlig taiga ändrats till otillräcklig i stället för dålig i den senaste Artikel 17 rapporteringen 2025. Av Naturvårdsverkets rapport framgår det dock att de ändrade statusbedömningarna jämfört med rapporteringen 2019 inte beror på faktiska miljöförändringar. Ändringarna är av teknisk karaktär och främst en följd av resultaten från genomförda regeringsuppdrag och beslut inför rapporteringen 2025. Det är alltså politisk styrning i stället för faktiska förhållanden i naturen som ändrat på naturtypernas status i rapporteringen, vilket rimmar dåligt med såväl art- och habitatdirektivets syften och mål som med naturrestaureringsförordningen. I praktiken har dock Sveriges nya sätt att rapportera bevarandestatus till EU inte någon betydelse eftersom Naturvårdsverkets rapportering 2025 visar att Västlig taiga</w:t>
+      </w:r>
+      <w:r>
+        <w:rPr>
+          <w:b/>
+        </w:rPr>
+        <w:t xml:space="preserve"> </w:t>
+      </w:r>
+      <w:r>
+        <w:t>inte har gynnsam bevarandestatus.</w:t>
+      </w:r>
+    </w:p>
+    <w:p>
+      <w:r>
+        <w:t>Åtgärder som vidtas i enlighet med art- och habitatdirektivet ska enligt Artikel 2 syfta till att bibehålla eller återställa en gynnsam bevarandestatus hos livsmiljöer samt arter och vilda djur och växter av gemenskapsintresse. Enligt prejudikat från EU-domstolen ska en skogsbruksverksamhet utföras på ett sådant sätt som utgör ett förebyggande och hållbart skogsbruk för att betraktas som förenlig med bevarandekraven i direktivet (se EU-domstolens dom i de förenade målen C 473-19 och C 474-19).</w:t>
+      </w:r>
+    </w:p>
+    <w:p>
+      <w:r>
+        <w:t xml:space="preserve">Av artikel 1.e samma direktiv framgår att en livsmiljös bevarandestatus anses " gynnsam" när — dess naturliga utbredningsområde och de ytor den täcker inom detta område är stabila eller ökande, och — den särskilda struktur och de särskilda funktioner som är nödvändiga för att den skall kunna bibehållas på lång sikt finns, och sannolikt kommer att finnas under en överskådlig framtid, och — bevarandestatusen hos dess </w:t>
+      </w:r>
+      <w:r>
+        <w:rPr>
+          <w:b/>
+        </w:rPr>
+        <w:t>typiska arter</w:t>
+      </w:r>
+      <w:r>
+        <w:t xml:space="preserve"> är gynnsam enligt definitionen i artikel 1.i.</w:t>
+      </w:r>
+    </w:p>
+    <w:p>
+      <w:r>
+        <w:t>EU-direktiv är bindande för EU:s medlemsländer varvid det ankommer på Skogsstyrelsen som nationell tillsynsmyndighet att beakta syftet med EU:s art- och habitatdirektiv vid prövningen av en skogsbruksverksamhet, se Rådets direktiv 92/43/EEG. Se ytterligare information om EU:s livsmiljödirektiv i bilaga 2.</w:t>
+      </w:r>
+    </w:p>
+    <w:p>
+      <w:r>
+        <w:br w:type="page"/>
+      </w:r>
+    </w:p>
+    <w:p>
+      <w:pPr>
+        <w:pStyle w:val="Title"/>
+      </w:pPr>
+      <w:r>
+        <w:t>BILAGA 1 –</w:t>
+        <w:br/>
+        <w:t>Fridlysta och rödlistade arter</w:t>
+      </w:r>
+    </w:p>
+    <w:p>
+      <w:pPr>
+        <w:pStyle w:val="Heading1"/>
+      </w:pPr>
+      <w:r>
+        <w:t>Knärot – ekologi samt krav på livsmiljön</w:t>
+      </w:r>
+    </w:p>
+    <w:p>
+      <w:r>
+        <w:t xml:space="preserve">Knärot är typisk art för </w:t>
+      </w:r>
+      <w:r>
+        <w:rPr>
+          <w:i/>
+        </w:rPr>
+        <w:t xml:space="preserve">9010 Taiga </w:t>
+      </w:r>
+      <w:r>
+        <w:t>och</w:t>
+      </w:r>
+      <w:r>
+        <w:rPr>
+          <w:i/>
+        </w:rPr>
+        <w:t xml:space="preserve"> 9050 Näringsrik granskog</w:t>
+      </w:r>
+      <w:r>
+        <w:t>, fridlyst enligt 8 och 15 §§ artskyddsförordningen och klassad som sårbar (VU) enligt rödlistan 2020. Knärot är beroende av hög och jämn luftfuktighet i gamla, ostörda skogsmiljöer och är känslig för snabba förändringar av ljus-/vindförhållanden eller uttorkning. På grund av ett alltför intensivt skogsbruk har den minskat med 40 (25–50) % under de senaste 60 åren och i framtiden bedöms minskningstakten uppgå till 30 (20–40) %. Till följd av att arten har en dokumenterat högre minskningstakt i förhållande till sin generationstid än vad som tidigare varit känt (data från Riksskogstaxeringen) höjdes den till hotkategori sårbar (VU) i rödlistan 2020 (SLU Artdatabanken, 2024).</w:t>
+      </w:r>
+    </w:p>
+    <w:p>
+      <w:r>
+        <w:t>En analys av 79 floraväktarlokaler åren 1990–2015 vilka återbesökts under 2020–2024 visade på en tydlig negativ påverkan på knärotsförekomster från större hyggen i närområdet (inom 150–200 m) vilket indikerar att kanteffekter har en stor påverkan på populationerna. Resultaten bekräftar knärotens känslighet för kanteffekter och visar vikten av att skydda större skogsbestånd för att bevara arten. Om det blir höga andelar (&gt;30%) hyggen inom 200 meter från en knärotsförekomst så ökar risken för att en knärotspopulation dör ut och det verkar det behövas någonstans mellan 100 och 150 meters skyddszon för att bevara arten på lång sikt (Sebestyén &amp; Sundberg, 2025). Detta stöds även av en studie (Johansson et al, 2026) baserad på data från Riksskogstaxeringen som visar att knäroten minskat med 66 % under perioden 1993–2022 samt att det finns en stark korrelation mellan minskande arealer kontinuitetsskog och lokal utdöenderisk. Knäroten uppvisade en mycket låg koloniseringsgrad (0,7 % över 10 år) i kombination med hög lokal utrotningsrisk (75,2 %), där utrotningssannolikheten ökade kraftigt när arealen kontinuitetsskog minskade mellan undersökningar, t.ex. på grund av kalhyggesbruk (Johansson et al., 2026).</w:t>
+      </w:r>
+    </w:p>
+    <w:p>
+      <w:r>
+        <w:t xml:space="preserve">Samuel Johnsons doktorsavhandling </w:t>
+      </w:r>
+      <w:r>
+        <w:rPr>
+          <w:i/>
+        </w:rPr>
+        <w:t>“Retention Forestry as a Conservation Measure for Boreal Forest Ground Vegetation”</w:t>
+      </w:r>
+      <w:r>
+        <w:t xml:space="preserve"> (SLU, Uppsala 2014) visar att det krävs väl tilltagna skyddszoner för att knärotens växtplatser inte ska ta skada av skogsbruksåtgärder i intilliggande områden: </w:t>
+      </w:r>
+      <w:r>
+        <w:rPr>
+          <w:i/>
+        </w:rPr>
+        <w:t xml:space="preserve">“Study III shows that retention patches smaller than 0.5 ha do not lifeboat the sensitive forest herb G. repens, a species that depend on stable microclimatic conditions typical for intact forest stands.” </w:t>
+      </w:r>
+      <w:r>
+        <w:t xml:space="preserve">Vidare </w:t>
+      </w:r>
+      <w:r>
+        <w:rPr>
+          <w:i/>
+        </w:rPr>
+        <w:t>“More sensitive forest species are not lifeboated in retention patches ranging from 0.05 to 0.5 ha (Papers II &amp; III).”</w:t>
+      </w:r>
+    </w:p>
+    <w:p>
+      <w:r>
+        <w:t xml:space="preserve">Johnsons (2014) rekommendation på minst 50 meters breda skyddszoner runt knärotens växtplatser motsvarar en areal på 0,78 hektar, vilket ligger i linje med andra studier som gjorts på känsliga skogsarter: </w:t>
+      </w:r>
+      <w:r>
+        <w:rPr>
+          <w:i/>
+        </w:rPr>
+        <w:t>“In study III I also show that translocated specimens of G. repens survives well in mature forests at least 50 m from the nearest edge to an open area. Moreover, measures of temperature and humidity show that such distances from an open area is far enough to offer a microclimate that is more stable compared to what present in retention patches of around 0.1 ha. This means that the very centre of a circular patch with radius 50 m (equals a size of 0.78 ha) should offer conditions similar to interior forest and would perhaps be a suitable habitat for G. repens and similar species. Previous studies from both North America and Sweden have also concluded that patches between 0.5 and one ha are sufficient for preserving interior forest vegetation as well as sensitive lichens and bryophytes (de Graaf &amp; Roberts 2009; Halpern et al. 2012; Rudolphi et al. 2014).”</w:t>
+      </w:r>
+    </w:p>
+    <w:p>
+      <w:r>
+        <w:t>Ytterligare en studie (Koelmeijer m.fl., 2022) inkluderar knärotens skyddsbehov. I uppsatsen berörs problemet med uttorkning för växter, bl.a. för knärot, ett problem som blivit accentuerat på grund av den pågående klimatförändringen och torra somrar, t.ex. den exceptionellt torra sommaren 2018. I uppsatsen undersöks områden med tre olika avstånd från kalhyggeskant med avseende på skydd bl.a. för knärot. Det första området har avstånd upp till 20 m från hyggeskant (Strong edge effect), det andra 20–40 m från hyggeskant (Weak edge effect) och det tredje avser större avstånd från hyggeskant, där kanteffekten anses vara försumbar (Interior). Ett resultat var att man fann stor eller mycket stor uttorkningseffekt på känsliga och rödlistade skogsarter vid de kortare avstånden till hyggeskant, medan effekt av uttorkning inte konstaterades på större avstånd (Interior). För orkidén knärot fann man en rik förekomst (upp till 0,06 dm2/m2) på stort avstånd från hyggeskant (Interior), medan förekomsten var liten eller närmast försumbar i de områden som klassificerades som Weak edge effect respektive Strong edge effect. Arbetet påpekar att de allt oftare förekommande torra somrarna ger ytterligare skäl att utöka skyddsavståndet från hyggen till den fuktkrävande arten knärot (Koelmeijer m.fl., 2022).</w:t>
+      </w:r>
+    </w:p>
+    <w:p>
+      <w:r>
+        <w:t>Även Skogsstyrelsens egen vägledning för hänsyn till knärot ligger i linje med ovanstående forskningsstudier. Av vägledningen framgår det att för med hög sannolikhet kunna bevara befintliga förekomster krävs relativt stora avsättningar av uppvuxen skog med slutet och relativt tätt kronskikt. Som riktlinje kan krävas ett avstånd på 50 meter in från brynet för att vidmakthålla ett fungerande mikroklimat. Detta innebär att fristående hänsynsytor för många arter (kärlväxter, lavar och mossor) kan behöva ha en area överstigande 0,8 hektar (cirkelyta med radien 50 meter = 0,78 hektar) för att bibehålla lokalklimatet. Även ganska små förändringar i form av förändrade ljus- och fuktighetsförhållanden, till exempel till följd av gallring, kan leda till att arten försvinner till följd av konkurrens med mera ljuskrävande och snabbväxande arter (Skogsstyrelsen, 2022).</w:t>
+      </w:r>
+    </w:p>
+    <w:p>
+      <w:r>
+        <w:t>Vid tillämpning av försiktighetsprincipen enligt 2 kap. 3 § miljöbalken bör sålunda 100–150 meters skyddszon lämnas runt knärotens växtplatser.</w:t>
+      </w:r>
+    </w:p>
+    <w:p>
+      <w:pPr>
+        <w:pStyle w:val="Heading2"/>
+      </w:pPr>
+      <w:r>
+        <w:t>Referenser – knärot</w:t>
+      </w:r>
+    </w:p>
+    <w:p>
+      <w:r>
+        <w:t xml:space="preserve">de Graaf M &amp; Roberts M.R., 2009. </w:t>
+      </w:r>
+      <w:r>
+        <w:rPr>
+          <w:i/>
+        </w:rPr>
+        <w:t xml:space="preserve">Short-term response of the herbaceous layer within leave patches after harvest. </w:t>
+      </w:r>
+      <w:r>
+        <w:t>Forest Ecology and Management 257, 1014–1025.</w:t>
+      </w:r>
+    </w:p>
+    <w:p>
+      <w:r>
+        <w:t xml:space="preserve">Halpern, C. B., Halaj, J., Evans, S. A., &amp; Dovciak, M., 2012. </w:t>
+      </w:r>
+      <w:r>
+        <w:rPr>
+          <w:i/>
+        </w:rPr>
+        <w:t xml:space="preserve">Level and pattern of overstory retention interact to shape long-term responses of understories to timber harvest. </w:t>
+      </w:r>
+      <w:r>
+        <w:t>Ecological Applications, 22, 2049–2064.</w:t>
+      </w:r>
+    </w:p>
+    <w:p>
+      <w:r>
+        <w:t>Johansson, V., Jansson, M. och Bergman, K-O</w:t>
+      </w:r>
+      <w:r>
+        <w:rPr>
+          <w:i/>
+        </w:rPr>
+        <w:t>.</w:t>
+      </w:r>
+      <w:r>
+        <w:t>, 2026.</w:t>
+      </w:r>
+      <w:r>
+        <w:rPr>
+          <w:i/>
+        </w:rPr>
+        <w:t xml:space="preserve"> A 30-year population decline of a threatened forest orchid associated with old growth forests</w:t>
+      </w:r>
+      <w:r>
+        <w:t>. Department of Physics, Chemistry and Biology (IFM), Linköping University.</w:t>
+      </w:r>
+    </w:p>
+    <w:p>
+      <w:r>
+        <w:t xml:space="preserve">Johnson, S., 2014. </w:t>
+      </w:r>
+      <w:r>
+        <w:rPr>
+          <w:i/>
+        </w:rPr>
+        <w:t>Retention Forestry as a Conservation Measure for Boreal Forest Ground Vegetation</w:t>
+      </w:r>
+      <w:r>
+        <w:t>. Doktorsavhandling, SLU, Uppsala.</w:t>
+      </w:r>
+    </w:p>
+    <w:p>
+      <w:r>
+        <w:t xml:space="preserve">Koelmeijer, I. A., Ehrlén, J., Jönsson, M., De Frenne, P., Berg, P., Andersson, J., Weibull, H. &amp; Hylander, N. 2022. </w:t>
+      </w:r>
+      <w:r>
+        <w:rPr>
+          <w:i/>
+        </w:rPr>
+        <w:t xml:space="preserve">Interactive effects of drought and edge exposure on old-growth forest understory species. </w:t>
+      </w:r>
+      <w:r>
+        <w:t>Landscape Ecology, 37, sid 1839–1853.</w:t>
+      </w:r>
+    </w:p>
+    <w:p>
+      <w:r>
+        <w:t xml:space="preserve">Rudolphi, J., Jönsson, M. T., &amp; Gustafsson, L., 2014. </w:t>
+      </w:r>
+      <w:r>
+        <w:rPr>
+          <w:i/>
+        </w:rPr>
+        <w:t xml:space="preserve">Biological legacies buffer local species extinction after logging. </w:t>
+      </w:r>
+      <w:r>
+        <w:t>Journal of Applied Ecology. 51, 53–62.</w:t>
+      </w:r>
+    </w:p>
+    <w:p>
+      <w:r>
+        <w:t xml:space="preserve">Sebestyén, L. och Sundberg, S. 2025.  </w:t>
+      </w:r>
+      <w:r>
+        <w:rPr>
+          <w:i/>
+        </w:rPr>
+        <w:t>Påverkan på knärotslokaler från hyggen i närheten.</w:t>
+      </w:r>
+      <w:r>
+        <w:t xml:space="preserve"> DAPHNE 36:1 2025. Botaniska Sällskapet i Stockholm.</w:t>
+      </w:r>
+    </w:p>
+    <w:p>
+      <w:r>
+        <w:t xml:space="preserve">Skogsstyrelsen, 2022. </w:t>
+      </w:r>
+      <w:r>
+        <w:rPr>
+          <w:i/>
+        </w:rPr>
+        <w:t xml:space="preserve">Vägledning för hänsyn till knärot. </w:t>
+      </w:r>
+      <w:r>
+        <w:t>https://www.skogsstyrelsen.se/lag-och-tillsyn/artskydd/vagledningar-och-kunskapsstod-artskydd/vagledning-for-hansyn-till-knarot/.</w:t>
+      </w:r>
+    </w:p>
+    <w:p>
+      <w:r>
+        <w:t xml:space="preserve">SLU Artdatabanken, 2024. </w:t>
+      </w:r>
+      <w:r>
+        <w:rPr>
+          <w:i/>
+        </w:rPr>
+        <w:t xml:space="preserve">Artfaktablad. Naturvård – artfakta. </w:t>
+      </w:r>
+      <w:r>
+        <w:t>SLU Artdatabanken, Uppsala.</w:t>
+      </w:r>
+    </w:p>
+    <w:p>
+      <w:pPr>
+        <w:pStyle w:val="Heading1"/>
+      </w:pPr>
+      <w:r>
+        <w:t>Lunglav – ekologi samt krav på livsmiljön</w:t>
+      </w:r>
+    </w:p>
+    <w:p>
+      <w:r>
+        <w:t xml:space="preserve">Lunglav (NT) är en av vårt lands främsta signalarter som överallt indikerar gamla lövträd, skogsbestånd med höga naturvärden och ekosystem med lång skoglig kontinuitet. Lokalt kan förekomsten vara mycket riklig men den hittas nästan enbart i gamla och ej slutavverkade skogar. Artens samtliga förekomster bör uppmärksammas från naturvårdssynpunkt, då många lokaler även hyser andra ovanliga och rödlistade arter, däribland de sällsynta lavparasiterna lunglavshårprick (CR), </w:t>
+      </w:r>
+      <w:r>
+        <w:rPr>
+          <w:i/>
+        </w:rPr>
+        <w:t>Abrothallus diederichii</w:t>
+      </w:r>
+      <w:r>
+        <w:t xml:space="preserve"> (VU), </w:t>
+      </w:r>
+      <w:r>
+        <w:rPr>
+          <w:i/>
+        </w:rPr>
+        <w:t>Abrothallus lobariae</w:t>
+      </w:r>
+      <w:r>
+        <w:t xml:space="preserve"> (VU), </w:t>
+      </w:r>
+      <w:r>
+        <w:rPr>
+          <w:i/>
+        </w:rPr>
+        <w:t>Calycina lobariae</w:t>
+      </w:r>
+      <w:r>
+        <w:t xml:space="preserve"> (VU), lunglavsknapp (VU) och skrovelmössing (VU), som växer på lunglav. Rikliga förekomster med lunglav bör skyddas med biotopskydd, frivilliga avsättningar eller reservat (SLU Artdatabanken, 2026; Nitare &amp; Skogsstyrelsen, 2019).</w:t>
+      </w:r>
+    </w:p>
+    <w:p>
+      <w:r>
+        <w:t xml:space="preserve">Lunglav är typisk art för </w:t>
+      </w:r>
+      <w:r>
+        <w:rPr>
+          <w:i/>
+        </w:rPr>
+        <w:t>9010 Taiga, 9020 Nordlig ädellövskog, 9110 Näringsfattig bokskog, 9130 Näringsrik bokskog, 9160 Näringsrik ekskog, 9180 Ädellövskog i branter, 9190 Näringsfattig ekskog, 9070 Trädklädd betesmark, 9040 Fjällbjörkskog</w:t>
+      </w:r>
+      <w:r>
+        <w:t xml:space="preserve"> och</w:t>
+      </w:r>
+      <w:r>
+        <w:rPr>
+          <w:i/>
+        </w:rPr>
+        <w:t xml:space="preserve"> 6530 Lövängar</w:t>
+      </w:r>
+      <w:r>
+        <w:t xml:space="preserve"> (SLU Artdatabanken, 2026).</w:t>
+      </w:r>
+    </w:p>
+    <w:p>
+      <w:pPr>
+        <w:pStyle w:val="Heading2"/>
+      </w:pPr>
+      <w:r>
+        <w:t>Referenser – lunglav</w:t>
+      </w:r>
+    </w:p>
+    <w:p>
+      <w:r>
+        <w:t xml:space="preserve">Nitare, J. och Skogsstyrelsen, 2019. </w:t>
+      </w:r>
+      <w:r>
+        <w:rPr>
+          <w:i/>
+        </w:rPr>
+        <w:t xml:space="preserve">Skyddsvärd skog – Naturvårdsarter och andra kriterier för naturvärdesbedömning. </w:t>
+      </w:r>
+      <w:r>
+        <w:t>Skogsstyrelsen.</w:t>
+      </w:r>
+    </w:p>
+    <w:p>
+      <w:r>
+        <w:t xml:space="preserve">SLU Artdatabanken, 2026. </w:t>
+      </w:r>
+      <w:r>
+        <w:rPr>
+          <w:i/>
+        </w:rPr>
+        <w:t xml:space="preserve">Artfaktablad. Naturvård – artfakta. </w:t>
+      </w:r>
+      <w:r>
+        <w:t>SLU Artdatabanken, Uppsala.</w:t>
+      </w:r>
+    </w:p>
+    <w:p>
+      <w:pPr>
+        <w:pStyle w:val="Heading1"/>
+      </w:pPr>
+      <w:r>
+        <w:t>Spillkråka – ekologi samt krav på livsmiljön</w:t>
+      </w:r>
+    </w:p>
+    <w:p>
+      <w:r>
+        <w:t xml:space="preserve">Spillkråka (§4) ingår i bilaga 1 EU:s fågeldirektiv och är typisk art för </w:t>
+      </w:r>
+      <w:r>
+        <w:rPr>
+          <w:i/>
+        </w:rPr>
+        <w:t xml:space="preserve">9010 Taiga </w:t>
+      </w:r>
+      <w:r>
+        <w:t>och</w:t>
+      </w:r>
+      <w:r>
+        <w:rPr>
+          <w:i/>
+        </w:rPr>
+        <w:t xml:space="preserve"> 9740 Skogsbevuxen myr</w:t>
+      </w:r>
+      <w:r>
+        <w:t>. Den lever i både barr- och blandskog liksom i ren lövskog. De tätaste populationerna tenderar att finnas i äldre, variationsrik blandskog med gott om död ved och gamla träd. Varje par utnyttjar 400–1000 hektar skog beroende på skogens kvalitet. Skogsbruk med korta omloppstider och täta, homogena ungskogar utgör det största hotet (SLU Artdatabanken, 2026).</w:t>
+      </w:r>
+    </w:p>
+    <w:p>
+      <w:r>
+        <w:t>Spillkråka är en nyckelart i skogliga miljöer vars övergivna bohål utnyttjas av flera andra hålhäckande fågelarter och fladdermöss, däribland pärluggla (EN, §4), knipa (§4), salskrake (§4) och skogsduva (§4). Hökuggla (VU, §4) och slaguggla (§4) häckar ofta i högstubbar som brutits av i höjd med ett gammalt spillkråkebo (Skogsstyrelsen, 2016).</w:t>
+      </w:r>
+    </w:p>
+    <w:p>
+      <w:pPr>
+        <w:pStyle w:val="Heading2"/>
+      </w:pPr>
+      <w:r>
+        <w:t>Referenser – spillkråka</w:t>
+      </w:r>
+    </w:p>
+    <w:p>
+      <w:r>
+        <w:t xml:space="preserve">Skogsstyrelsen, 2016. </w:t>
+      </w:r>
+      <w:r>
+        <w:rPr>
+          <w:i/>
+        </w:rPr>
+        <w:t xml:space="preserve">Vägledning för hänsyn till spillkråka. </w:t>
+      </w:r>
+      <w:r>
+        <w:t>Vägledningar och kunskapsstöd artskydd – Skogsstyrelsen.</w:t>
+      </w:r>
+    </w:p>
+    <w:p>
+      <w:r>
+        <w:t xml:space="preserve">SLU Artdatabanken, 2026. </w:t>
+      </w:r>
+      <w:r>
+        <w:rPr>
+          <w:i/>
+        </w:rPr>
+        <w:t xml:space="preserve">Artfaktablad. Naturvård – artfakta. </w:t>
+      </w:r>
+      <w:r>
+        <w:t>SLU Artdatabanken, Uppsala.</w:t>
+      </w:r>
+    </w:p>
+    <w:p>
+      <w:pPr>
+        <w:pStyle w:val="Heading1"/>
+      </w:pPr>
+      <w:r>
+        <w:t>Tretåig hackspett – ekologi samt krav på livsmiljön</w:t>
+      </w:r>
+    </w:p>
+    <w:p>
+      <w:r>
+        <w:t xml:space="preserve">Tretåig hackspett (NT) är fridlyst enligt §4 Artskyddsförordningen och finns med som prioriterad art i Skogsstyrelsen vägledning för skogsbruket (bilaga 4 till SVL). I vägledningen står bland annat att: </w:t>
+      </w:r>
+      <w:r>
+        <w:rPr>
+          <w:i/>
+        </w:rPr>
+        <w:t xml:space="preserve">“Tretåig hackspett har stora arealkrav och höga krav på sin livsmiljö. Omdaningen av naturskogar till kulturskogar medför en förlust av viktiga miljöer, något som förstärks av ökad fragmentering till följd av avverkningar.” </w:t>
+      </w:r>
+      <w:r>
+        <w:t xml:space="preserve">Vidare att: </w:t>
+      </w:r>
+      <w:r>
+        <w:rPr>
+          <w:i/>
+        </w:rPr>
+        <w:t>“Områden med dokumenterad permanent förekomst i naturskogsmiljöer har vanligen så stora naturvärden att skogsbruk är olämpligt”</w:t>
+      </w:r>
+      <w:r>
+        <w:t xml:space="preserve"> (SLU Artdatabanken, 2024; Skogsstyrelsen, 2016)</w:t>
+      </w:r>
+      <w:r>
+        <w:rPr>
+          <w:i/>
+        </w:rPr>
+        <w:t>.</w:t>
+      </w:r>
+    </w:p>
+    <w:p>
+      <w:r>
+        <w:t>Tretåig hackspett är beroende av större sammanhängande naturskogar med kontinuerlig tillgång och nybildning av död ved och fragmentering av livsmiljöerna utgör ett stort hot mot arten (se exempelvis Stachura-Skierczynska et al., 2009; Wesolowski et al., 2005; Butler et al., 2004; Pakkala et al., 2002; Amcoff et al., 1996; Virkkala, 1991). Det finns studier som visar att naturskogens självgallringsprocess som den tretåiga hackspetten är beroende av, inte kan ersättas med efterlämnad hänsyn i skogsbruket (Imbeau &amp; Desrochers, 2002).</w:t>
+      </w:r>
+    </w:p>
+    <w:p>
+      <w:r>
+        <w:t>Permanenta revir av tretåig hackspett karaktäriseras ofta av artens typiska ringformigt ordnade hackmärken på framför allt gamla granar. För att säkerställa att inte revir av tretåig hackspett drabbas av avverkningsplanerna bör en inventering göras i området både under häckningstid och under vintern, då arten utnyttjar betydligt större områden än under sommarens häckningsrevir. Storleken på häckningsreviret varierar med skogstypen, förekomsten av död ved och graden av fragmentering, men är i allmänhet i storleksordningen 25–100 hektar (SLU Artdatabanken, 2024; Skogsstyrelsen, 2016).</w:t>
+      </w:r>
+    </w:p>
+    <w:p>
+      <w:r>
+        <w:t xml:space="preserve">Förutom fridlysning enligt §4 Artskyddsförordningen är tretåig hackspett även förtecknad i EU:s fågeldirektiv bilaga 1. Den är typisk art för </w:t>
+      </w:r>
+      <w:r>
+        <w:rPr>
+          <w:i/>
+        </w:rPr>
+        <w:t xml:space="preserve">9010 Taiga, 9740 Skogsbevuxen myr, 9030 Landhöjningsskog </w:t>
+      </w:r>
+      <w:r>
+        <w:t xml:space="preserve">och </w:t>
+      </w:r>
+      <w:r>
+        <w:rPr>
+          <w:i/>
+        </w:rPr>
+        <w:t>9040 Fjällbjörkskog</w:t>
+      </w:r>
+      <w:r>
+        <w:t xml:space="preserve"> samt ingår i Natura 2000 och är förtecknad i Bernkonventionen bilaga II (strikt skyddade djurarter) (SLU Artdatabanken, 2024; Skogsstyrelsen, 2016).</w:t>
+      </w:r>
+    </w:p>
+    <w:p>
+      <w:pPr>
+        <w:pStyle w:val="Heading2"/>
+      </w:pPr>
+      <w:r>
+        <w:t>Referenser – tretåig hackspett</w:t>
+      </w:r>
+    </w:p>
+    <w:p>
+      <w:r>
+        <w:t xml:space="preserve">Amcoff, M. &amp; Eriksson, P. 1996. </w:t>
+      </w:r>
+      <w:r>
+        <w:rPr>
+          <w:i/>
+        </w:rPr>
+        <w:t xml:space="preserve">Förekomst av tretåig hackspett Picoides tridactylus på bestånds- och landskapsnivå. </w:t>
+      </w:r>
+      <w:r>
+        <w:t>Ornis Svecica 6: 107–119.</w:t>
+      </w:r>
+    </w:p>
+    <w:p>
+      <w:r>
+        <w:t xml:space="preserve">Butler, R., Angelstam, P., Ekelund, P. &amp; Schlaeffer, R. 2004. </w:t>
+      </w:r>
+      <w:r>
+        <w:rPr>
+          <w:i/>
+        </w:rPr>
+        <w:t xml:space="preserve">Dead wood threshold values for the three-toed woodpecker presence in boreal and sub-Alpine forest. </w:t>
+      </w:r>
+      <w:r>
+        <w:t>Biological conservation 119(3): 305–318.</w:t>
+      </w:r>
+    </w:p>
+    <w:p>
+      <w:r>
+        <w:t xml:space="preserve">Imbeau, L. &amp; Desrochers, A. 2002. </w:t>
+      </w:r>
+      <w:r>
+        <w:rPr>
+          <w:i/>
+        </w:rPr>
+        <w:t xml:space="preserve">Foraging Ecology and Use of Drumming Trees by Three-Toed Woodpeckers. </w:t>
+      </w:r>
+      <w:r>
+        <w:t>The Journal of Wildlife Management. Vol. 66, No. 1 (Jan., 2002), pp. 222–231.</w:t>
+      </w:r>
+    </w:p>
+    <w:p>
+      <w:r>
+        <w:t xml:space="preserve">Pakkala, T., Hanski, I. &amp; Tomppo, E. 2002. </w:t>
+      </w:r>
+      <w:r>
+        <w:rPr>
+          <w:i/>
+        </w:rPr>
+        <w:t xml:space="preserve">Spatial ecology of the three-toed woodpecker in managed forest landscapes. </w:t>
+      </w:r>
+      <w:r>
+        <w:t>Silva Fennica 36(1): 279–288.</w:t>
+      </w:r>
+    </w:p>
+    <w:p>
+      <w:r>
+        <w:t xml:space="preserve">Skogsstyrelsen, 2016. </w:t>
+      </w:r>
+      <w:r>
+        <w:rPr>
+          <w:i/>
+        </w:rPr>
+        <w:t>Vägledning för hänsyn till fåglar – Tretåig hackspett.</w:t>
+      </w:r>
+    </w:p>
+    <w:p>
+      <w:r>
+        <w:t xml:space="preserve">SLU Artdatabanken, 2024. </w:t>
+      </w:r>
+      <w:r>
+        <w:rPr>
+          <w:i/>
+        </w:rPr>
+        <w:t xml:space="preserve">Artfaktablad. Naturvård – artfakta. </w:t>
+      </w:r>
+      <w:r>
+        <w:t>SLU Artdatabanken, Uppsala.</w:t>
+      </w:r>
+    </w:p>
+    <w:p>
+      <w:r>
+        <w:t xml:space="preserve">Stachura-Skierczynska, K., Tumiel, T. &amp; Skierczynski, M. 2009. </w:t>
+      </w:r>
+      <w:r>
+        <w:rPr>
+          <w:i/>
+        </w:rPr>
+        <w:t xml:space="preserve">Habitat prediction model for three-toed woodpecker and its implications for the conservation of biologically valuable forests. </w:t>
+      </w:r>
+      <w:r>
+        <w:t>Forest Ecology and Management 258(5): 697–703.</w:t>
+      </w:r>
+    </w:p>
+    <w:p>
+      <w:r>
+        <w:t xml:space="preserve">Virkkala, R. 1991. </w:t>
+      </w:r>
+      <w:r>
+        <w:rPr>
+          <w:i/>
+        </w:rPr>
+        <w:t xml:space="preserve">Population trends of forest birds in a Finnish Lapland landscape of large habitat blocks – Consequences of stochastic environmental variation or regional habitat alteration. </w:t>
+      </w:r>
+      <w:r>
+        <w:t>Biological conservation 56(2): 223–240.</w:t>
+      </w:r>
+    </w:p>
+    <w:p>
+      <w:r>
+        <w:t xml:space="preserve">Wesolowski, T., Czeszczewik, D. &amp; Rowinski, P. 2005. </w:t>
+      </w:r>
+      <w:r>
+        <w:rPr>
+          <w:i/>
+        </w:rPr>
+        <w:t xml:space="preserve">Effects of forest management on Three-toed Woodpecker Picoides tridactylus distribution in the Bialowieza Forest (NE Poland): conservation implications. </w:t>
+      </w:r>
+      <w:r>
+        <w:t>Acta Ornithologica 40(1): 53–60.</w:t>
+      </w:r>
+    </w:p>
+    <w:p>
+      <w:r>
+        <w:br w:type="page"/>
+      </w:r>
+    </w:p>
+    <w:p>
+      <w:pPr>
+        <w:pStyle w:val="Title"/>
+      </w:pPr>
+      <w:r>
+        <w:t>BILAGA 2 – EU:s art- och habitatdirektiv, fågeldirektiv och naturrestaureringsförordning</w:t>
+      </w:r>
+    </w:p>
+    <w:p>
+      <w:pPr>
+        <w:pStyle w:val="Heading2"/>
+      </w:pPr>
+      <w:r>
+        <w:t>Förenlighet med EU-direktiv</w:t>
+      </w:r>
+    </w:p>
+    <w:p>
+      <w:r>
+        <w:t>EU-direktiv är bindande för EU:s medlemsländer varvid det ankommer på Skogsstyrelsen som nationell tillsynsmyndighet att beakta syftet med EU:s art- och habitatdirektiv respektive fågeldirektiv vid prövningen av en skogsbruksverksamhet, se Rådets direktiv 92/43/EEG samt 2009/147/EG. Nationella regler som omfattas av ett EU-direktiv ska enligt fast rättspraxis tolkas i enlighet med direktivet, vilket medför en skyldighet för myndigheten att tolka bestämmelser i nationell rätt i ljuset av direktivets ordalydelse, sammanhang och de mål som eftersträvas med direktivet (se EU-domstolens dom i mål C 477/19).</w:t>
+      </w:r>
+    </w:p>
+    <w:p>
+      <w:r>
+        <w:t>EU:s medlemsstater åläggs i Artikel 3 i fågeldirektivet generella skyldigheter avseende skydd, bevarande och återställande av tillräckligt stora och varierande livsmiljöer för de fågelarter som omfattas av direktivet. Medlemsstaterna ska vidta de åtgärder som är nödvändiga för att bibehålla populationen av fågelarterna på en nivå som svarar särskilt mot ekologiska, vetenskapliga och kulturella behov, eller återupprätta populationen av dessa arter till en sådan nivå (se Europaparlamentets och rådets direktiv 2009/147/EG).</w:t>
+      </w:r>
+    </w:p>
+    <w:p>
+      <w:r>
+        <w:t>Åtgärder som vidtas i enlighet med art- och habitatdirektivet (92/43/EEG) ska enligt Artikel 2 syfta till att bibehålla eller återställa en gynnsam bevarandestatus hos livsmiljöer samt arter och vilda djur och växter av gemenskapsintresse. Enligt prejudikat från EU-domstolen ska en skogsbruksverksamhet utföras på ett sådant sätt som utgör ett förebyggande och hållbart skogsbruk för att betraktas som förenlig med bevarandekraven i direktivet (se EU-domstolens dom i de förenade målen C 473-19 och C 474-19).</w:t>
+      </w:r>
+    </w:p>
+    <w:p>
+      <w:r>
+        <w:t xml:space="preserve">Av artikel 1.e samma direktiv framgår att en livsmiljös bevarandestatus anses " gynnsam" när — dess naturliga utbredningsområde och de ytor den täcker inom detta område är stabila eller ökande, och — den särskilda struktur och de särskilda funktioner som är nödvändiga för att den skall kunna bibehållas på lång sikt finns, och sannolikt kommer att finnas under en överskådlig framtid, och — bevarandestatusen hos dess </w:t>
+      </w:r>
+      <w:r>
+        <w:rPr>
+          <w:b/>
+        </w:rPr>
+        <w:t>typiska arter</w:t>
+      </w:r>
+      <w:r>
+        <w:t xml:space="preserve"> är gynnsam enligt definitionen i artikel 1.i. Typiska arter används för att lokalisera områden med gynnsam bevarandestatus för de naturtyper som ingår i EU:s art- och habitatdirektiv.</w:t>
+      </w:r>
+    </w:p>
+    <w:p>
+      <w:r>
+        <w:t>Västlig taiga (EU-kod 9010) saknar gynnsam bevarandestatus och minskar starkt som naturtyp i Sverige. Naturvårdsverket skriver i sin vägledning för västlig taiga att dylika miljöer förutsätter normalt att skogarna skyddas långsiktigt, eftersom skogsbruk inte är förenligt med bevarande av naturtypen i gynnsamt tillstånd (Naturvårdsverket, 2011). Enligt Sveriges Artikel 17 rapportering 2013 och 2019 till EU, har naturtypen Västlig taiga (9010) dålig bevarandestatus med negativ trend inom Sveriges boreala region. Skogsbruksåtgärder som avverkning, röjning och gallring pekas ut som några av de främst bidragande orsakerna till naturtypens dåliga status och negativa trend (SLU Artdatabanken, 2019). I EU:s uppföljning av tillståndet för naturtyperna i Skandinavien 2013 – 2018 framgår det att i den boreala regionen är tillståndet så dåligt för Västlig taiga (9010) att habitatet löper allvarlig risk att försvinna regionalt (EEA, 2022). Det allvarliga läget för den biologiska mångfalden i skogen framhålls även i Skogsstyren rapport 2026/07:</w:t>
+      </w:r>
+    </w:p>
+    <w:p>
+      <w:r>
+        <w:rPr>
+          <w:i/>
+        </w:rPr>
+        <w:t>"All avverkning av kända skogliga värdekärnor och sannolika kontinuitetsskogar behöver upphöra för att fylla bristen om 1,56 miljoner hektar bevarad livsmiljötyp. På grund av begränsade kvarvarande arealer av värdekärnor, naturskogar och kontinuitetsskogar leder fortsatt förlust av dessa till en påtaglig risk för långsiktigt negativa effekter för biologisk mångfald i skogslandskapet. Att de återstående arealerna bevaras och ges ett långsiktigt skydd bedöms därför vara av avgörande betydelse."</w:t>
+      </w:r>
+      <w:r>
+        <w:t xml:space="preserve"> (Skogsstyrelsen, 2026).</w:t>
       </w:r>
     </w:p>
     <w:p>
       <w:pPr>
         <w:pStyle w:val="Caption"/>
       </w:pPr>
-    </w:p>
-    <w:p>
-      <w:r>
-        <w:rPr>
-          <w:b/>
-        </w:rPr>
-        <w:t>Spillkråka (§4)</w:t>
-      </w:r>
-      <w:r>
-        <w:t xml:space="preserve"> omfattas av bilaga 1 i EU:s fågeldirektiv och är typisk art för </w:t>
-      </w:r>
-      <w:r>
-        <w:rPr>
-          <w:i/>
-        </w:rPr>
-        <w:t xml:space="preserve">9010 Taiga </w:t>
-      </w:r>
-      <w:r>
-        <w:t>och</w:t>
-      </w:r>
-      <w:r>
-        <w:rPr>
-          <w:i/>
-        </w:rPr>
-        <w:t xml:space="preserve"> 9740 Skogsbevuxen myr</w:t>
-      </w:r>
-      <w:r>
-        <w:t>. Den behöver grova träd, främst tall, asp och bok som boträd. Skogsbruk med korta omloppstider och täta, homogena ungskogar utgör det största hotet. Spillkråka är en nyckelart i skogliga miljöer vars övergivna bohål utnyttjas av flera andra hålhäckande fågelarter och fladdermöss, däribland pärluggla (EN, §4), knipa (§4), salskrake (§4) och skogsduva (§4). Hökuggla (VU, §4) och slaguggla (§4) häckar ofta i högstubbar som brutits av i höjd med ett gammalt spillkråkebo (SLU Artdatabanken, 2026; Skogsstyrelsen, 2016).</w:t>
-      </w:r>
-    </w:p>
-    <w:p>
-      <w:r>
-        <w:rPr>
-          <w:b/>
-        </w:rPr>
-        <w:t>Tretåig hackspett (NT, §4)</w:t>
-      </w:r>
-      <w:r>
-        <w:t xml:space="preserve"> är rödlistad som nära hotad och ingår i bilaga 1 i EU:s fågeldirektiv. Tretåig hackspett är för sin överlevnad beroende av kontinuerlig tillförsel av äldre döende och död ved, som sker genom naturliga självgallringsprocesser i äldre grannaturskogar och barrblandade naturskogar. Om en skog genom skogsbruk gallras eller glesas ur så upphör och uteblir i stort sett den naturliga självgallringsprocessen för mycket lång tid framöver vilket omöjliggör upprätthållandet av den kontinuerliga ekologiska funktionen i ett område. Det finns studier som visar att naturskogens självgallringsprocess som den tretåiga hackspetten är beroende av, inte kan ersättas med efterlämnad hänsyn i skogsbruket (Imbeau &amp; Desrochers, 2002). Storleken på häckningsreviret varierar med skogstypen, förekomsten av död ved och graden av fragmentering, men är i allmänhet i storleksordningen 25–100 hektar. Vintertid krävs ofta betydligt större områden och det finns studier som antyder att arten behöver minst 100 hektar äldre skog. I områden med låg bonitet kan det behövas över 200 hektar lämpligt habitat för att ett par ska kunna reproducera sig. Områden med dokumenterad permanent förekomst i naturskogsmiljöer har vanligen så stora naturvärden att skogsbruk är olämpligt. Tretåig hackspett är typisk art för </w:t>
-      </w:r>
-      <w:r>
-        <w:rPr>
-          <w:i/>
-        </w:rPr>
-        <w:t xml:space="preserve">9010 Taiga, 9740 Skogsbevuxen myr, 9030 Landhöjningsskog </w:t>
-      </w:r>
-      <w:r>
-        <w:t xml:space="preserve">och </w:t>
-      </w:r>
-      <w:r>
-        <w:rPr>
-          <w:i/>
-        </w:rPr>
-        <w:t>9040 Fjällbjörkskog</w:t>
-      </w:r>
-      <w:r>
-        <w:t xml:space="preserve"> (Skogsstyrelsen, 2016; SLU Artdatabanken, 2024).</w:t>
-      </w:r>
-    </w:p>
-    <w:p>
-      <w:r>
-        <w:t>I BILAGA 1 finns mer detaljerad information om ekologi samt krav på livsmiljö hos fridlysta arter.</w:t>
-      </w:r>
-    </w:p>
-    <w:p>
-      <w:r>
-        <w:br w:type="page"/>
+      <w:r>
+        <w:drawing>
+          <wp:inline xmlns:a="http://schemas.openxmlformats.org/drawingml/2006/main" xmlns:pic="http://schemas.openxmlformats.org/drawingml/2006/picture">
+            <wp:extent cx="5486400" cy="2905862"/>
+            <wp:docPr id="3" name="Picture 3"/>
+            <wp:cNvGraphicFramePr>
+              <a:graphicFrameLocks noChangeAspect="1"/>
+            </wp:cNvGraphicFramePr>
+            <a:graphic>
+              <a:graphicData uri="http://schemas.openxmlformats.org/drawingml/2006/picture">
+                <pic:pic>
+                  <pic:nvPicPr>
+                    <pic:cNvPr id="0" name="uppföljning av västlig taiga.jpeg"/>
+                    <pic:cNvPicPr/>
+                  </pic:nvPicPr>
+                  <pic:blipFill>
+                    <a:blip r:embed="rId18"/>
+                    <a:stretch>
+                      <a:fillRect/>
+                    </a:stretch>
+                  </pic:blipFill>
+                  <pic:spPr>
+                    <a:xfrm>
+                      <a:off x="0" y="0"/>
+                      <a:ext cx="5486400" cy="2905862"/>
+                    </a:xfrm>
+                    <a:prstGeom prst="rect"/>
+                  </pic:spPr>
+                </pic:pic>
+              </a:graphicData>
+            </a:graphic>
+          </wp:inline>
+        </w:drawing>
       </w:r>
     </w:p>
     <w:p>
       <w:pPr>
-        <w:pStyle w:val="Title"/>
+        <w:pStyle w:val="Caption"/>
       </w:pPr>
       <w:r>
-        <w:t>BILAGA 1 –</w:t>
-        <w:br/>
-        <w:t>Fridlysta och rödlistade arter</w:t>
+        <w:t>EU:s uppföljning av tillståndet för naturtypen Västlig taiga 9010 i Skandinavien 2013 - 2018. Av kartan framgår det att i den boreala regionen är tillståndet så dåligt (röd färg) att habitatet löper allvarlig risk att försvinna regionalt. Källa: European Environment Agency. https:// eunis.eea.europoa.eu/habitats/10176.</w:t>
       </w:r>
     </w:p>
     <w:p>
-      <w:pPr>
-        <w:pStyle w:val="Heading1"/>
-      </w:pPr>
-      <w:r>
-        <w:t>Knärot – ekologi samt krav på livsmiljön</w:t>
-      </w:r>
-    </w:p>
-    <w:p>
-      <w:r>
-        <w:t xml:space="preserve">Knärot är typisk art för </w:t>
-      </w:r>
-      <w:r>
-        <w:rPr>
-          <w:i/>
-        </w:rPr>
-        <w:t xml:space="preserve">9010 Taiga </w:t>
-      </w:r>
-      <w:r>
-        <w:t>och</w:t>
-      </w:r>
-      <w:r>
-        <w:rPr>
-          <w:i/>
-        </w:rPr>
-        <w:t xml:space="preserve"> 9050 Näringsrik granskog</w:t>
-      </w:r>
-      <w:r>
-        <w:t>, fridlyst enligt 8 och 15 §§ artskyddsförordningen och klassad som sårbar (VU) enligt rödlistan 2020. Knärot är beroende av hög och jämn luftfuktighet i gamla, ostörda skogsmiljöer och är känslig för snabba förändringar av ljus-/vindförhållanden eller uttorkning. På grund av ett alltför intensivt skogsbruk har den minskat med 40 (25–50) % under de senaste 60 åren och i framtiden bedöms minskningstakten uppgå till 30 (20–40) %. Till följd av att arten har en dokumenterat högre minskningstakt i förhållande till sin generationstid än vad som tidigare varit känt (data från Riksskogstaxeringen) höjdes den till hotkategori sårbar (VU) i rödlistan 2020 (SLU Artdatabanken, 2024).</w:t>
-      </w:r>
-    </w:p>
-    <w:p>
-      <w:r>
-        <w:t>En analys av 79 floraväktarlokaler åren 1990–2015 vilka återbesökts under 2020–2024 visade på en tydlig negativ påverkan på knärotsförekomster från större hyggen i närområdet (inom 150–200 m) vilket indikerar att kanteffekter har en stor påverkan på populationerna. Resultaten bekräftar knärotens känslighet för kanteffekter och visar vikten av att skydda större skogsbestånd för att bevara arten. Om det blir höga andelar (&gt;30%) hyggen inom 200 meter från en knärotsförekomst så ökar risken för att en knärotspopulation dör ut och det verkar det behövas någonstans mellan 100 och 150 meters skyddszon för att bevara arten på lång sikt (Sebestyén &amp; Sundberg, 2025).</w:t>
-      </w:r>
-    </w:p>
-    <w:p>
-      <w:r>
-        <w:t xml:space="preserve">Samuel Johnsons doktorsavhandling </w:t>
-      </w:r>
-      <w:r>
-        <w:rPr>
-          <w:i/>
-        </w:rPr>
-        <w:t>“Retention Forestry as a Conservation Measure for Boreal Forest Ground Vegetation”</w:t>
-      </w:r>
-      <w:r>
-        <w:t xml:space="preserve"> (SLU, Uppsala 2014) visar att det krävs väl tilltagna skyddszoner för att knärotens växtplatser inte ska ta skada av skogsbruksåtgärder i intilliggande områden: </w:t>
-      </w:r>
-      <w:r>
-        <w:rPr>
-          <w:i/>
-        </w:rPr>
-        <w:t xml:space="preserve">“Study III shows that retention patches smaller than 0.5 ha do not lifeboat the sensitive forest herb G. repens, a species that depend on stable microclimatic conditions typical for intact forest stands.” </w:t>
-      </w:r>
-      <w:r>
-        <w:t xml:space="preserve">Vidare </w:t>
-      </w:r>
-      <w:r>
-        <w:rPr>
-          <w:i/>
-        </w:rPr>
-        <w:t>“More sensitive forest species are not lifeboated in retention patches ranging from 0.05 to 0.5 ha (Papers II &amp; III).”</w:t>
-      </w:r>
-    </w:p>
-    <w:p>
-      <w:r>
-        <w:t xml:space="preserve">Johnsons (2014) rekommendation på minst 50 meters breda skyddszoner runt knärotens växtplatser motsvarar en areal på 0,78 hektar, vilket ligger i linje med andra studier som gjorts på känsliga skogsarter: </w:t>
-      </w:r>
-      <w:r>
-        <w:rPr>
-          <w:i/>
-        </w:rPr>
-        <w:t>“In study III I also show that translocated specimens of G. repens survives well in mature forests at least 50 m from the nearest edge to an open area. Moreover, measures of temperature and humidity show that such distances from an open area is far enough to offer a microclimate that is more stable compared to what present in retention patches of around 0.1 ha. This means that the very centre of a circular patch with radius 50 m (equals a size of 0.78 ha) should offer conditions similar to interior forest and would perhaps be a suitable habitat for G. repens and similar species. Previous studies from both North America and Sweden have also concluded that patches between 0.5 and one ha are sufficient for preserving interior forest vegetation as well as sensitive lichens and bryophytes (de Graaf &amp; Roberts 2009; Halpern et al. 2012; Rudolphi et al. 2014).”</w:t>
-      </w:r>
-    </w:p>
-    <w:p>
-      <w:r>
-        <w:t>En nyligen publicerad vetenskaplig uppsats av Koelmeijer m.fl. (2022) inkluderar orkidén knärots skyddsbehov. I uppsatsen berörs problemet med uttorkning för växter, bl.a. för knärot, ett problem som blivit accentuerat på grund av den pågående klimatförändringen och torra somrar, t.ex. den exceptionellt torra sommaren 2018. I uppsatsen undersöks områden med tre olika avstånd från kalhyggeskant med avseende på skydd bl.a. för knärot. Det första området har avstånd upp till 20 m från hyggeskant (Strong edge effect), det andra 20–40 m från hyggeskant (Weak edge effect) och det tredje avser större avstånd från hyggeskant, där kanteffekten anses vara försumbar (Interior). Ett resultat var att man fann stor eller mycket stor uttorkningseffekt på känsliga och rödlistade skogsarter vid de kortare avstånden till hyggeskant, medan effekt av uttorkning inte konstaterades på större avstånd (Interior). För orkidén knärot fann man en rik förekomst (upp till 0,06 dm2/m2) på stort avstånd från hyggeskant (Interior), medan förekomsten var liten eller närmast försumbar i de områden som klassificerades som Weak edge effect respektive Strong edge effect. Arbetet påpekar att de allt oftare förekommande torra somrarna ger ytterligare skäl att utöka skyddsavståndet från hyggen till den fuktkrävande arten knärot (Koelmeijer m.fl., 2022).</w:t>
-      </w:r>
-    </w:p>
-    <w:p>
-      <w:r>
-        <w:t>Även Skogsstyrelsens egen vägledning för hänsyn till knärot ligger i linje med ovanstående forskningsstudier. Av vägledningen framgår det att för med hög sannolikhet kunna bevara befintliga förekomster krävs relativt stora avsättningar av uppvuxen skog med slutet och relativt tätt kronskikt. Som riktlinje kan krävas ett avstånd på 50 meter in från brynet för att vidmakthålla ett fungerande mikroklimat. Detta innebär att fristående hänsynsytor för många arter (kärlväxter, lavar och mossor) kan behöva ha en area överstigande 0,8 hektar (cirkelyta med radien 50 meter = 0,78 hektar) för att bibehålla lokalklimatet. Även ganska små förändringar i form av förändrade ljus- och fuktighetsförhållanden, till exempel till följd av gallring, kan leda till att arten försvinner till följd av konkurrens med mera ljuskrävande och snabbväxande arter (Skogsstyrelsen, 2022).</w:t>
-      </w:r>
-    </w:p>
-    <w:p>
-      <w:r>
-        <w:t>Vid tillämpning av försiktighetsprincipen enligt 2 kap. 3 § miljöbalken bör sålunda 100–150 meters skyddszon lämnas runt knärotens växtplatser.</w:t>
+      <w:r>
+        <w:t>Trots det allvarliga läget har statusen för Västlig taiga ändrats till otillräcklig i stället för dålig i den senaste Artikel 17 rapporteringen 2025. Av Naturvårdsverkets rapport framgår det dock att de ändrade statusbedömningarna jämfört med rapporteringen 2019 inte beror på faktiska miljöförändringar. Ändringarna är av teknisk karaktär och främst en följd av resultaten från genomförda regeringsuppdrag och beslut inför rapporteringen 2025. Det är alltså politisk styrning i stället för faktiska förhållanden i naturen som ändrat på naturtypernas status i rapporteringen, vilket rimmar dåligt med såväl art- och habitatdirektivets syften och mål som med naturrestaureringsförordningen. I praktiken har dock Sveriges nya sätt att rapportera bevarandestatus till EU inte någon betydelse eftersom Naturvårdsverkets rapportering 2025 visar att Västlig taiga inte har gynnsam bevarandestatus.</w:t>
       </w:r>
     </w:p>
     <w:p>
@@ -585,491 +1308,129 @@
         <w:pStyle w:val="Heading2"/>
       </w:pPr>
       <w:r>
-        <w:t>Referenser – knärot</w:t>
+        <w:t>EU:s naturrestaureringsförordning</w:t>
       </w:r>
     </w:p>
     <w:p>
       <w:r>
-        <w:t xml:space="preserve">de Graaf M &amp; Roberts M.R., 2009. </w:t>
+        <w:t>Enligt EU:s naturrestaureringsförordning (EU 2024/1991) ska minst 20 % av landområden och minst 20 % av havsarealen vara restaurerad senast 2030, samt alla ekosystem som är i behov av restaurering senast 2050. Det framgår också av förordningen att det är viktigt att livsmiljötyperna inte försämras innan eller efter att restaureringar genomförts, se exempelvis punkt 37 förordningen.</w:t>
+      </w:r>
+    </w:p>
+    <w:p>
+      <w:r>
+        <w:t>”</w:t>
       </w:r>
       <w:r>
         <w:rPr>
           <w:i/>
         </w:rPr>
-        <w:t xml:space="preserve">Short-term response of the herbaceous layer within leave patches after harvest. </w:t>
-      </w:r>
-      <w:r>
-        <w:t>Forest Ecology and Management 257, 1014–1025</w:t>
+        <w:t>Det är viktigt att medlemsstaterna vidtar åtgärder som syftar till att säkerställa att tillståndet för områden som täcks av livsmiljötyper som omfattas av denna förordning och som omfattas av restaureringsåtgärder uppvisar en kontinuerlig förbättring till dess att de uppnår ett gott tillstånd, och att medlemsstaterna vidtar åtgärder som syftar till att säkerställa att dessa livsmiljötyper, när de har uppnått ett gott tillstånd, inte försämras avsevärt, så att det långsiktiga bibehållandet eller uppnåendet av gott tillstånd inte äventyras. (..) Det är också viktigt att medlemsstaterna anstränger sig för att förhindra avsevärd försämring av områden som täcks av sådana livsmiljötyper som antingen redan är i gott skick eller som inte är i gott skick men ännu inte omfattas av restaureringsåtgärder.”</w:t>
       </w:r>
     </w:p>
     <w:p>
       <w:r>
-        <w:t xml:space="preserve">Halpern, C. B., Halaj, J., Evans, S. A., &amp; Dovciak, M., 2012. </w:t>
-      </w:r>
+        <w:rPr>
+          <w:b/>
+          <w:i/>
+        </w:rPr>
+        <w:t>Artikel 4(12):</w:t>
+      </w:r>
+    </w:p>
+    <w:p>
       <w:r>
         <w:rPr>
           <w:i/>
         </w:rPr>
-        <w:t xml:space="preserve">Level and pattern of overstory retention interact to shape long-term responses of understories to timber harvest. </w:t>
-      </w:r>
-      <w:r>
-        <w:t>Ecological Applications, 22, 2049–2064</w:t>
+        <w:t>Utan att det påverkar tillämpningen av direktiv 92/43/EEG ska medlemsstaterna, senast den dag då deras nationella restaureringsplaner offentliggörs i enlighet med artikel 17.6 i denna förordning, eftersträva att genomföra de åtgärder som krävs för att förhindra avsevärd försämring av områden där de livsmiljötyper som förtecknas i bilaga I till denna förordning förekommer och som är i gott tillstånd eller som krävs för att uppnå de restaureringsmål som anges i punkt 17 i den här artikeln.</w:t>
       </w:r>
     </w:p>
     <w:p>
       <w:r>
-        <w:t xml:space="preserve">Johnson, S., 2014. </w:t>
-      </w:r>
+        <w:rPr>
+          <w:b/>
+          <w:i/>
+        </w:rPr>
+        <w:t>Artikel 4 (17).   Medlemsstaterna ska säkerställa</w:t>
+      </w:r>
+    </w:p>
+    <w:p>
       <w:r>
         <w:rPr>
           <w:i/>
         </w:rPr>
-        <w:t>Retention Forestry as a Conservation Measure for Boreal Forest Ground Vegetation</w:t>
-      </w:r>
-      <w:r>
-        <w:t>. Doktorsavhandling, SLU, Uppsala</w:t>
+        <w:t>a) en ökning av arealen i gott tillstånd för de livsmiljötyper som förtecknas i bilaga I till dess att minst 90 % är i gott tillstånd och till dess att den gynnsamma referensarealen för varje livsmiljötyp i varje biogeografisk region inom den berörda medlemsstaten har uppnåtts.</w:t>
       </w:r>
     </w:p>
     <w:p>
       <w:r>
-        <w:t xml:space="preserve">Koelmeijer, I. A., Ehrlén, J., Jönsson, M., De Frenne, P., Berg, P., Andersson, J., Weibull, H. &amp; Hylander, N. 2022. </w:t>
+        <w:t>Referenser</w:t>
+      </w:r>
+    </w:p>
+    <w:p>
+      <w:r>
+        <w:t xml:space="preserve">EEA European Environment Agency, 2022. </w:t>
       </w:r>
       <w:r>
         <w:rPr>
           <w:i/>
         </w:rPr>
-        <w:t xml:space="preserve">Interactive effects of drought and edge exposure on old-growth forest understory species. </w:t>
-      </w:r>
-      <w:r>
-        <w:t>Landscape Ecology, 37, sid 1839–1853</w:t>
+        <w:t xml:space="preserve">Western taiga – Conservation status 2013-2018. </w:t>
+      </w:r>
+      <w:r>
+        <w:t>https:// eunis.eea.europoa.eu/habitats/10176.</w:t>
       </w:r>
     </w:p>
     <w:p>
       <w:r>
-        <w:t xml:space="preserve">Rudolphi, J., Jönsson, M. T., &amp; Gustafsson, L., 2014. </w:t>
+        <w:t>EU-domstolens dom av den 2 juli 2020 i målet C 477/19 (Europeisk hamster) p. 23.</w:t>
+      </w:r>
+    </w:p>
+    <w:p>
+      <w:r>
+        <w:t>EU-domstolens dom av den 4 mars 2021 i de förenade målen C 473-19 och C 474-19 (Skydda skogen) p. 70 och 76.</w:t>
+      </w:r>
+    </w:p>
+    <w:p>
+      <w:r>
+        <w:t>Europaparlamentets och rådets direktiv 2009/147/EG av den 30 november 2009 om bevarande av vilda fåglar.</w:t>
+      </w:r>
+    </w:p>
+    <w:p>
+      <w:r>
+        <w:t>EUROPAPARLAMENTETS OCH RÅDETS FÖRORDNING (EU) 2024/1991 av den 24 juni 2024 om restaurering av natur och om ändring av förordning (EU) 2022/869.</w:t>
+      </w:r>
+    </w:p>
+    <w:p>
+      <w:r>
+        <w:t>Rådets direktiv 92/43/EEG av den 21 mj 1992 om bevarande av livsmiljöer samt vilda djur och växter.</w:t>
+      </w:r>
+    </w:p>
+    <w:p>
+      <w:r>
+        <w:t xml:space="preserve">Skogsstyrelsen, 2026. </w:t>
       </w:r>
       <w:r>
         <w:rPr>
           <w:i/>
         </w:rPr>
-        <w:t xml:space="preserve">Biological legacies buffer local species extinction after logging. </w:t>
-      </w:r>
-      <w:r>
-        <w:t>Journal of Applied Ecology. 51, 53–62.</w:t>
+        <w:t>Biologisk mångfald i skogen.</w:t>
+      </w:r>
+      <w:r>
+        <w:t xml:space="preserve"> Rapport 2026/07.</w:t>
       </w:r>
     </w:p>
     <w:p>
       <w:r>
-        <w:t xml:space="preserve">Sebestyén, L. och Sundberg, S. 2025.  </w:t>
+        <w:t xml:space="preserve">SLU Artdatabanken, 2019. </w:t>
       </w:r>
       <w:r>
         <w:rPr>
           <w:i/>
         </w:rPr>
-        <w:t>Påverkan på knärotslokaler från hyggen i närheten.</w:t>
-      </w:r>
-      <w:r>
-        <w:t xml:space="preserve"> DAPHNE 36:1 2025. Botaniska Sällskapet i Stockholm</w:t>
-      </w:r>
-    </w:p>
-    <w:p>
-      <w:r>
-        <w:t xml:space="preserve">Skogsstyrelsen, 2022. </w:t>
-      </w:r>
-      <w:r>
-        <w:rPr>
-          <w:i/>
-        </w:rPr>
-        <w:t xml:space="preserve">Vägledning för hänsyn till knärot. </w:t>
-      </w:r>
-      <w:r>
-        <w:t>https://www.skogsstyrelsen.se/lag-och-tillsyn/artskydd/vagledningar-och-kunskapsstod-artskydd/vagledning-for-hansyn-till-knarot/</w:t>
-      </w:r>
-    </w:p>
-    <w:p>
-      <w:r>
-        <w:t xml:space="preserve">SLU Artdatabanken, 2024. </w:t>
-      </w:r>
-      <w:r>
-        <w:rPr>
-          <w:i/>
-        </w:rPr>
-        <w:t xml:space="preserve">Artfaktablad. Naturvård – artfakta. </w:t>
-      </w:r>
-      <w:r>
-        <w:t>SLU Artdatabanken, Uppsala</w:t>
-      </w:r>
-    </w:p>
-    <w:p>
-      <w:pPr>
-        <w:pStyle w:val="Heading1"/>
-      </w:pPr>
-      <w:r>
-        <w:t>Lunglav – ekologi samt krav på livsmiljön</w:t>
-      </w:r>
-    </w:p>
-    <w:p>
-      <w:r>
-        <w:t xml:space="preserve">Lunglav (NT) är en av vårt lands främsta signalarter som överallt indikerar gamla lövträd, skogsbestånd med höga naturvärden och ekosystem med lång skoglig kontinuitet. Lokalt kan förekomsten vara mycket riklig men den hittas nästan enbart i gamla och ej slutavverkade skogar. Artens samtliga förekomster bör uppmärksammas från naturvårdssynpunkt, då många lokaler även hyser andra ovanliga och rödlistade arter, däribland de sällsynta lavparasiterna lunglavshårprick (CR), </w:t>
-      </w:r>
-      <w:r>
-        <w:rPr>
-          <w:i/>
-        </w:rPr>
-        <w:t>Abrothallus diederichii</w:t>
-      </w:r>
-      <w:r>
-        <w:t xml:space="preserve"> (VU), </w:t>
-      </w:r>
-      <w:r>
-        <w:rPr>
-          <w:i/>
-        </w:rPr>
-        <w:t>Abrothallus lobariae</w:t>
-      </w:r>
-      <w:r>
-        <w:t xml:space="preserve"> (VU), </w:t>
-      </w:r>
-      <w:r>
-        <w:rPr>
-          <w:i/>
-        </w:rPr>
-        <w:t>Calycina lobariae</w:t>
-      </w:r>
-      <w:r>
-        <w:t xml:space="preserve"> (VU), lunglavsknapp (VU) och skrovelmössing (VU), som växer på lunglav. Rikliga förekomster med lunglav bör skyddas med biotopskydd, frivilliga avsättningar eller reservat (SLU Artdatabanken, 2026; Nitare &amp; Skogsstyrelsen, 2019).</w:t>
-      </w:r>
-    </w:p>
-    <w:p>
-      <w:r>
-        <w:t xml:space="preserve">Lunglav är typisk art för </w:t>
-      </w:r>
-      <w:r>
-        <w:rPr>
-          <w:i/>
-        </w:rPr>
-        <w:t>9010 Taiga, 9020 Nordlig ädellövskog, 9110 Näringsfattig bokskog, 9130 Näringsrik bokskog, 9160 Näringsrik ekskog, 9180 Ädellövskog i branter, 9190 Näringsfattig ekskog, 9070 Trädklädd betesmark, 9040 Fjällbjörkskog</w:t>
-      </w:r>
-      <w:r>
-        <w:t xml:space="preserve"> och</w:t>
-      </w:r>
-      <w:r>
-        <w:rPr>
-          <w:i/>
-        </w:rPr>
-        <w:t xml:space="preserve"> 6530 Lövängar</w:t>
-      </w:r>
-      <w:r>
-        <w:t xml:space="preserve"> (SLU Artdatabanken, 2026).</w:t>
-      </w:r>
-    </w:p>
-    <w:p>
-      <w:pPr>
-        <w:pStyle w:val="Heading2"/>
-      </w:pPr>
-      <w:r>
-        <w:t>Referenser – lunglav</w:t>
-      </w:r>
-    </w:p>
-    <w:p>
-      <w:r>
-        <w:t xml:space="preserve">Nitare, J. och Skogsstyrelsen, 2019. </w:t>
-      </w:r>
-      <w:r>
-        <w:rPr>
-          <w:i/>
-        </w:rPr>
-        <w:t xml:space="preserve">Skyddsvärd skog – Naturvårdsarter och andra kriterier för naturvärdesbedömning. </w:t>
-      </w:r>
-      <w:r>
-        <w:t>Skogsstyrelsen.</w:t>
-      </w:r>
-    </w:p>
-    <w:p>
-      <w:r>
-        <w:t xml:space="preserve">SLU Artdatabanken, 2026. </w:t>
-      </w:r>
-      <w:r>
-        <w:rPr>
-          <w:i/>
-        </w:rPr>
-        <w:t xml:space="preserve">Artfaktablad. Naturvård – artfakta. </w:t>
-      </w:r>
-      <w:r>
-        <w:t>SLU Artdatabanken, Uppsala.</w:t>
-      </w:r>
-    </w:p>
-    <w:p>
-      <w:pPr>
-        <w:pStyle w:val="Heading1"/>
-      </w:pPr>
-      <w:r>
-        <w:t>Spillkråka – ekologi samt krav på livsmiljön</w:t>
-      </w:r>
-    </w:p>
-    <w:p>
-      <w:r>
-        <w:t xml:space="preserve">Spillkråka (§4) ingår i bilaga 1 EU:s fågeldirektiv och är typisk art för </w:t>
-      </w:r>
-      <w:r>
-        <w:rPr>
-          <w:i/>
-        </w:rPr>
-        <w:t xml:space="preserve">9010 Taiga </w:t>
-      </w:r>
-      <w:r>
-        <w:t>och</w:t>
-      </w:r>
-      <w:r>
-        <w:rPr>
-          <w:i/>
-        </w:rPr>
-        <w:t xml:space="preserve"> 9740 Skogsbevuxen myr</w:t>
-      </w:r>
-      <w:r>
-        <w:t>. Den lever i både barr- och blandskog liksom i ren lövskog. De tätaste populationerna tenderar att finnas i äldre, variationsrik blandskog med gott om död ved och gamla träd. Varje par utnyttjar 400–1000 hektar skog beroende på skogens kvalitet. Skogsbruk med korta omloppstider och täta, homogena ungskogar utgör det största hotet (SLU Artdatabanken, 2026).</w:t>
-      </w:r>
-    </w:p>
-    <w:p>
-      <w:r>
-        <w:t>Spillkråka är en nyckelart i skogliga miljöer vars övergivna bohål utnyttjas av flera andra hålhäckande fågelarter och fladdermöss, däribland pärluggla (EN, §4), knipa (§4), salskrake (§4) och skogsduva (§4). Hökuggla (VU, §4) och slaguggla (§4) häckar ofta i högstubbar som brutits av i höjd med ett gammalt spillkråkebo (Skogsstyrelsen, 2016).</w:t>
-      </w:r>
-    </w:p>
-    <w:p>
-      <w:pPr>
-        <w:pStyle w:val="Heading2"/>
-      </w:pPr>
-      <w:r>
-        <w:t>Referenser – spillkråka</w:t>
-      </w:r>
-    </w:p>
-    <w:p>
-      <w:r>
-        <w:t xml:space="preserve">Skogsstyrelsen, 2016. </w:t>
-      </w:r>
-      <w:r>
-        <w:rPr>
-          <w:i/>
-        </w:rPr>
-        <w:t xml:space="preserve">Vägledning för hänsyn till spillkråka. </w:t>
-      </w:r>
-      <w:r>
-        <w:t>Vägledningar och kunskapsstöd artskydd – Skogsstyrelsen.</w:t>
-      </w:r>
-    </w:p>
-    <w:p>
-      <w:r>
-        <w:t xml:space="preserve">SLU Artdatabanken, 2026. </w:t>
-      </w:r>
-      <w:r>
-        <w:rPr>
-          <w:i/>
-        </w:rPr>
-        <w:t xml:space="preserve">Artfaktablad. Naturvård – artfakta. </w:t>
-      </w:r>
-      <w:r>
-        <w:t>SLU Artdatabanken, Uppsala.</w:t>
-      </w:r>
-    </w:p>
-    <w:p>
-      <w:pPr>
-        <w:pStyle w:val="Heading1"/>
-      </w:pPr>
-      <w:r>
-        <w:t>Tretåig hackspett – ekologi samt krav på livsmiljön</w:t>
-      </w:r>
-    </w:p>
-    <w:p>
-      <w:r>
-        <w:t xml:space="preserve">Tretåig hackspett (NT) är fridlyst enligt §4 Artskyddsförordningen och finns med som prioriterad art i Skogsstyrelsen vägledning för skogsbruket (bilaga 4 till SVL). I vägledningen står bland annat att: </w:t>
-      </w:r>
-      <w:r>
-        <w:rPr>
-          <w:i/>
-        </w:rPr>
-        <w:t xml:space="preserve">“Tretåig hackspett har stora arealkrav och höga krav på sin livsmiljö. Omdaningen av naturskogar till kulturskogar medför en förlust av viktiga miljöer, något som förstärks av ökad fragmentering till följd av avverkningar.” </w:t>
-      </w:r>
-      <w:r>
-        <w:t xml:space="preserve">Vidare att: </w:t>
-      </w:r>
-      <w:r>
-        <w:rPr>
-          <w:i/>
-        </w:rPr>
-        <w:t>“Områden med dokumenterad permanent förekomst i naturskogsmiljöer har vanligen så stora naturvärden att skogsbruk är olämpligt”</w:t>
-      </w:r>
-      <w:r>
-        <w:t xml:space="preserve"> (SLU Artdatabanken, 2024; Skogsstyrelsen, 2016)</w:t>
-      </w:r>
-      <w:r>
-        <w:rPr>
-          <w:i/>
-        </w:rPr>
-        <w:t>.</w:t>
-      </w:r>
-    </w:p>
-    <w:p>
-      <w:r>
-        <w:t>Tretåig hackspett är beroende av större sammanhängande naturskogar med kontinuerlig tillgång och nybildning av död ved och fragmentering av livsmiljöerna utgör ett stort hot mot arten (se exempelvis Stachura-Skierczynska et al., 2009; Wesolowski et al., 2005; Butler et al., 2004; Pakkala et al., 2002; Amcoff et al., 1996; Virkkala, 1991). Det finns studier som visar att naturskogens självgallringsprocess som den tretåiga hackspetten är beroende av, inte kan ersättas med efterlämnad hänsyn i skogsbruket (Imbeau &amp; Desrochers, 2002).</w:t>
-      </w:r>
-    </w:p>
-    <w:p>
-      <w:r>
-        <w:t>Permanenta revir av tretåig hackspett karaktäriseras ofta av artens typiska ringformigt ordnade hackmärken på framför allt gamla granar. För att säkerställa att inte revir av tretåig hackspett drabbas av avverkningsplanerna bör en inventering göras i området både under häckningstid och under vintern, då arten utnyttjar betydligt större områden än under sommarens häckningsrevir. Storleken på häckningsreviret varierar med skogstypen, förekomsten av död ved och graden av fragmentering, men är i allmänhet i storleksordningen 25–100 hektar (SLU Artdatabanken, 2024; Skogsstyrelsen, 2016).</w:t>
-      </w:r>
-    </w:p>
-    <w:p>
-      <w:r>
-        <w:t xml:space="preserve">Förutom fridlysning enligt §4 Artskyddsförordningen är tretåig hackspett även förtecknad i EU:s fågeldirektiv bilaga 1. Den är typisk art för </w:t>
-      </w:r>
-      <w:r>
-        <w:rPr>
-          <w:i/>
-        </w:rPr>
-        <w:t xml:space="preserve">9010 Taiga, 9740 Skogsbevuxen myr, 9030 Landhöjningsskog </w:t>
-      </w:r>
-      <w:r>
-        <w:t xml:space="preserve">och </w:t>
-      </w:r>
-      <w:r>
-        <w:rPr>
-          <w:i/>
-        </w:rPr>
-        <w:t>9040 Fjällbjörkskog</w:t>
-      </w:r>
-      <w:r>
-        <w:t xml:space="preserve"> samt ingår i Natura 2000 och är förtecknad i Bernkonventionen bilaga II (strikt skyddade djurarter) (SLU Artdatabanken, 2024; Skogsstyrelsen, 2016).</w:t>
-      </w:r>
-    </w:p>
-    <w:p>
-      <w:pPr>
-        <w:pStyle w:val="Heading2"/>
-      </w:pPr>
-      <w:r>
-        <w:t>Referenser – tretåig hackspett</w:t>
-      </w:r>
-    </w:p>
-    <w:p>
-      <w:r>
-        <w:t xml:space="preserve">Amcoff, M. &amp; Eriksson, P. 1996. </w:t>
-      </w:r>
-      <w:r>
-        <w:rPr>
-          <w:i/>
-        </w:rPr>
-        <w:t xml:space="preserve">Förekomst av tretåig hackspett Picoides tridactylus på bestånds- och landskapsnivå. </w:t>
-      </w:r>
-      <w:r>
-        <w:t>Ornis Svecica 6: 107–119.</w:t>
-      </w:r>
-    </w:p>
-    <w:p>
-      <w:r>
-        <w:t xml:space="preserve">Butler, R., Angelstam, P., Ekelund, P. &amp; Schlaeffer, R. 2004. </w:t>
-      </w:r>
-      <w:r>
-        <w:rPr>
-          <w:i/>
-        </w:rPr>
-        <w:t xml:space="preserve">Dead wood threshold values for the three-toed woodpecker presence in boreal and sub-Alpine forest. </w:t>
-      </w:r>
-      <w:r>
-        <w:t>Biological conservation 119(3): 305–318.</w:t>
-      </w:r>
-    </w:p>
-    <w:p>
-      <w:r>
-        <w:t xml:space="preserve">Imbeau, L. &amp; Desrochers, A. 2002. </w:t>
-      </w:r>
-      <w:r>
-        <w:rPr>
-          <w:i/>
-        </w:rPr>
-        <w:t xml:space="preserve">Foraging Ecology and Use of Drumming Trees by Three-Toed Woodpeckers. </w:t>
-      </w:r>
-      <w:r>
-        <w:t>The Journal of Wildlife Management. Vol. 66, No. 1 (Jan., 2002), pp. 222–231.</w:t>
-      </w:r>
-    </w:p>
-    <w:p>
-      <w:r>
-        <w:t xml:space="preserve">Pakkala, T., Hanski, I. &amp; Tomppo, E. 2002. </w:t>
-      </w:r>
-      <w:r>
-        <w:rPr>
-          <w:i/>
-        </w:rPr>
-        <w:t xml:space="preserve">Spatial ecology of the three-toed woodpecker in managed forest landscapes. </w:t>
-      </w:r>
-      <w:r>
-        <w:t>Silva Fennica 36(1): 279–288.</w:t>
-      </w:r>
-    </w:p>
-    <w:p>
-      <w:r>
-        <w:t xml:space="preserve">Skogsstyrelsen, 2016. </w:t>
-      </w:r>
-      <w:r>
-        <w:rPr>
-          <w:i/>
-        </w:rPr>
-        <w:t>Vägledning för hänsyn till fåglar – Tretåig hackspett.</w:t>
-      </w:r>
-    </w:p>
-    <w:p>
-      <w:r>
-        <w:t xml:space="preserve">SLU Artdatabanken, 2024. </w:t>
-      </w:r>
-      <w:r>
-        <w:rPr>
-          <w:i/>
-        </w:rPr>
-        <w:t xml:space="preserve">Artfaktablad. Naturvård – artfakta. </w:t>
-      </w:r>
-      <w:r>
-        <w:t>SLU Artdatabanken, Uppsala.</w:t>
-      </w:r>
-    </w:p>
-    <w:p>
-      <w:r>
-        <w:t xml:space="preserve">Stachura-Skierczynska, K., Tumiel, T. &amp; Skierczynski, M. 2009. </w:t>
-      </w:r>
-      <w:r>
-        <w:rPr>
-          <w:i/>
-        </w:rPr>
-        <w:t xml:space="preserve">Habitat prediction model for three-toed woodpecker and its implications for the conservation of biologically valuable forests. </w:t>
-      </w:r>
-      <w:r>
-        <w:t>Forest Ecology and Management 258(5): 697–703.</w:t>
-      </w:r>
-    </w:p>
-    <w:p>
-      <w:r>
-        <w:t xml:space="preserve">Virkkala, R. 1991. </w:t>
-      </w:r>
-      <w:r>
-        <w:rPr>
-          <w:i/>
-        </w:rPr>
-        <w:t xml:space="preserve">Population trends of forest birds in a Finnish Lapland landscape of large habitat blocks – Consequences of stochastic environmental variation or regional habitat alteration. </w:t>
-      </w:r>
-      <w:r>
-        <w:t>Biological conservation 56(2): 223–240.</w:t>
-      </w:r>
-    </w:p>
-    <w:p>
-      <w:r>
-        <w:t xml:space="preserve">Wesolowski, T., Czeszczewik, D. &amp; Rowinski, P. 2005. </w:t>
-      </w:r>
-      <w:r>
-        <w:rPr>
-          <w:i/>
-        </w:rPr>
-        <w:t xml:space="preserve">Effects of forest management on Three-toed Woodpecker Picoides tridactylus distribution in the Bialowieza Forest (NE Poland): conservation implications. </w:t>
-      </w:r>
-      <w:r>
-        <w:t>Acta Ornithologica 40(1): 53–60.</w:t>
+        <w:t>Sveriges arter och naturtyper i EU:s art- och habitatdirektiv.</w:t>
+      </w:r>
+      <w:r>
+        <w:t xml:space="preserve"> Resultat från rapportering 2019 till EU av bevarandestatus 2013-2018.</w:t>
       </w:r>
     </w:p>
     <w:sectPr>
@@ -1090,7 +1451,7 @@
 </file>
 
 <file path=word/endnotes.xml><?xml version="1.0" encoding="utf-8"?>
-<w:endnotes xmlns:wpc="http://schemas.microsoft.com/office/word/2010/wordprocessingCanvas" xmlns:cx="http://schemas.microsoft.com/office/drawing/2014/chartex" xmlns:cx1="http://schemas.microsoft.com/office/drawing/2015/9/8/chartex" xmlns:cx2="http://schemas.microsoft.com/office/drawing/2015/10/21/chartex" xmlns:cx3="http://schemas.microsoft.com/office/drawing/2016/5/9/chartex" xmlns:cx4="http://schemas.microsoft.com/office/drawing/2016/5/10/chartex" xmlns:cx5="http://schemas.microsoft.com/office/drawing/2016/5/11/chartex" xmlns:cx6="http://schemas.microsoft.com/office/drawing/2016/5/12/chartex" xmlns:cx7="http://schemas.microsoft.com/office/drawing/2016/5/13/chartex" xmlns:cx8="http://schemas.microsoft.com/office/drawing/2016/5/14/chartex" xmlns:mc="http://schemas.openxmlformats.org/markup-compatibility/2006" xmlns:aink="http://schemas.microsoft.com/office/drawing/2016/ink" xmlns:am3d="http://schemas.microsoft.com/office/drawing/2017/model3d" xmlns:o="urn:schemas-microsoft-com:office:office" xmlns:oel="http://schemas.microsoft.com/office/2019/extlst" xmlns:r="http://schemas.openxmlformats.org/officeDocument/2006/relationships" xmlns:m="http://schemas.openxmlformats.org/officeDocument/2006/math" xmlns:v="urn:schemas-microsoft-com:vml" xmlns:wp14="http://schemas.microsoft.com/office/word/2010/wordprocessingDrawing" xmlns:wp="http://schemas.openxmlformats.org/drawingml/2006/wordprocessingDrawing" xmlns:w10="urn:schemas-microsoft-com:office:word" xmlns:w="http://schemas.openxmlformats.org/wordprocessingml/2006/main" xmlns:w14="http://schemas.microsoft.com/office/word/2010/wordml" xmlns:w15="http://schemas.microsoft.com/office/word/2012/wordml" xmlns:w16cex="http://schemas.microsoft.com/office/word/2018/wordml/cex" xmlns:w16cid="http://schemas.microsoft.com/office/word/2016/wordml/cid" xmlns:w16="http://schemas.microsoft.com/office/word/2018/wordml" xmlns:w16sdtdh="http://schemas.microsoft.com/office/word/2020/wordml/sdtdatahash" xmlns:w16se="http://schemas.microsoft.com/office/word/2015/wordml/symex" xmlns:wpg="http://schemas.microsoft.com/office/word/2010/wordprocessingGroup" xmlns:wpi="http://schemas.microsoft.com/office/word/2010/wordprocessingInk" xmlns:wne="http://schemas.microsoft.com/office/word/2006/wordml" xmlns:wps="http://schemas.microsoft.com/office/word/2010/wordprocessingShape" mc:Ignorable="w14 w15 w16se w16cid w16 w16cex w16sdtdh wp14">
+<w:endnotes xmlns:wpc="http://schemas.microsoft.com/office/word/2010/wordprocessingCanvas" xmlns:cx="http://schemas.microsoft.com/office/drawing/2014/chartex" xmlns:cx1="http://schemas.microsoft.com/office/drawing/2015/9/8/chartex" xmlns:cx2="http://schemas.microsoft.com/office/drawing/2015/10/21/chartex" xmlns:cx3="http://schemas.microsoft.com/office/drawing/2016/5/9/chartex" xmlns:cx4="http://schemas.microsoft.com/office/drawing/2016/5/10/chartex" xmlns:cx5="http://schemas.microsoft.com/office/drawing/2016/5/11/chartex" xmlns:cx6="http://schemas.microsoft.com/office/drawing/2016/5/12/chartex" xmlns:cx7="http://schemas.microsoft.com/office/drawing/2016/5/13/chartex" xmlns:cx8="http://schemas.microsoft.com/office/drawing/2016/5/14/chartex" xmlns:mc="http://schemas.openxmlformats.org/markup-compatibility/2006" xmlns:aink="http://schemas.microsoft.com/office/drawing/2016/ink" xmlns:am3d="http://schemas.microsoft.com/office/drawing/2017/model3d" xmlns:o="urn:schemas-microsoft-com:office:office" xmlns:oel="http://schemas.microsoft.com/office/2019/extlst" xmlns:r="http://schemas.openxmlformats.org/officeDocument/2006/relationships" xmlns:m="http://schemas.openxmlformats.org/officeDocument/2006/math" xmlns:v="urn:schemas-microsoft-com:vml" xmlns:wp14="http://schemas.microsoft.com/office/word/2010/wordprocessingDrawing" xmlns:wp="http://schemas.openxmlformats.org/drawingml/2006/wordprocessingDrawing" xmlns:w10="urn:schemas-microsoft-com:office:word" xmlns:w="http://schemas.openxmlformats.org/wordprocessingml/2006/main" xmlns:w14="http://schemas.microsoft.com/office/word/2010/wordml" xmlns:w15="http://schemas.microsoft.com/office/word/2012/wordml" xmlns:w16cex="http://schemas.microsoft.com/office/word/2018/wordml/cex" xmlns:w16cid="http://schemas.microsoft.com/office/word/2016/wordml/cid" xmlns:w16="http://schemas.microsoft.com/office/word/2018/wordml" xmlns:w16du="http://schemas.microsoft.com/office/word/2023/wordml/word16du" xmlns:w16sdtdh="http://schemas.microsoft.com/office/word/2020/wordml/sdtdatahash" xmlns:w16sdtfl="http://schemas.microsoft.com/office/word/2024/wordml/sdtformatlock" xmlns:w16se="http://schemas.microsoft.com/office/word/2015/wordml/symex" xmlns:wpg="http://schemas.microsoft.com/office/word/2010/wordprocessingGroup" xmlns:wpi="http://schemas.microsoft.com/office/word/2010/wordprocessingInk" xmlns:wne="http://schemas.microsoft.com/office/word/2006/wordml" xmlns:wps="http://schemas.microsoft.com/office/word/2010/wordprocessingShape" mc:Ignorable="w14 w15 w16se w16cid w16 w16cex w16sdtdh w16sdtfl w16du wp14">
   <w:endnote w:type="separator" w:id="-1">
     <w:p>
       <w:pPr>
@@ -1115,7 +1476,7 @@
 </file>
 
 <file path=word/footer1.xml><?xml version="1.0" encoding="utf-8"?>
-<w:ftr xmlns:wpc="http://schemas.microsoft.com/office/word/2010/wordprocessingCanvas" xmlns:cx="http://schemas.microsoft.com/office/drawing/2014/chartex" xmlns:cx1="http://schemas.microsoft.com/office/drawing/2015/9/8/chartex" xmlns:cx2="http://schemas.microsoft.com/office/drawing/2015/10/21/chartex" xmlns:cx3="http://schemas.microsoft.com/office/drawing/2016/5/9/chartex" xmlns:cx4="http://schemas.microsoft.com/office/drawing/2016/5/10/chartex" xmlns:cx5="http://schemas.microsoft.com/office/drawing/2016/5/11/chartex" xmlns:cx6="http://schemas.microsoft.com/office/drawing/2016/5/12/chartex" xmlns:cx7="http://schemas.microsoft.com/office/drawing/2016/5/13/chartex" xmlns:cx8="http://schemas.microsoft.com/office/drawing/2016/5/14/chartex" xmlns:mc="http://schemas.openxmlformats.org/markup-compatibility/2006" xmlns:aink="http://schemas.microsoft.com/office/drawing/2016/ink" xmlns:am3d="http://schemas.microsoft.com/office/drawing/2017/model3d" xmlns:o="urn:schemas-microsoft-com:office:office" xmlns:oel="http://schemas.microsoft.com/office/2019/extlst" xmlns:r="http://schemas.openxmlformats.org/officeDocument/2006/relationships" xmlns:m="http://schemas.openxmlformats.org/officeDocument/2006/math" xmlns:v="urn:schemas-microsoft-com:vml" xmlns:wp14="http://schemas.microsoft.com/office/word/2010/wordprocessingDrawing" xmlns:wp="http://schemas.openxmlformats.org/drawingml/2006/wordprocessingDrawing" xmlns:w10="urn:schemas-microsoft-com:office:word" xmlns:w="http://schemas.openxmlformats.org/wordprocessingml/2006/main" xmlns:w14="http://schemas.microsoft.com/office/word/2010/wordml" xmlns:w15="http://schemas.microsoft.com/office/word/2012/wordml" xmlns:w16cex="http://schemas.microsoft.com/office/word/2018/wordml/cex" xmlns:w16cid="http://schemas.microsoft.com/office/word/2016/wordml/cid" xmlns:w16="http://schemas.microsoft.com/office/word/2018/wordml" xmlns:w16sdtdh="http://schemas.microsoft.com/office/word/2020/wordml/sdtdatahash" xmlns:w16se="http://schemas.microsoft.com/office/word/2015/wordml/symex" xmlns:wpg="http://schemas.microsoft.com/office/word/2010/wordprocessingGroup" xmlns:wpi="http://schemas.microsoft.com/office/word/2010/wordprocessingInk" xmlns:wne="http://schemas.microsoft.com/office/word/2006/wordml" xmlns:wps="http://schemas.microsoft.com/office/word/2010/wordprocessingShape" mc:Ignorable="w14 w15 w16se w16cid w16 w16cex w16sdtdh wp14">
+<w:ftr xmlns:wpc="http://schemas.microsoft.com/office/word/2010/wordprocessingCanvas" xmlns:cx="http://schemas.microsoft.com/office/drawing/2014/chartex" xmlns:cx1="http://schemas.microsoft.com/office/drawing/2015/9/8/chartex" xmlns:cx2="http://schemas.microsoft.com/office/drawing/2015/10/21/chartex" xmlns:cx3="http://schemas.microsoft.com/office/drawing/2016/5/9/chartex" xmlns:cx4="http://schemas.microsoft.com/office/drawing/2016/5/10/chartex" xmlns:cx5="http://schemas.microsoft.com/office/drawing/2016/5/11/chartex" xmlns:cx6="http://schemas.microsoft.com/office/drawing/2016/5/12/chartex" xmlns:cx7="http://schemas.microsoft.com/office/drawing/2016/5/13/chartex" xmlns:cx8="http://schemas.microsoft.com/office/drawing/2016/5/14/chartex" xmlns:mc="http://schemas.openxmlformats.org/markup-compatibility/2006" xmlns:aink="http://schemas.microsoft.com/office/drawing/2016/ink" xmlns:am3d="http://schemas.microsoft.com/office/drawing/2017/model3d" xmlns:o="urn:schemas-microsoft-com:office:office" xmlns:oel="http://schemas.microsoft.com/office/2019/extlst" xmlns:r="http://schemas.openxmlformats.org/officeDocument/2006/relationships" xmlns:m="http://schemas.openxmlformats.org/officeDocument/2006/math" xmlns:v="urn:schemas-microsoft-com:vml" xmlns:wp14="http://schemas.microsoft.com/office/word/2010/wordprocessingDrawing" xmlns:wp="http://schemas.openxmlformats.org/drawingml/2006/wordprocessingDrawing" xmlns:w10="urn:schemas-microsoft-com:office:word" xmlns:w="http://schemas.openxmlformats.org/wordprocessingml/2006/main" xmlns:w14="http://schemas.microsoft.com/office/word/2010/wordml" xmlns:w15="http://schemas.microsoft.com/office/word/2012/wordml" xmlns:w16cex="http://schemas.microsoft.com/office/word/2018/wordml/cex" xmlns:w16cid="http://schemas.microsoft.com/office/word/2016/wordml/cid" xmlns:w16="http://schemas.microsoft.com/office/word/2018/wordml" xmlns:w16du="http://schemas.microsoft.com/office/word/2023/wordml/word16du" xmlns:w16sdtdh="http://schemas.microsoft.com/office/word/2020/wordml/sdtdatahash" xmlns:w16sdtfl="http://schemas.microsoft.com/office/word/2024/wordml/sdtformatlock" xmlns:w16se="http://schemas.microsoft.com/office/word/2015/wordml/symex" xmlns:wpg="http://schemas.microsoft.com/office/word/2010/wordprocessingGroup" xmlns:wpi="http://schemas.microsoft.com/office/word/2010/wordprocessingInk" xmlns:wne="http://schemas.microsoft.com/office/word/2006/wordml" xmlns:wps="http://schemas.microsoft.com/office/word/2010/wordprocessingShape" mc:Ignorable="w14 w15 w16se w16cid w16 w16cex w16sdtdh w16sdtfl w16du wp14">
   <w:p>
     <w:pPr>
       <w:pStyle w:val="Footer"/>
@@ -1125,7 +1486,7 @@
 </file>
 
 <file path=word/footer2.xml><?xml version="1.0" encoding="utf-8"?>
-<w:ftr xmlns:wpc="http://schemas.microsoft.com/office/word/2010/wordprocessingCanvas" xmlns:cx="http://schemas.microsoft.com/office/drawing/2014/chartex" xmlns:cx1="http://schemas.microsoft.com/office/drawing/2015/9/8/chartex" xmlns:cx2="http://schemas.microsoft.com/office/drawing/2015/10/21/chartex" xmlns:cx3="http://schemas.microsoft.com/office/drawing/2016/5/9/chartex" xmlns:cx4="http://schemas.microsoft.com/office/drawing/2016/5/10/chartex" xmlns:cx5="http://schemas.microsoft.com/office/drawing/2016/5/11/chartex" xmlns:cx6="http://schemas.microsoft.com/office/drawing/2016/5/12/chartex" xmlns:cx7="http://schemas.microsoft.com/office/drawing/2016/5/13/chartex" xmlns:cx8="http://schemas.microsoft.com/office/drawing/2016/5/14/chartex" xmlns:mc="http://schemas.openxmlformats.org/markup-compatibility/2006" xmlns:aink="http://schemas.microsoft.com/office/drawing/2016/ink" xmlns:am3d="http://schemas.microsoft.com/office/drawing/2017/model3d" xmlns:o="urn:schemas-microsoft-com:office:office" xmlns:oel="http://schemas.microsoft.com/office/2019/extlst" xmlns:r="http://schemas.openxmlformats.org/officeDocument/2006/relationships" xmlns:m="http://schemas.openxmlformats.org/officeDocument/2006/math" xmlns:v="urn:schemas-microsoft-com:vml" xmlns:wp14="http://schemas.microsoft.com/office/word/2010/wordprocessingDrawing" xmlns:wp="http://schemas.openxmlformats.org/drawingml/2006/wordprocessingDrawing" xmlns:w10="urn:schemas-microsoft-com:office:word" xmlns:w="http://schemas.openxmlformats.org/wordprocessingml/2006/main" xmlns:w14="http://schemas.microsoft.com/office/word/2010/wordml" xmlns:w15="http://schemas.microsoft.com/office/word/2012/wordml" xmlns:w16cex="http://schemas.microsoft.com/office/word/2018/wordml/cex" xmlns:w16cid="http://schemas.microsoft.com/office/word/2016/wordml/cid" xmlns:w16="http://schemas.microsoft.com/office/word/2018/wordml" xmlns:w16sdtdh="http://schemas.microsoft.com/office/word/2020/wordml/sdtdatahash" xmlns:w16se="http://schemas.microsoft.com/office/word/2015/wordml/symex" xmlns:wpg="http://schemas.microsoft.com/office/word/2010/wordprocessingGroup" xmlns:wpi="http://schemas.microsoft.com/office/word/2010/wordprocessingInk" xmlns:wne="http://schemas.microsoft.com/office/word/2006/wordml" xmlns:wps="http://schemas.microsoft.com/office/word/2010/wordprocessingShape" mc:Ignorable="w14 w15 w16se w16cid w16 w16cex w16sdtdh wp14">
+<w:ftr xmlns:wpc="http://schemas.microsoft.com/office/word/2010/wordprocessingCanvas" xmlns:cx="http://schemas.microsoft.com/office/drawing/2014/chartex" xmlns:cx1="http://schemas.microsoft.com/office/drawing/2015/9/8/chartex" xmlns:cx2="http://schemas.microsoft.com/office/drawing/2015/10/21/chartex" xmlns:cx3="http://schemas.microsoft.com/office/drawing/2016/5/9/chartex" xmlns:cx4="http://schemas.microsoft.com/office/drawing/2016/5/10/chartex" xmlns:cx5="http://schemas.microsoft.com/office/drawing/2016/5/11/chartex" xmlns:cx6="http://schemas.microsoft.com/office/drawing/2016/5/12/chartex" xmlns:cx7="http://schemas.microsoft.com/office/drawing/2016/5/13/chartex" xmlns:cx8="http://schemas.microsoft.com/office/drawing/2016/5/14/chartex" xmlns:mc="http://schemas.openxmlformats.org/markup-compatibility/2006" xmlns:aink="http://schemas.microsoft.com/office/drawing/2016/ink" xmlns:am3d="http://schemas.microsoft.com/office/drawing/2017/model3d" xmlns:o="urn:schemas-microsoft-com:office:office" xmlns:oel="http://schemas.microsoft.com/office/2019/extlst" xmlns:r="http://schemas.openxmlformats.org/officeDocument/2006/relationships" xmlns:m="http://schemas.openxmlformats.org/officeDocument/2006/math" xmlns:v="urn:schemas-microsoft-com:vml" xmlns:wp14="http://schemas.microsoft.com/office/word/2010/wordprocessingDrawing" xmlns:wp="http://schemas.openxmlformats.org/drawingml/2006/wordprocessingDrawing" xmlns:w10="urn:schemas-microsoft-com:office:word" xmlns:w="http://schemas.openxmlformats.org/wordprocessingml/2006/main" xmlns:w14="http://schemas.microsoft.com/office/word/2010/wordml" xmlns:w15="http://schemas.microsoft.com/office/word/2012/wordml" xmlns:w16cex="http://schemas.microsoft.com/office/word/2018/wordml/cex" xmlns:w16cid="http://schemas.microsoft.com/office/word/2016/wordml/cid" xmlns:w16="http://schemas.microsoft.com/office/word/2018/wordml" xmlns:w16du="http://schemas.microsoft.com/office/word/2023/wordml/word16du" xmlns:w16sdtdh="http://schemas.microsoft.com/office/word/2020/wordml/sdtdatahash" xmlns:w16sdtfl="http://schemas.microsoft.com/office/word/2024/wordml/sdtformatlock" xmlns:w16se="http://schemas.microsoft.com/office/word/2015/wordml/symex" xmlns:wpg="http://schemas.microsoft.com/office/word/2010/wordprocessingGroup" xmlns:wpi="http://schemas.microsoft.com/office/word/2010/wordprocessingInk" xmlns:wne="http://schemas.microsoft.com/office/word/2006/wordml" xmlns:wps="http://schemas.microsoft.com/office/word/2010/wordprocessingShape" mc:Ignorable="w14 w15 w16se w16cid w16 w16cex w16sdtdh w16sdtfl w16du wp14">
   <w:p>
     <w:pPr>
       <w:pStyle w:val="Footer"/>
@@ -1135,7 +1496,7 @@
 </file>
 
 <file path=word/footer3.xml><?xml version="1.0" encoding="utf-8"?>
-<w:ftr xmlns:wpc="http://schemas.microsoft.com/office/word/2010/wordprocessingCanvas" xmlns:cx="http://schemas.microsoft.com/office/drawing/2014/chartex" xmlns:cx1="http://schemas.microsoft.com/office/drawing/2015/9/8/chartex" xmlns:cx2="http://schemas.microsoft.com/office/drawing/2015/10/21/chartex" xmlns:cx3="http://schemas.microsoft.com/office/drawing/2016/5/9/chartex" xmlns:cx4="http://schemas.microsoft.com/office/drawing/2016/5/10/chartex" xmlns:cx5="http://schemas.microsoft.com/office/drawing/2016/5/11/chartex" xmlns:cx6="http://schemas.microsoft.com/office/drawing/2016/5/12/chartex" xmlns:cx7="http://schemas.microsoft.com/office/drawing/2016/5/13/chartex" xmlns:cx8="http://schemas.microsoft.com/office/drawing/2016/5/14/chartex" xmlns:mc="http://schemas.openxmlformats.org/markup-compatibility/2006" xmlns:aink="http://schemas.microsoft.com/office/drawing/2016/ink" xmlns:am3d="http://schemas.microsoft.com/office/drawing/2017/model3d" xmlns:o="urn:schemas-microsoft-com:office:office" xmlns:oel="http://schemas.microsoft.com/office/2019/extlst" xmlns:r="http://schemas.openxmlformats.org/officeDocument/2006/relationships" xmlns:m="http://schemas.openxmlformats.org/officeDocument/2006/math" xmlns:v="urn:schemas-microsoft-com:vml" xmlns:wp14="http://schemas.microsoft.com/office/word/2010/wordprocessingDrawing" xmlns:wp="http://schemas.openxmlformats.org/drawingml/2006/wordprocessingDrawing" xmlns:w10="urn:schemas-microsoft-com:office:word" xmlns:w="http://schemas.openxmlformats.org/wordprocessingml/2006/main" xmlns:w14="http://schemas.microsoft.com/office/word/2010/wordml" xmlns:w15="http://schemas.microsoft.com/office/word/2012/wordml" xmlns:w16cex="http://schemas.microsoft.com/office/word/2018/wordml/cex" xmlns:w16cid="http://schemas.microsoft.com/office/word/2016/wordml/cid" xmlns:w16="http://schemas.microsoft.com/office/word/2018/wordml" xmlns:w16sdtdh="http://schemas.microsoft.com/office/word/2020/wordml/sdtdatahash" xmlns:w16se="http://schemas.microsoft.com/office/word/2015/wordml/symex" xmlns:wpg="http://schemas.microsoft.com/office/word/2010/wordprocessingGroup" xmlns:wpi="http://schemas.microsoft.com/office/word/2010/wordprocessingInk" xmlns:wne="http://schemas.microsoft.com/office/word/2006/wordml" xmlns:wps="http://schemas.microsoft.com/office/word/2010/wordprocessingShape" mc:Ignorable="w14 w15 w16se w16cid w16 w16cex w16sdtdh wp14">
+<w:ftr xmlns:wpc="http://schemas.microsoft.com/office/word/2010/wordprocessingCanvas" xmlns:cx="http://schemas.microsoft.com/office/drawing/2014/chartex" xmlns:cx1="http://schemas.microsoft.com/office/drawing/2015/9/8/chartex" xmlns:cx2="http://schemas.microsoft.com/office/drawing/2015/10/21/chartex" xmlns:cx3="http://schemas.microsoft.com/office/drawing/2016/5/9/chartex" xmlns:cx4="http://schemas.microsoft.com/office/drawing/2016/5/10/chartex" xmlns:cx5="http://schemas.microsoft.com/office/drawing/2016/5/11/chartex" xmlns:cx6="http://schemas.microsoft.com/office/drawing/2016/5/12/chartex" xmlns:cx7="http://schemas.microsoft.com/office/drawing/2016/5/13/chartex" xmlns:cx8="http://schemas.microsoft.com/office/drawing/2016/5/14/chartex" xmlns:mc="http://schemas.openxmlformats.org/markup-compatibility/2006" xmlns:aink="http://schemas.microsoft.com/office/drawing/2016/ink" xmlns:am3d="http://schemas.microsoft.com/office/drawing/2017/model3d" xmlns:o="urn:schemas-microsoft-com:office:office" xmlns:oel="http://schemas.microsoft.com/office/2019/extlst" xmlns:r="http://schemas.openxmlformats.org/officeDocument/2006/relationships" xmlns:m="http://schemas.openxmlformats.org/officeDocument/2006/math" xmlns:v="urn:schemas-microsoft-com:vml" xmlns:wp14="http://schemas.microsoft.com/office/word/2010/wordprocessingDrawing" xmlns:wp="http://schemas.openxmlformats.org/drawingml/2006/wordprocessingDrawing" xmlns:w10="urn:schemas-microsoft-com:office:word" xmlns:w="http://schemas.openxmlformats.org/wordprocessingml/2006/main" xmlns:w14="http://schemas.microsoft.com/office/word/2010/wordml" xmlns:w15="http://schemas.microsoft.com/office/word/2012/wordml" xmlns:w16cex="http://schemas.microsoft.com/office/word/2018/wordml/cex" xmlns:w16cid="http://schemas.microsoft.com/office/word/2016/wordml/cid" xmlns:w16="http://schemas.microsoft.com/office/word/2018/wordml" xmlns:w16du="http://schemas.microsoft.com/office/word/2023/wordml/word16du" xmlns:w16sdtdh="http://schemas.microsoft.com/office/word/2020/wordml/sdtdatahash" xmlns:w16sdtfl="http://schemas.microsoft.com/office/word/2024/wordml/sdtformatlock" xmlns:w16se="http://schemas.microsoft.com/office/word/2015/wordml/symex" xmlns:wpg="http://schemas.microsoft.com/office/word/2010/wordprocessingGroup" xmlns:wpi="http://schemas.microsoft.com/office/word/2010/wordprocessingInk" xmlns:wne="http://schemas.microsoft.com/office/word/2006/wordml" xmlns:wps="http://schemas.microsoft.com/office/word/2010/wordprocessingShape" mc:Ignorable="w14 w15 w16se w16cid w16 w16cex w16sdtdh w16sdtfl w16du wp14">
   <w:p>
     <w:pPr>
       <w:pStyle w:val="Footer"/>
@@ -1145,7 +1506,7 @@
 </file>
 
 <file path=word/footnotes.xml><?xml version="1.0" encoding="utf-8"?>
-<w:footnotes xmlns:wpc="http://schemas.microsoft.com/office/word/2010/wordprocessingCanvas" xmlns:cx="http://schemas.microsoft.com/office/drawing/2014/chartex" xmlns:cx1="http://schemas.microsoft.com/office/drawing/2015/9/8/chartex" xmlns:cx2="http://schemas.microsoft.com/office/drawing/2015/10/21/chartex" xmlns:cx3="http://schemas.microsoft.com/office/drawing/2016/5/9/chartex" xmlns:cx4="http://schemas.microsoft.com/office/drawing/2016/5/10/chartex" xmlns:cx5="http://schemas.microsoft.com/office/drawing/2016/5/11/chartex" xmlns:cx6="http://schemas.microsoft.com/office/drawing/2016/5/12/chartex" xmlns:cx7="http://schemas.microsoft.com/office/drawing/2016/5/13/chartex" xmlns:cx8="http://schemas.microsoft.com/office/drawing/2016/5/14/chartex" xmlns:mc="http://schemas.openxmlformats.org/markup-compatibility/2006" xmlns:aink="http://schemas.microsoft.com/office/drawing/2016/ink" xmlns:am3d="http://schemas.microsoft.com/office/drawing/2017/model3d" xmlns:o="urn:schemas-microsoft-com:office:office" xmlns:oel="http://schemas.microsoft.com/office/2019/extlst" xmlns:r="http://schemas.openxmlformats.org/officeDocument/2006/relationships" xmlns:m="http://schemas.openxmlformats.org/officeDocument/2006/math" xmlns:v="urn:schemas-microsoft-com:vml" xmlns:wp14="http://schemas.microsoft.com/office/word/2010/wordprocessingDrawing" xmlns:wp="http://schemas.openxmlformats.org/drawingml/2006/wordprocessingDrawing" xmlns:w10="urn:schemas-microsoft-com:office:word" xmlns:w="http://schemas.openxmlformats.org/wordprocessingml/2006/main" xmlns:w14="http://schemas.microsoft.com/office/word/2010/wordml" xmlns:w15="http://schemas.microsoft.com/office/word/2012/wordml" xmlns:w16cex="http://schemas.microsoft.com/office/word/2018/wordml/cex" xmlns:w16cid="http://schemas.microsoft.com/office/word/2016/wordml/cid" xmlns:w16="http://schemas.microsoft.com/office/word/2018/wordml" xmlns:w16sdtdh="http://schemas.microsoft.com/office/word/2020/wordml/sdtdatahash" xmlns:w16se="http://schemas.microsoft.com/office/word/2015/wordml/symex" xmlns:wpg="http://schemas.microsoft.com/office/word/2010/wordprocessingGroup" xmlns:wpi="http://schemas.microsoft.com/office/word/2010/wordprocessingInk" xmlns:wne="http://schemas.microsoft.com/office/word/2006/wordml" xmlns:wps="http://schemas.microsoft.com/office/word/2010/wordprocessingShape" mc:Ignorable="w14 w15 w16se w16cid w16 w16cex w16sdtdh wp14">
+<w:footnotes xmlns:wpc="http://schemas.microsoft.com/office/word/2010/wordprocessingCanvas" xmlns:cx="http://schemas.microsoft.com/office/drawing/2014/chartex" xmlns:cx1="http://schemas.microsoft.com/office/drawing/2015/9/8/chartex" xmlns:cx2="http://schemas.microsoft.com/office/drawing/2015/10/21/chartex" xmlns:cx3="http://schemas.microsoft.com/office/drawing/2016/5/9/chartex" xmlns:cx4="http://schemas.microsoft.com/office/drawing/2016/5/10/chartex" xmlns:cx5="http://schemas.microsoft.com/office/drawing/2016/5/11/chartex" xmlns:cx6="http://schemas.microsoft.com/office/drawing/2016/5/12/chartex" xmlns:cx7="http://schemas.microsoft.com/office/drawing/2016/5/13/chartex" xmlns:cx8="http://schemas.microsoft.com/office/drawing/2016/5/14/chartex" xmlns:mc="http://schemas.openxmlformats.org/markup-compatibility/2006" xmlns:aink="http://schemas.microsoft.com/office/drawing/2016/ink" xmlns:am3d="http://schemas.microsoft.com/office/drawing/2017/model3d" xmlns:o="urn:schemas-microsoft-com:office:office" xmlns:oel="http://schemas.microsoft.com/office/2019/extlst" xmlns:r="http://schemas.openxmlformats.org/officeDocument/2006/relationships" xmlns:m="http://schemas.openxmlformats.org/officeDocument/2006/math" xmlns:v="urn:schemas-microsoft-com:vml" xmlns:wp14="http://schemas.microsoft.com/office/word/2010/wordprocessingDrawing" xmlns:wp="http://schemas.openxmlformats.org/drawingml/2006/wordprocessingDrawing" xmlns:w10="urn:schemas-microsoft-com:office:word" xmlns:w="http://schemas.openxmlformats.org/wordprocessingml/2006/main" xmlns:w14="http://schemas.microsoft.com/office/word/2010/wordml" xmlns:w15="http://schemas.microsoft.com/office/word/2012/wordml" xmlns:w16cex="http://schemas.microsoft.com/office/word/2018/wordml/cex" xmlns:w16cid="http://schemas.microsoft.com/office/word/2016/wordml/cid" xmlns:w16="http://schemas.microsoft.com/office/word/2018/wordml" xmlns:w16du="http://schemas.microsoft.com/office/word/2023/wordml/word16du" xmlns:w16sdtdh="http://schemas.microsoft.com/office/word/2020/wordml/sdtdatahash" xmlns:w16sdtfl="http://schemas.microsoft.com/office/word/2024/wordml/sdtformatlock" xmlns:w16se="http://schemas.microsoft.com/office/word/2015/wordml/symex" xmlns:wpg="http://schemas.microsoft.com/office/word/2010/wordprocessingGroup" xmlns:wpi="http://schemas.microsoft.com/office/word/2010/wordprocessingInk" xmlns:wne="http://schemas.microsoft.com/office/word/2006/wordml" xmlns:wps="http://schemas.microsoft.com/office/word/2010/wordprocessingShape" mc:Ignorable="w14 w15 w16se w16cid w16 w16cex w16sdtdh w16sdtfl w16du wp14">
   <w:footnote w:type="separator" w:id="-1">
     <w:p>
       <w:pPr>
@@ -1170,7 +1531,7 @@
 </file>
 
 <file path=word/header1.xml><?xml version="1.0" encoding="utf-8"?>
-<w:hdr xmlns:wpc="http://schemas.microsoft.com/office/word/2010/wordprocessingCanvas" xmlns:cx="http://schemas.microsoft.com/office/drawing/2014/chartex" xmlns:cx1="http://schemas.microsoft.com/office/drawing/2015/9/8/chartex" xmlns:cx2="http://schemas.microsoft.com/office/drawing/2015/10/21/chartex" xmlns:cx3="http://schemas.microsoft.com/office/drawing/2016/5/9/chartex" xmlns:cx4="http://schemas.microsoft.com/office/drawing/2016/5/10/chartex" xmlns:cx5="http://schemas.microsoft.com/office/drawing/2016/5/11/chartex" xmlns:cx6="http://schemas.microsoft.com/office/drawing/2016/5/12/chartex" xmlns:cx7="http://schemas.microsoft.com/office/drawing/2016/5/13/chartex" xmlns:cx8="http://schemas.microsoft.com/office/drawing/2016/5/14/chartex" xmlns:mc="http://schemas.openxmlformats.org/markup-compatibility/2006" xmlns:aink="http://schemas.microsoft.com/office/drawing/2016/ink" xmlns:am3d="http://schemas.microsoft.com/office/drawing/2017/model3d" xmlns:o="urn:schemas-microsoft-com:office:office" xmlns:oel="http://schemas.microsoft.com/office/2019/extlst" xmlns:r="http://schemas.openxmlformats.org/officeDocument/2006/relationships" xmlns:m="http://schemas.openxmlformats.org/officeDocument/2006/math" xmlns:v="urn:schemas-microsoft-com:vml" xmlns:wp14="http://schemas.microsoft.com/office/word/2010/wordprocessingDrawing" xmlns:wp="http://schemas.openxmlformats.org/drawingml/2006/wordprocessingDrawing" xmlns:w10="urn:schemas-microsoft-com:office:word" xmlns:w="http://schemas.openxmlformats.org/wordprocessingml/2006/main" xmlns:w14="http://schemas.microsoft.com/office/word/2010/wordml" xmlns:w15="http://schemas.microsoft.com/office/word/2012/wordml" xmlns:w16cex="http://schemas.microsoft.com/office/word/2018/wordml/cex" xmlns:w16cid="http://schemas.microsoft.com/office/word/2016/wordml/cid" xmlns:w16="http://schemas.microsoft.com/office/word/2018/wordml" xmlns:w16sdtdh="http://schemas.microsoft.com/office/word/2020/wordml/sdtdatahash" xmlns:w16se="http://schemas.microsoft.com/office/word/2015/wordml/symex" xmlns:wpg="http://schemas.microsoft.com/office/word/2010/wordprocessingGroup" xmlns:wpi="http://schemas.microsoft.com/office/word/2010/wordprocessingInk" xmlns:wne="http://schemas.microsoft.com/office/word/2006/wordml" xmlns:wps="http://schemas.microsoft.com/office/word/2010/wordprocessingShape" mc:Ignorable="w14 w15 w16se w16cid w16 w16cex w16sdtdh wp14">
+<w:hdr xmlns:wpc="http://schemas.microsoft.com/office/word/2010/wordprocessingCanvas" xmlns:cx="http://schemas.microsoft.com/office/drawing/2014/chartex" xmlns:cx1="http://schemas.microsoft.com/office/drawing/2015/9/8/chartex" xmlns:cx2="http://schemas.microsoft.com/office/drawing/2015/10/21/chartex" xmlns:cx3="http://schemas.microsoft.com/office/drawing/2016/5/9/chartex" xmlns:cx4="http://schemas.microsoft.com/office/drawing/2016/5/10/chartex" xmlns:cx5="http://schemas.microsoft.com/office/drawing/2016/5/11/chartex" xmlns:cx6="http://schemas.microsoft.com/office/drawing/2016/5/12/chartex" xmlns:cx7="http://schemas.microsoft.com/office/drawing/2016/5/13/chartex" xmlns:cx8="http://schemas.microsoft.com/office/drawing/2016/5/14/chartex" xmlns:mc="http://schemas.openxmlformats.org/markup-compatibility/2006" xmlns:aink="http://schemas.microsoft.com/office/drawing/2016/ink" xmlns:am3d="http://schemas.microsoft.com/office/drawing/2017/model3d" xmlns:o="urn:schemas-microsoft-com:office:office" xmlns:oel="http://schemas.microsoft.com/office/2019/extlst" xmlns:r="http://schemas.openxmlformats.org/officeDocument/2006/relationships" xmlns:m="http://schemas.openxmlformats.org/officeDocument/2006/math" xmlns:v="urn:schemas-microsoft-com:vml" xmlns:wp14="http://schemas.microsoft.com/office/word/2010/wordprocessingDrawing" xmlns:wp="http://schemas.openxmlformats.org/drawingml/2006/wordprocessingDrawing" xmlns:w10="urn:schemas-microsoft-com:office:word" xmlns:w="http://schemas.openxmlformats.org/wordprocessingml/2006/main" xmlns:w14="http://schemas.microsoft.com/office/word/2010/wordml" xmlns:w15="http://schemas.microsoft.com/office/word/2012/wordml" xmlns:w16cex="http://schemas.microsoft.com/office/word/2018/wordml/cex" xmlns:w16cid="http://schemas.microsoft.com/office/word/2016/wordml/cid" xmlns:w16="http://schemas.microsoft.com/office/word/2018/wordml" xmlns:w16du="http://schemas.microsoft.com/office/word/2023/wordml/word16du" xmlns:w16sdtdh="http://schemas.microsoft.com/office/word/2020/wordml/sdtdatahash" xmlns:w16sdtfl="http://schemas.microsoft.com/office/word/2024/wordml/sdtformatlock" xmlns:w16se="http://schemas.microsoft.com/office/word/2015/wordml/symex" xmlns:wpg="http://schemas.microsoft.com/office/word/2010/wordprocessingGroup" xmlns:wpi="http://schemas.microsoft.com/office/word/2010/wordprocessingInk" xmlns:wne="http://schemas.microsoft.com/office/word/2006/wordml" xmlns:wps="http://schemas.microsoft.com/office/word/2010/wordprocessingShape" mc:Ignorable="w14 w15 w16se w16cid w16 w16cex w16sdtdh w16sdtfl w16du wp14">
   <w:p>
     <w:pPr>
       <w:pStyle w:val="Header"/>
@@ -1180,7 +1541,7 @@
 </file>
 
 <file path=word/header2.xml><?xml version="1.0" encoding="utf-8"?>
-<w:hdr xmlns:wpc="http://schemas.microsoft.com/office/word/2010/wordprocessingCanvas" xmlns:cx="http://schemas.microsoft.com/office/drawing/2014/chartex" xmlns:cx1="http://schemas.microsoft.com/office/drawing/2015/9/8/chartex" xmlns:cx2="http://schemas.microsoft.com/office/drawing/2015/10/21/chartex" xmlns:cx3="http://schemas.microsoft.com/office/drawing/2016/5/9/chartex" xmlns:cx4="http://schemas.microsoft.com/office/drawing/2016/5/10/chartex" xmlns:cx5="http://schemas.microsoft.com/office/drawing/2016/5/11/chartex" xmlns:cx6="http://schemas.microsoft.com/office/drawing/2016/5/12/chartex" xmlns:cx7="http://schemas.microsoft.com/office/drawing/2016/5/13/chartex" xmlns:cx8="http://schemas.microsoft.com/office/drawing/2016/5/14/chartex" xmlns:mc="http://schemas.openxmlformats.org/markup-compatibility/2006" xmlns:aink="http://schemas.microsoft.com/office/drawing/2016/ink" xmlns:am3d="http://schemas.microsoft.com/office/drawing/2017/model3d" xmlns:o="urn:schemas-microsoft-com:office:office" xmlns:oel="http://schemas.microsoft.com/office/2019/extlst" xmlns:r="http://schemas.openxmlformats.org/officeDocument/2006/relationships" xmlns:m="http://schemas.openxmlformats.org/officeDocument/2006/math" xmlns:v="urn:schemas-microsoft-com:vml" xmlns:wp14="http://schemas.microsoft.com/office/word/2010/wordprocessingDrawing" xmlns:wp="http://schemas.openxmlformats.org/drawingml/2006/wordprocessingDrawing" xmlns:w10="urn:schemas-microsoft-com:office:word" xmlns:w="http://schemas.openxmlformats.org/wordprocessingml/2006/main" xmlns:w14="http://schemas.microsoft.com/office/word/2010/wordml" xmlns:w15="http://schemas.microsoft.com/office/word/2012/wordml" xmlns:w16cex="http://schemas.microsoft.com/office/word/2018/wordml/cex" xmlns:w16cid="http://schemas.microsoft.com/office/word/2016/wordml/cid" xmlns:w16="http://schemas.microsoft.com/office/word/2018/wordml" xmlns:w16sdtdh="http://schemas.microsoft.com/office/word/2020/wordml/sdtdatahash" xmlns:w16se="http://schemas.microsoft.com/office/word/2015/wordml/symex" xmlns:wpg="http://schemas.microsoft.com/office/word/2010/wordprocessingGroup" xmlns:wpi="http://schemas.microsoft.com/office/word/2010/wordprocessingInk" xmlns:wne="http://schemas.microsoft.com/office/word/2006/wordml" xmlns:wps="http://schemas.microsoft.com/office/word/2010/wordprocessingShape" mc:Ignorable="w14 w15 w16se w16cid w16 w16cex w16sdtdh wp14">
+<w:hdr xmlns:wpc="http://schemas.microsoft.com/office/word/2010/wordprocessingCanvas" xmlns:cx="http://schemas.microsoft.com/office/drawing/2014/chartex" xmlns:cx1="http://schemas.microsoft.com/office/drawing/2015/9/8/chartex" xmlns:cx2="http://schemas.microsoft.com/office/drawing/2015/10/21/chartex" xmlns:cx3="http://schemas.microsoft.com/office/drawing/2016/5/9/chartex" xmlns:cx4="http://schemas.microsoft.com/office/drawing/2016/5/10/chartex" xmlns:cx5="http://schemas.microsoft.com/office/drawing/2016/5/11/chartex" xmlns:cx6="http://schemas.microsoft.com/office/drawing/2016/5/12/chartex" xmlns:cx7="http://schemas.microsoft.com/office/drawing/2016/5/13/chartex" xmlns:cx8="http://schemas.microsoft.com/office/drawing/2016/5/14/chartex" xmlns:mc="http://schemas.openxmlformats.org/markup-compatibility/2006" xmlns:aink="http://schemas.microsoft.com/office/drawing/2016/ink" xmlns:am3d="http://schemas.microsoft.com/office/drawing/2017/model3d" xmlns:o="urn:schemas-microsoft-com:office:office" xmlns:oel="http://schemas.microsoft.com/office/2019/extlst" xmlns:r="http://schemas.openxmlformats.org/officeDocument/2006/relationships" xmlns:m="http://schemas.openxmlformats.org/officeDocument/2006/math" xmlns:v="urn:schemas-microsoft-com:vml" xmlns:wp14="http://schemas.microsoft.com/office/word/2010/wordprocessingDrawing" xmlns:wp="http://schemas.openxmlformats.org/drawingml/2006/wordprocessingDrawing" xmlns:w10="urn:schemas-microsoft-com:office:word" xmlns:w="http://schemas.openxmlformats.org/wordprocessingml/2006/main" xmlns:w14="http://schemas.microsoft.com/office/word/2010/wordml" xmlns:w15="http://schemas.microsoft.com/office/word/2012/wordml" xmlns:w16cex="http://schemas.microsoft.com/office/word/2018/wordml/cex" xmlns:w16cid="http://schemas.microsoft.com/office/word/2016/wordml/cid" xmlns:w16="http://schemas.microsoft.com/office/word/2018/wordml" xmlns:w16du="http://schemas.microsoft.com/office/word/2023/wordml/word16du" xmlns:w16sdtdh="http://schemas.microsoft.com/office/word/2020/wordml/sdtdatahash" xmlns:w16sdtfl="http://schemas.microsoft.com/office/word/2024/wordml/sdtformatlock" xmlns:w16se="http://schemas.microsoft.com/office/word/2015/wordml/symex" xmlns:wpg="http://schemas.microsoft.com/office/word/2010/wordprocessingGroup" xmlns:wpi="http://schemas.microsoft.com/office/word/2010/wordprocessingInk" xmlns:wne="http://schemas.microsoft.com/office/word/2006/wordml" xmlns:wps="http://schemas.microsoft.com/office/word/2010/wordprocessingShape" mc:Ignorable="w14 w15 w16se w16cid w16 w16cex w16sdtdh w16sdtfl w16du wp14">
   <w:p>
     <w:pPr>
       <w:pStyle w:val="Header"/>
@@ -1191,7 +1552,7 @@
 </file>
 
 <file path=word/header3.xml><?xml version="1.0" encoding="utf-8"?>
-<w:hdr xmlns:wpc="http://schemas.microsoft.com/office/word/2010/wordprocessingCanvas" xmlns:cx="http://schemas.microsoft.com/office/drawing/2014/chartex" xmlns:cx1="http://schemas.microsoft.com/office/drawing/2015/9/8/chartex" xmlns:cx2="http://schemas.microsoft.com/office/drawing/2015/10/21/chartex" xmlns:cx3="http://schemas.microsoft.com/office/drawing/2016/5/9/chartex" xmlns:cx4="http://schemas.microsoft.com/office/drawing/2016/5/10/chartex" xmlns:cx5="http://schemas.microsoft.com/office/drawing/2016/5/11/chartex" xmlns:cx6="http://schemas.microsoft.com/office/drawing/2016/5/12/chartex" xmlns:cx7="http://schemas.microsoft.com/office/drawing/2016/5/13/chartex" xmlns:cx8="http://schemas.microsoft.com/office/drawing/2016/5/14/chartex" xmlns:mc="http://schemas.openxmlformats.org/markup-compatibility/2006" xmlns:aink="http://schemas.microsoft.com/office/drawing/2016/ink" xmlns:am3d="http://schemas.microsoft.com/office/drawing/2017/model3d" xmlns:o="urn:schemas-microsoft-com:office:office" xmlns:oel="http://schemas.microsoft.com/office/2019/extlst" xmlns:r="http://schemas.openxmlformats.org/officeDocument/2006/relationships" xmlns:m="http://schemas.openxmlformats.org/officeDocument/2006/math" xmlns:v="urn:schemas-microsoft-com:vml" xmlns:wp14="http://schemas.microsoft.com/office/word/2010/wordprocessingDrawing" xmlns:wp="http://schemas.openxmlformats.org/drawingml/2006/wordprocessingDrawing" xmlns:w10="urn:schemas-microsoft-com:office:word" xmlns:w="http://schemas.openxmlformats.org/wordprocessingml/2006/main" xmlns:w14="http://schemas.microsoft.com/office/word/2010/wordml" xmlns:w15="http://schemas.microsoft.com/office/word/2012/wordml" xmlns:w16cex="http://schemas.microsoft.com/office/word/2018/wordml/cex" xmlns:w16cid="http://schemas.microsoft.com/office/word/2016/wordml/cid" xmlns:w16="http://schemas.microsoft.com/office/word/2018/wordml" xmlns:w16sdtdh="http://schemas.microsoft.com/office/word/2020/wordml/sdtdatahash" xmlns:w16se="http://schemas.microsoft.com/office/word/2015/wordml/symex" xmlns:wpg="http://schemas.microsoft.com/office/word/2010/wordprocessingGroup" xmlns:wpi="http://schemas.microsoft.com/office/word/2010/wordprocessingInk" xmlns:wne="http://schemas.microsoft.com/office/word/2006/wordml" xmlns:wps="http://schemas.microsoft.com/office/word/2010/wordprocessingShape" mc:Ignorable="w14 w15 w16se w16cid w16 w16cex w16sdtdh wp14">
+<w:hdr xmlns:wpc="http://schemas.microsoft.com/office/word/2010/wordprocessingCanvas" xmlns:cx="http://schemas.microsoft.com/office/drawing/2014/chartex" xmlns:cx1="http://schemas.microsoft.com/office/drawing/2015/9/8/chartex" xmlns:cx2="http://schemas.microsoft.com/office/drawing/2015/10/21/chartex" xmlns:cx3="http://schemas.microsoft.com/office/drawing/2016/5/9/chartex" xmlns:cx4="http://schemas.microsoft.com/office/drawing/2016/5/10/chartex" xmlns:cx5="http://schemas.microsoft.com/office/drawing/2016/5/11/chartex" xmlns:cx6="http://schemas.microsoft.com/office/drawing/2016/5/12/chartex" xmlns:cx7="http://schemas.microsoft.com/office/drawing/2016/5/13/chartex" xmlns:cx8="http://schemas.microsoft.com/office/drawing/2016/5/14/chartex" xmlns:mc="http://schemas.openxmlformats.org/markup-compatibility/2006" xmlns:aink="http://schemas.microsoft.com/office/drawing/2016/ink" xmlns:am3d="http://schemas.microsoft.com/office/drawing/2017/model3d" xmlns:o="urn:schemas-microsoft-com:office:office" xmlns:oel="http://schemas.microsoft.com/office/2019/extlst" xmlns:r="http://schemas.openxmlformats.org/officeDocument/2006/relationships" xmlns:m="http://schemas.openxmlformats.org/officeDocument/2006/math" xmlns:v="urn:schemas-microsoft-com:vml" xmlns:wp14="http://schemas.microsoft.com/office/word/2010/wordprocessingDrawing" xmlns:wp="http://schemas.openxmlformats.org/drawingml/2006/wordprocessingDrawing" xmlns:w10="urn:schemas-microsoft-com:office:word" xmlns:w="http://schemas.openxmlformats.org/wordprocessingml/2006/main" xmlns:w14="http://schemas.microsoft.com/office/word/2010/wordml" xmlns:w15="http://schemas.microsoft.com/office/word/2012/wordml" xmlns:w16cex="http://schemas.microsoft.com/office/word/2018/wordml/cex" xmlns:w16cid="http://schemas.microsoft.com/office/word/2016/wordml/cid" xmlns:w16="http://schemas.microsoft.com/office/word/2018/wordml" xmlns:w16du="http://schemas.microsoft.com/office/word/2023/wordml/word16du" xmlns:w16sdtdh="http://schemas.microsoft.com/office/word/2020/wordml/sdtdatahash" xmlns:w16sdtfl="http://schemas.microsoft.com/office/word/2024/wordml/sdtformatlock" xmlns:w16se="http://schemas.microsoft.com/office/word/2015/wordml/symex" xmlns:wpg="http://schemas.microsoft.com/office/word/2010/wordprocessingGroup" xmlns:wpi="http://schemas.microsoft.com/office/word/2010/wordprocessingInk" xmlns:wne="http://schemas.microsoft.com/office/word/2006/wordml" xmlns:wps="http://schemas.microsoft.com/office/word/2010/wordprocessingShape" mc:Ignorable="w14 w15 w16se w16cid w16 w16cex w16sdtdh w16sdtfl w16du wp14">
   <w:p>
     <w:pPr>
       <w:pStyle w:val="Header"/>
@@ -1200,7 +1561,7 @@
     <w:r>
       <w:tab/>
       <w:tab/>
-      <w:t>2026-06-17</w:t>
+      <w:t>2026-06-18</w:t>
       <w:br/>
       <w:br/>
     </w:r>
@@ -1213,7 +1574,7 @@
 </file>
 
 <file path=word/numbering.xml><?xml version="1.0" encoding="utf-8"?>
-<w:numbering xmlns:wpc="http://schemas.microsoft.com/office/word/2010/wordprocessingCanvas" xmlns:cx="http://schemas.microsoft.com/office/drawing/2014/chartex" xmlns:cx1="http://schemas.microsoft.com/office/drawing/2015/9/8/chartex" xmlns:cx2="http://schemas.microsoft.com/office/drawing/2015/10/21/chartex" xmlns:cx3="http://schemas.microsoft.com/office/drawing/2016/5/9/chartex" xmlns:cx4="http://schemas.microsoft.com/office/drawing/2016/5/10/chartex" xmlns:cx5="http://schemas.microsoft.com/office/drawing/2016/5/11/chartex" xmlns:cx6="http://schemas.microsoft.com/office/drawing/2016/5/12/chartex" xmlns:cx7="http://schemas.microsoft.com/office/drawing/2016/5/13/chartex" xmlns:cx8="http://schemas.microsoft.com/office/drawing/2016/5/14/chartex" xmlns:mc="http://schemas.openxmlformats.org/markup-compatibility/2006" xmlns:aink="http://schemas.microsoft.com/office/drawing/2016/ink" xmlns:am3d="http://schemas.microsoft.com/office/drawing/2017/model3d" xmlns:o="urn:schemas-microsoft-com:office:office" xmlns:oel="http://schemas.microsoft.com/office/2019/extlst" xmlns:r="http://schemas.openxmlformats.org/officeDocument/2006/relationships" xmlns:m="http://schemas.openxmlformats.org/officeDocument/2006/math" xmlns:v="urn:schemas-microsoft-com:vml" xmlns:wp14="http://schemas.microsoft.com/office/word/2010/wordprocessingDrawing" xmlns:wp="http://schemas.openxmlformats.org/drawingml/2006/wordprocessingDrawing" xmlns:w10="urn:schemas-microsoft-com:office:word" xmlns:w="http://schemas.openxmlformats.org/wordprocessingml/2006/main" xmlns:w14="http://schemas.microsoft.com/office/word/2010/wordml" xmlns:w15="http://schemas.microsoft.com/office/word/2012/wordml" xmlns:w16cex="http://schemas.microsoft.com/office/word/2018/wordml/cex" xmlns:w16cid="http://schemas.microsoft.com/office/word/2016/wordml/cid" xmlns:w16="http://schemas.microsoft.com/office/word/2018/wordml" xmlns:w16sdtdh="http://schemas.microsoft.com/office/word/2020/wordml/sdtdatahash" xmlns:w16se="http://schemas.microsoft.com/office/word/2015/wordml/symex" xmlns:wpg="http://schemas.microsoft.com/office/word/2010/wordprocessingGroup" xmlns:wpi="http://schemas.microsoft.com/office/word/2010/wordprocessingInk" xmlns:wne="http://schemas.microsoft.com/office/word/2006/wordml" xmlns:wps="http://schemas.microsoft.com/office/word/2010/wordprocessingShape" mc:Ignorable="w14 w15 w16se w16cid w16 w16cex w16sdtdh wp14">
+<w:numbering xmlns:wpc="http://schemas.microsoft.com/office/word/2010/wordprocessingCanvas" xmlns:cx="http://schemas.microsoft.com/office/drawing/2014/chartex" xmlns:cx1="http://schemas.microsoft.com/office/drawing/2015/9/8/chartex" xmlns:cx2="http://schemas.microsoft.com/office/drawing/2015/10/21/chartex" xmlns:cx3="http://schemas.microsoft.com/office/drawing/2016/5/9/chartex" xmlns:cx4="http://schemas.microsoft.com/office/drawing/2016/5/10/chartex" xmlns:cx5="http://schemas.microsoft.com/office/drawing/2016/5/11/chartex" xmlns:cx6="http://schemas.microsoft.com/office/drawing/2016/5/12/chartex" xmlns:cx7="http://schemas.microsoft.com/office/drawing/2016/5/13/chartex" xmlns:cx8="http://schemas.microsoft.com/office/drawing/2016/5/14/chartex" xmlns:mc="http://schemas.openxmlformats.org/markup-compatibility/2006" xmlns:aink="http://schemas.microsoft.com/office/drawing/2016/ink" xmlns:am3d="http://schemas.microsoft.com/office/drawing/2017/model3d" xmlns:o="urn:schemas-microsoft-com:office:office" xmlns:oel="http://schemas.microsoft.com/office/2019/extlst" xmlns:r="http://schemas.openxmlformats.org/officeDocument/2006/relationships" xmlns:m="http://schemas.openxmlformats.org/officeDocument/2006/math" xmlns:v="urn:schemas-microsoft-com:vml" xmlns:wp14="http://schemas.microsoft.com/office/word/2010/wordprocessingDrawing" xmlns:wp="http://schemas.openxmlformats.org/drawingml/2006/wordprocessingDrawing" xmlns:w10="urn:schemas-microsoft-com:office:word" xmlns:w="http://schemas.openxmlformats.org/wordprocessingml/2006/main" xmlns:w14="http://schemas.microsoft.com/office/word/2010/wordml" xmlns:w15="http://schemas.microsoft.com/office/word/2012/wordml" xmlns:w16cex="http://schemas.microsoft.com/office/word/2018/wordml/cex" xmlns:w16cid="http://schemas.microsoft.com/office/word/2016/wordml/cid" xmlns:w16="http://schemas.microsoft.com/office/word/2018/wordml" xmlns:w16du="http://schemas.microsoft.com/office/word/2023/wordml/word16du" xmlns:w16sdtdh="http://schemas.microsoft.com/office/word/2020/wordml/sdtdatahash" xmlns:w16sdtfl="http://schemas.microsoft.com/office/word/2024/wordml/sdtformatlock" xmlns:w16se="http://schemas.microsoft.com/office/word/2015/wordml/symex" xmlns:wpg="http://schemas.microsoft.com/office/word/2010/wordprocessingGroup" xmlns:wpi="http://schemas.microsoft.com/office/word/2010/wordprocessingInk" xmlns:wne="http://schemas.microsoft.com/office/word/2006/wordml" xmlns:wps="http://schemas.microsoft.com/office/word/2010/wordprocessingShape" mc:Ignorable="w14 w15 w16se w16cid w16 w16cex w16sdtdh w16sdtfl w16du wp14">
   <w:abstractNum w:abstractNumId="0" w15:restartNumberingAfterBreak="0">
     <w:nsid w:val="FFFFFF7C"/>
     <w:multiLevelType w:val="singleLevel"/>
@@ -1416,7 +1777,7 @@
 </file>
 
 <file path=word/styles.xml><?xml version="1.0" encoding="utf-8"?>
-<w:styles xmlns:mc="http://schemas.openxmlformats.org/markup-compatibility/2006" xmlns:r="http://schemas.openxmlformats.org/officeDocument/2006/relationships" xmlns:w="http://schemas.openxmlformats.org/wordprocessingml/2006/main" xmlns:w14="http://schemas.microsoft.com/office/word/2010/wordml" xmlns:w15="http://schemas.microsoft.com/office/word/2012/wordml" xmlns:w16cex="http://schemas.microsoft.com/office/word/2018/wordml/cex" xmlns:w16cid="http://schemas.microsoft.com/office/word/2016/wordml/cid" xmlns:w16="http://schemas.microsoft.com/office/word/2018/wordml" xmlns:w16sdtdh="http://schemas.microsoft.com/office/word/2020/wordml/sdtdatahash" xmlns:w16se="http://schemas.microsoft.com/office/word/2015/wordml/symex" mc:Ignorable="w14 w15 w16se w16cid w16 w16cex w16sdtdh">
+<w:styles xmlns:mc="http://schemas.openxmlformats.org/markup-compatibility/2006" xmlns:r="http://schemas.openxmlformats.org/officeDocument/2006/relationships" xmlns:w="http://schemas.openxmlformats.org/wordprocessingml/2006/main" xmlns:w14="http://schemas.microsoft.com/office/word/2010/wordml" xmlns:w15="http://schemas.microsoft.com/office/word/2012/wordml" xmlns:w16cex="http://schemas.microsoft.com/office/word/2018/wordml/cex" xmlns:w16cid="http://schemas.microsoft.com/office/word/2016/wordml/cid" xmlns:w16="http://schemas.microsoft.com/office/word/2018/wordml" xmlns:w16du="http://schemas.microsoft.com/office/word/2023/wordml/word16du" xmlns:w16sdtdh="http://schemas.microsoft.com/office/word/2020/wordml/sdtdatahash" xmlns:w16sdtfl="http://schemas.microsoft.com/office/word/2024/wordml/sdtformatlock" xmlns:w16se="http://schemas.microsoft.com/office/word/2015/wordml/symex" mc:Ignorable="w14 w15 w16se w16cid w16 w16cex w16sdtdh w16sdtfl w16du">
   <w:docDefaults>
     <w:rPrDefault>
       <w:rPr>
@@ -2174,7 +2535,7 @@
     <w:link w:val="TitleChar"/>
     <w:uiPriority w:val="10"/>
     <w:qFormat/>
-    <w:rsid w:val="007106C8"/>
+    <w:rsid w:val="00E854FA"/>
     <w:pPr>
       <w:spacing w:after="300" w:line="240" w:lineRule="auto"/>
       <w:contextualSpacing/>
@@ -2184,7 +2545,7 @@
       <w:rFonts w:eastAsiaTheme="majorEastAsia" w:cstheme="majorBidi"/>
       <w:spacing w:val="5"/>
       <w:kern w:val="28"/>
-      <w:sz w:val="52"/>
+      <w:sz w:val="40"/>
       <w:szCs w:val="52"/>
       <w:lang w:val="sv-SE" w:eastAsia="en-US" w:bidi="ar-SA"/>
     </w:rPr>
@@ -2194,12 +2555,12 @@
     <w:basedOn w:val="DefaultParagraphFont"/>
     <w:link w:val="Title"/>
     <w:uiPriority w:val="10"/>
-    <w:rsid w:val="007106C8"/>
+    <w:rsid w:val="00E854FA"/>
     <w:rPr>
       <w:rFonts w:ascii="Times New Roman" w:eastAsiaTheme="majorEastAsia" w:hAnsi="Times New Roman" w:cstheme="majorBidi"/>
       <w:spacing w:val="5"/>
       <w:kern w:val="28"/>
-      <w:sz w:val="52"/>
+      <w:sz w:val="40"/>
       <w:szCs w:val="52"/>
       <w:lang w:val="sv-SE" w:eastAsia="en-US" w:bidi="ar-SA"/>
     </w:rPr>

--- a/tillsyn/A 1095-2026 tillsynsbegäran.docx
+++ b/tillsyn/A 1095-2026 tillsynsbegäran.docx
@@ -1561,7 +1561,7 @@
     <w:r>
       <w:tab/>
       <w:tab/>
-      <w:t>2026-06-18</w:t>
+      <w:t>2026-06-19</w:t>
       <w:br/>
       <w:br/>
     </w:r>

--- a/tillsyn/A 1095-2026 tillsynsbegäran.docx
+++ b/tillsyn/A 1095-2026 tillsynsbegäran.docx
@@ -1561,7 +1561,7 @@
     <w:r>
       <w:tab/>
       <w:tab/>
-      <w:t>2026-06-19</w:t>
+      <w:t>2026-06-20</w:t>
       <w:br/>
       <w:br/>
     </w:r>

--- a/tillsyn/A 1095-2026 tillsynsbegäran.docx
+++ b/tillsyn/A 1095-2026 tillsynsbegäran.docx
@@ -12,10 +12,7 @@
     </w:p>
     <w:p>
       <w:r>
-        <w:t>Detta dokument behandlar höga naturvärden i avverkningsanmälan A 1095-2026 i Skellefteå kommun som inkom 2026-01-08 och omfattar 7,6 ha.</w:t>
-      </w:r>
-      <w:r>
-        <w:t xml:space="preserve"> I Figur 1 visas fyndplatser för naturvårdsarter i området, som finns registrerade på Artportalen.</w:t>
+        <w:t>Denna tillsynsbegäran behandlar höga naturvärden i avverkningsanmälan A 1095-2026 i Skellefteå kommun som inkom 2026-01-08 och omfattar 7,6 ha.</w:t>
       </w:r>
     </w:p>
     <w:p>
@@ -63,27 +60,12 @@
         <w:spacing w:after="240"/>
       </w:pPr>
       <w:r>
-        <w:t>Figur 1. Fyndplatser för naturvårdsarter i avverkningsanmälan (röd linje). Inom parentes anges rödlistekategorier, S för signalarter, Tför typiska arter och fridlysningsparagrafer i artskyddsförordningen.Markörer utan svart kant är placerade på fyndplatsen. Markörer med svart kant är placerade vid sidan av fyndplatsen och har ett svart streck som visar fyndplatsens exakta position. Kartans mittpunktskoordinat är N 7176201, E 758062 i SWEREF 99 TM.</w:t>
+        <w:t>Figur 1. Fyndplatser för naturvårdsarter i avverkningsanmälan. Markörer utan svart kant är placerade på fyndplatsen. Markörer med svart kant är placerade vid sidan av fyndplatsen har ett svart streck som visar fyndplatsens exakta position. Kartans mittpunktskoordinat är N 7176201, E 758062 i SWEREF 99 TM.</w:t>
       </w:r>
     </w:p>
     <w:p>
       <w:r>
-        <w:t>Vi begär härmed att Skogsstyrelsen fattar beslut enligt miljöbalken som säkerställer att skogens höga naturvärden bevaras samt att EU-lagstiftning efterlevs och att artskyddsbrott förhindras.</w:t>
-      </w:r>
-    </w:p>
-    <w:p>
-      <w:r>
-        <w:t>Vi begär vidare att Skogsstyrelsen säkerställer att inga skador eller försämringar av naturtypens bevarandestatus i området tillåts ske. Se Rådets direktiv 92/43/EEG samt ickeförsämringskravet i EU:s naturrestaureringsförordning (EU 2024/1991).</w:t>
-      </w:r>
-    </w:p>
-    <w:p>
-      <w:r>
-        <w:t>Vi önskar även ta del av de ställningstaganden och beslut som myndigheten meddelar till följd av aktuell avverkningsanmälan och föreningens inlaga (se 34 § förvaltningslagen).</w:t>
-      </w:r>
-    </w:p>
-    <w:p>
-      <w:r>
-        <w:t>Nedan beskrivs fynd av naturvårdsarter och fridlysta arter som gjorts i det avverkningsanmälda området. I BILAGA 1 finns artfakta om fridlysta och rödlistade arter.</w:t>
+        <w:t>I avverkningsanmälan finns fynd av 8 naturvårdsarter, varav 7 är rödlistade, 3 är fridlysta och 8 är typiska (T): garnlav (VU, T), knärot (VU, T, §8), lunglav (NT, T), rynkskinn (NT, T), tretåig hackspett (NT, T, §4), ullticka (NT, T), violettgrå tagellav (NT, T) och spillkråka (T, §4). Se Figur 1.</w:t>
       </w:r>
     </w:p>
     <w:p>
@@ -91,44 +73,64 @@
         <w:pStyle w:val="Heading1"/>
       </w:pPr>
       <w:r>
-        <w:t>Naturvårdsarter</w:t>
+        <w:t>Tillsynsbegäran</w:t>
       </w:r>
     </w:p>
     <w:p>
       <w:r>
-        <w:t>I avverkningsanmälan har följande 8 naturvårdsarter hittats: garnlav (VU, T), knärot (VU, T, §8), lunglav (NT, T), rynkskinn (NT, T), tretåig hackspett (NT, T, §4), ullticka (NT, T), violettgrå tagellav (NT, T) och spillkråka (T, §4). Av dessa är 7 rödlistade. För rödlistade arter har rödlistekategorin angivits inom parentes. Typiska arter inom Natura 2000 som är kopplade till skogsekosystem har markerats med (T). För fridlysta arter anges även paragrafen i Artskyddsförordningen som arten är fridlyst enligt.</w:t>
+        <w:t>Vi begär härmed att Skogsstyrelsen fattar beslut enligt miljöbalken som säkerställer att skogens höga naturvärden bevaras samt att EU-lagstiftning efterlevs och att artskyddsbrott förhindras.</w:t>
       </w:r>
     </w:p>
     <w:p>
       <w:r>
-        <w:t>De påträffade naturvårdsarterna är ett tydligt kvitto på att det rör sig om en skog med höga naturvärden.</w:t>
+        <w:t>Vi begär vidare att Skogsstyrelsen säkerställer att inga skador eller försämringar av naturtypens bevarandestatus i området tillåts ske. Se Rådets direktiv 92/43/EEG samt ickeförsämringskravet i EU:s naturrestaureringsförordning (EU 2024/1991).</w:t>
+      </w:r>
+    </w:p>
+    <w:p>
+      <w:r>
+        <w:t>Vi önskar även ta del av de ställningstaganden och beslut som myndigheten meddelar till följd av aktuell avverkningsanmälan och föreningens inlaga (se 34 § förvaltningslagen).</w:t>
       </w:r>
     </w:p>
     <w:p>
       <w:pPr>
-        <w:pStyle w:val="Heading2"/>
+        <w:pStyle w:val="Heading1"/>
       </w:pPr>
       <w:r>
-        <w:t>Fridlysta arter</w:t>
+        <w:t>Naturvårdsarter och fridlysta arter</w:t>
       </w:r>
     </w:p>
     <w:p>
       <w:r>
-        <w:t>Följande fridlysta arter har sina livsmiljöer och växtplatser i den avverkningsanmälda skogen: knärot (VU, T, §8), tretåig hackspett (NT, T, §4) och spillkråka (T, §4).</w:t>
+        <w:t>Nedan följer beskrivningar av de naturvårdsarter och fridlysta arter som har sina livsmiljöer och växtplatser i den avverkningsanmälda skogen. Se även ytterligare artfakta i BILAGA 1. De påträffade naturvårdsarterna är ett tydligt kvitto på att det rör sig om en skog med höga naturvärden.</w:t>
       </w:r>
     </w:p>
     <w:p>
-      <w:r>
-        <w:t xml:space="preserve">Observera att medlemsländerna är skyldiga att agera i enlighet med EU:s fågeldirektiv där det uttryckligen står att direktivet gäller för fåglar samt för deras ägg, bon och </w:t>
-      </w:r>
       <w:r>
         <w:rPr>
           <w:b/>
         </w:rPr>
-        <w:t xml:space="preserve">livsmiljöer </w:t>
-      </w:r>
-      <w:r>
-        <w:t>(artikel 1). Vidare att de åtgärder som vidtas inte får leda till en försämring av den nuvarande situationen beträffande bevarandet av de fågelarter som avses i artikel 1 (artikel 13). Fågeldirektivet är styrande för tillsynsansvariga myndigheters ärendehantering, ställningstaganden och beslutsfattande.</w:t>
+        <w:t>Garnlav (VU)</w:t>
+      </w:r>
+      <w:r>
+        <w:t xml:space="preserve"> är en utpräglad barrskogsart som ibland kan drapera träden i norrländska grannaturskogar med hög luftfuktighet. Den förekommer även i talldominerade bestånd där den, förutom i trädens grenverk, påträffas hängande över ojämnheter i tallbarken. Arten har minskat starkt i södra och mellersta Sverige och den minskar även i sitt nordliga utbredningsområde. Minskningstakten uppgår till 30 (20–50) % inom 50 år och överstiger gränsvärdet för Sårbar (VU). Orsaken till tillbakagången beror främst på slutavverkningar av naturskogsartade skogar. Bestånd med riklig förekomst bör regelmässigt sparas, vilket även gynnar flera andra sällsynta och rödlistade arter. Garnlav är värdväxt för den mycket sällsynta och akut hotade fjärilen barrskogslavfly (CR) som hör hemma i boreala barrskogar med riklig förekomst av värdväxten. Tidigare kunde arten konstateras årligen på flera platser vid Dala-Floda i Dalarna innan lokalerna kalavverkades. Senaste fyndet i landet av barrskogslavfly är från år 2000 då den påträffades vid Högberget i Sollefteå kommun. Garnlav är typisk art för </w:t>
+      </w:r>
+      <w:r>
+        <w:rPr>
+          <w:i/>
+        </w:rPr>
+        <w:t xml:space="preserve">9010 Taiga </w:t>
+      </w:r>
+      <w:r>
+        <w:t>och</w:t>
+      </w:r>
+      <w:r>
+        <w:rPr>
+          <w:i/>
+        </w:rPr>
+        <w:t xml:space="preserve"> 9070 Trädklädd betesmark</w:t>
+      </w:r>
+      <w:r>
+        <w:t xml:space="preserve"> (SLU Artdatabanken, 2026).</w:t>
       </w:r>
     </w:p>
     <w:p>
@@ -236,6 +238,196 @@
         <w:rPr>
           <w:b/>
         </w:rPr>
+        <w:t>Lunglav (NT)</w:t>
+      </w:r>
+      <w:r>
+        <w:t xml:space="preserve"> är en av vårt lands främsta signalarter som överallt indikerar gamla lövträd, skogsbestånd med höga naturvärden och ekosystem med långskoglig kontinuitet. Lokalt kan förekomsten vara mycket riklig men den hittas nästan enbart i gamla och ej slutavverkade skogar. Artens samtliga förekomster bör uppmärksammas från naturvårdssynpunkt, då många lokaler även hyser andra ovanliga och rödlistade arter. Rikliga förekomster bör skyddas med biotopskydd, frivilliga avsättningar eller reservat. På lunglav kan de sällsynta lavparasiterna lunglavshårprick (CR), </w:t>
+      </w:r>
+      <w:r>
+        <w:rPr>
+          <w:i/>
+        </w:rPr>
+        <w:t>Abrothallus diederichii</w:t>
+      </w:r>
+      <w:r>
+        <w:t xml:space="preserve"> (VU), </w:t>
+      </w:r>
+      <w:r>
+        <w:rPr>
+          <w:i/>
+        </w:rPr>
+        <w:t>Abrothallus lobariae</w:t>
+      </w:r>
+      <w:r>
+        <w:t xml:space="preserve"> (VU), </w:t>
+      </w:r>
+      <w:r>
+        <w:rPr>
+          <w:i/>
+        </w:rPr>
+        <w:t>Calycina lobariae</w:t>
+      </w:r>
+      <w:r>
+        <w:t xml:space="preserve"> (VU), lunglavsknapp (VU) och skrovelmössing (VU) påträffas. Lunglav är typisk art för </w:t>
+      </w:r>
+      <w:r>
+        <w:rPr>
+          <w:i/>
+        </w:rPr>
+        <w:t>9010 Taiga, 9020 Nordlig ädellövskog, 9110 Näringsfattig bokskog, 9130 Näringsrik bokskog, 9160 Näringsrik ekskog, 9180 Ädellövskog i branter, 9190 Näringsfattig ekskog, 9070 Trädklädd betesmark, 9040 Fjällbjörkskog</w:t>
+      </w:r>
+      <w:r>
+        <w:t xml:space="preserve"> och</w:t>
+      </w:r>
+      <w:r>
+        <w:rPr>
+          <w:i/>
+        </w:rPr>
+        <w:t xml:space="preserve"> 6530 Lövängar</w:t>
+      </w:r>
+      <w:r>
+        <w:t xml:space="preserve"> (SLU Artdatabanken, 2026; Nitare &amp; Skogsstyrelsen, 2019).</w:t>
+      </w:r>
+    </w:p>
+    <w:p>
+      <w:r>
+        <w:rPr>
+          <w:b/>
+        </w:rPr>
+        <w:t>Rynkskinn (NT)</w:t>
+      </w:r>
+      <w:r>
+        <w:t xml:space="preserve"> är en vednedbrytare som växer på grova granlågor och ingår i en karaktäristisk association av vedsvampar knutna till urskogsartade barrskogar. Den har klassificerats som en “urskogsindikator” och är placerad i toppen av Skogsstyrelsens värdepyramid för bedömning av skog med höga naturvärden. Allt tyder på att rynkskinn är mycket känslig för skogliga ingrepp och lokalerna, som oftast har höga biologiska kvaliteter, bör lämnas till fri utveckling. Rynkskinn är typisk art för </w:t>
+      </w:r>
+      <w:r>
+        <w:rPr>
+          <w:i/>
+        </w:rPr>
+        <w:t xml:space="preserve">9010 Taiga, 9050 Näringsrik granskog </w:t>
+      </w:r>
+      <w:r>
+        <w:t>och</w:t>
+      </w:r>
+      <w:r>
+        <w:rPr>
+          <w:i/>
+        </w:rPr>
+        <w:t xml:space="preserve"> 9030 Landhöjningsskog</w:t>
+      </w:r>
+      <w:r>
+        <w:t xml:space="preserve"> (Nitare &amp; Skogsstyrelsen, 2019; SLU Artdatabanken, 2026).</w:t>
+      </w:r>
+    </w:p>
+    <w:p>
+      <w:r>
+        <w:rPr>
+          <w:b/>
+        </w:rPr>
+        <w:t>Tretåig hackspett (NT, §4)</w:t>
+      </w:r>
+      <w:r>
+        <w:t xml:space="preserve"> är rödlistad som nära hotad och ingår i bilaga 1 i EU:s fågeldirektiv. Tretåig hackspett är för sin överlevnad beroende av kontinuerlig tillförsel av äldre döende och död ved, som sker genom naturliga självgallringsprocesser i äldre grannaturskogar och barrblandade naturskogar. Om en skog genom skogsbruk gallras eller glesas ur så upphör och uteblir i stort sett den naturliga självgallringsprocessen för mycket lång tid framöver vilket omöjliggör upprätthållandet av den kontinuerliga ekologiska funktionen i ett område. Det finns studier som visar att naturskogens självgallringsprocess som den tretåiga hackspetten är beroende av, inte kan ersättas med efterlämnad hänsyn i skogsbruket (Imbeau &amp; Desrochers, 2002). Storleken på häckningsreviret varierar med skogstypen, förekomsten av död ved och graden av fragmentering, men är i allmänhet i storleksordningen 25–100 hektar. Vintertid krävs ofta betydligt större områden och det finns studier som antyder att arten behöver minst 100 hektar äldre skog. I områden med låg bonitet kan det behövas över 200 hektar lämpligt habitat för att ett par ska kunna reproducera sig. Områden med dokumenterad permanent förekomst i naturskogsmiljöer har vanligen så stora naturvärden att skogsbruk är olämpligt. Tretåig hackspett är typisk art för </w:t>
+      </w:r>
+      <w:r>
+        <w:rPr>
+          <w:i/>
+        </w:rPr>
+        <w:t xml:space="preserve">9010 Taiga, 9740 Skogsbevuxen myr, 9030 Landhöjningsskog </w:t>
+      </w:r>
+      <w:r>
+        <w:t xml:space="preserve">och </w:t>
+      </w:r>
+      <w:r>
+        <w:rPr>
+          <w:i/>
+        </w:rPr>
+        <w:t>9040 Fjällbjörkskog</w:t>
+      </w:r>
+      <w:r>
+        <w:t xml:space="preserve"> (Skogsstyrelsen, 2016; SLU Artdatabanken, 2024).</w:t>
+      </w:r>
+    </w:p>
+    <w:p>
+      <w:r>
+        <w:rPr>
+          <w:b/>
+        </w:rPr>
+        <w:t>Ullticka (NT)</w:t>
+      </w:r>
+      <w:r>
+        <w:t xml:space="preserve"> är knuten till restbestånd av barrnaturskog och förekommer med ett tydligt optimum i orörda eller måttligt påverkade gamla granskogar där det föreligger viss kontinuitet av grov död ved. Ullticka är en bra signalart inom hela sitt utbredningsområde och i södra Sverige är den sällsynt och en god signalart för skyddsvärda granskogsmiljöer. Den hotas av avverkning och fragmentering av naturskog och äldre granskog med lång trädkontinuitet. På ullticka kan ibland ulltickeporing (VU) påträffas - det är en sällsynt ticka som nyligen delats upp i de tre olika arterna ulltickeporing </w:t>
+      </w:r>
+      <w:r>
+        <w:rPr>
+          <w:i/>
+        </w:rPr>
+        <w:t xml:space="preserve">Skeletocutis brevispora </w:t>
+      </w:r>
+      <w:r>
+        <w:t>(VU)</w:t>
+      </w:r>
+      <w:r>
+        <w:rPr>
+          <w:i/>
+        </w:rPr>
+        <w:t>, Skeletocutis delicata</w:t>
+      </w:r>
+      <w:r>
+        <w:t xml:space="preserve"> (VU)</w:t>
+      </w:r>
+      <w:r>
+        <w:rPr>
+          <w:i/>
+        </w:rPr>
+        <w:t xml:space="preserve"> och Skeletocutis exilis</w:t>
+      </w:r>
+      <w:r>
+        <w:t xml:space="preserve"> (NT). Ullticka är typisk art för </w:t>
+      </w:r>
+      <w:r>
+        <w:rPr>
+          <w:i/>
+        </w:rPr>
+        <w:t xml:space="preserve">9010 Taiga, 9050 Näringsrik granskog </w:t>
+      </w:r>
+      <w:r>
+        <w:t xml:space="preserve">och </w:t>
+      </w:r>
+      <w:r>
+        <w:rPr>
+          <w:i/>
+        </w:rPr>
+        <w:t>9030 Landhöjningsskog</w:t>
+      </w:r>
+      <w:r>
+        <w:t xml:space="preserve"> (SLU Artdatabanken, 2026; Nitare &amp; Skogsstyrelsen, 2019; Miettinen &amp; Niemelä, 2018).</w:t>
+      </w:r>
+    </w:p>
+    <w:p>
+      <w:r>
+        <w:rPr>
+          <w:b/>
+        </w:rPr>
+        <w:t>Violettgrå tagellav (NT)</w:t>
+      </w:r>
+      <w:r>
+        <w:t xml:space="preserve"> växer nästan uteslutande i gamla olikåldriga barrnaturskogar med lång skoglig kontinuitet och är en utmärkt signal på skog med höga naturvärden. Slutavverkning av tidigare aldrig slutavverkad skog (kontinuitetsskog) är det största hotet. Biotopen nyskapas i begränsad omfattning och barrskog äldre än 160 år, där den violettgrå tagellaven huvudsakligen påträffas har minskat med 50% de senaste 50 åren. Lågproduktiv skogsmark där laven förekommer bör undantas från skogsbruk och rika förekomster i äldre granskog bör skyddas. Arten är känslig för uttorkning och det är väsentligt att tillräckligt stora bestånd avsätts. Violettgrå tagellav är typisk art för </w:t>
+      </w:r>
+      <w:r>
+        <w:rPr>
+          <w:i/>
+        </w:rPr>
+        <w:t>9010 Taiga</w:t>
+      </w:r>
+      <w:r>
+        <w:t xml:space="preserve"> (SLU Artdatabanken, 2024; Nitare &amp; Skogsstyrelsen, 2019).</w:t>
+      </w:r>
+    </w:p>
+    <w:p>
+      <w:r>
+        <w:rPr>
+          <w:b/>
+        </w:rPr>
         <w:t>Spillkråka (§4)</w:t>
       </w:r>
       <w:r>
@@ -261,37 +453,203 @@
       </w:r>
     </w:p>
     <w:p>
+      <w:pPr>
+        <w:pStyle w:val="Heading1"/>
+      </w:pPr>
+      <w:r>
+        <w:t>EU:s fågeldirektiv</w:t>
+      </w:r>
+    </w:p>
+    <w:p>
+      <w:r>
+        <w:t xml:space="preserve">Europeiska unionens medlemsländer är skyldiga att agera i enlighet med EU:s fågeldirektiv där det uttryckligen står att direktivet gäller för fåglar samt för deras ägg, bon och </w:t>
+      </w:r>
       <w:r>
         <w:rPr>
           <w:b/>
         </w:rPr>
-        <w:t>Tretåig hackspett (NT, §4)</w:t>
-      </w:r>
-      <w:r>
-        <w:t xml:space="preserve"> är rödlistad som nära hotad och ingår i bilaga 1 i EU:s fågeldirektiv. Tretåig hackspett är för sin överlevnad beroende av kontinuerlig tillförsel av äldre döende och död ved, som sker genom naturliga självgallringsprocesser i äldre grannaturskogar och barrblandade naturskogar. Om en skog genom skogsbruk gallras eller glesas ur så upphör och uteblir i stort sett den naturliga självgallringsprocessen för mycket lång tid framöver vilket omöjliggör upprätthållandet av den kontinuerliga ekologiska funktionen i ett område. Det finns studier som visar att naturskogens självgallringsprocess som den tretåiga hackspetten är beroende av, inte kan ersättas med efterlämnad hänsyn i skogsbruket (Imbeau &amp; Desrochers, 2002). Storleken på häckningsreviret varierar med skogstypen, förekomsten av död ved och graden av fragmentering, men är i allmänhet i storleksordningen 25–100 hektar. Vintertid krävs ofta betydligt större områden och det finns studier som antyder att arten behöver minst 100 hektar äldre skog. I områden med låg bonitet kan det behövas över 200 hektar lämpligt habitat för att ett par ska kunna reproducera sig. Områden med dokumenterad permanent förekomst i naturskogsmiljöer har vanligen så stora naturvärden att skogsbruk är olämpligt. Tretåig hackspett är typisk art för </w:t>
-      </w:r>
+        <w:t xml:space="preserve">livsmiljöer </w:t>
+      </w:r>
+      <w:r>
+        <w:t>(artikel 1). Vidare att de åtgärder som vidtas inte får leda till en försämring av den nuvarande situationen beträffande bevarandet av de fågelarter som avses i artikel 1 (artikel 13). Fågeldirektivet är styrande för tillsynsansvariga myndigheters ärendehantering, ställningstaganden och beslutsfattande.</w:t>
+      </w:r>
+    </w:p>
+    <w:p>
+      <w:pPr>
+        <w:pStyle w:val="Heading1"/>
+      </w:pPr>
+      <w:r>
+        <w:t>Typiska arter och EU:s art- och habitatdirektiv</w:t>
+      </w:r>
+    </w:p>
+    <w:p>
+      <w:r>
+        <w:t>Typiska arter används för att lokalisera områden med gynnsam bevarandestatus för de naturtyper som är listade i EU:s art- och habitatdirektiv. Ett exempel är Västlig taiga (EU-kod 9010) som saknar gynnsam bevarandestatus och minskar starkt som naturtyp i Sverige. Naturvårdsverket skriver i sin vägledning för Västlig taiga att dylika miljöer förutsätter normalt att skogarna skyddas långsiktigt, eftersom skogsbruk inte är förenligt med bevarande av naturtypen i gynnsamt tillstånd (Naturvårdsverket, 2011).</w:t>
+      </w:r>
+    </w:p>
+    <w:p>
+      <w:r>
+        <w:t>Följande typiska arter har sina livsmiljöer och växtplatser i den avverkningsanmälda skogen: garnlav (VU, T), knärot (VU, T, §8), lunglav (NT, T), rynkskinn (NT, T), tretåig hackspett (NT, T, §4), ullticka (NT, T), violettgrå tagellav (NT, T) och spillkråka (T, §4).</w:t>
+      </w:r>
+    </w:p>
+    <w:p>
+      <w:r>
+        <w:t>Enligt Sveriges Artikel 17 rapportering 2013 och 2019 till EU, har naturtypen Västlig taiga (9010) dålig bevarandestatus med negativ trend inom Sveriges boreala region. Skogsbruksåtgärder som avverkning, röjning och gallring pekas ut som några av de främst bidragande orsakerna till naturtypens dåliga status och negativa trend (SLU Artdatabanken, 2019). I EU:s uppföljning av tillståndet för naturtyperna i Skandinavien 2013 – 2018 framgår det att i den boreala regionen är tillståndet så dåligt för Västlig taiga (9010) att habitatet löper allvarlig risk att försvinna regionalt (EEA, 2022). Det allvarliga läget för den biologiska mångfalden i skogen framhålls även i Skogsstyren rapport 2026/07:</w:t>
+      </w:r>
+    </w:p>
+    <w:p>
       <w:r>
         <w:rPr>
           <w:i/>
         </w:rPr>
-        <w:t xml:space="preserve">9010 Taiga, 9740 Skogsbevuxen myr, 9030 Landhöjningsskog </w:t>
-      </w:r>
-      <w:r>
-        <w:t xml:space="preserve">och </w:t>
+        <w:t>"All avverkning av kända skogliga värdekärnor och sannolika kontinuitetsskogar behöver upphöra för att fylla bristen om 1,56 miljoner hektar bevarad livsmiljötyp. På grund av begränsade kvarvarande arealer av värdekärnor, naturskogar och kontinuitetsskogar leder fortsatt förlust av dessa till en påtaglig risk för långsiktigt negativa effekter för biologisk mångfald i skogslandskapet. Att de återstående arealerna bevaras och ges ett långsiktigt skydd bedöms därför vara av avgörande betydelse."</w:t>
+      </w:r>
+      <w:r>
+        <w:t xml:space="preserve"> (Skogsstyrelsen, 2026).</w:t>
+      </w:r>
+    </w:p>
+    <w:p>
+      <w:r>
+        <w:t>Trots detta har statusen för Västlig taiga ändrats till otillräcklig i stället för dålig i den senaste Artikel 17 rapporteringen 2025. Av Naturvårdsverkets rapport framgår det dock att de ändrade statusbedömningarna jämfört med rapporteringen 2019 inte beror på faktiska miljöförändringar. Ändringarna är av teknisk karaktär och främst en följd av resultaten från genomförda regeringsuppdrag och beslut inför rapporteringen 2025. Det är alltså politisk styrning i stället för faktiska förhållanden i naturen som ändrat på naturtypernas status i rapporteringen, vilket rimmar dåligt med såväl art- och habitatdirektivets syften och mål som med naturrestaureringsförordningen. I praktiken har dock Sveriges nya sätt att rapportera bevarandestatus till EU inte någon betydelse eftersom Naturvårdsverkets rapportering 2025 visar att Västlig taiga</w:t>
+      </w:r>
+      <w:r>
+        <w:rPr>
+          <w:b/>
+        </w:rPr>
+        <w:t xml:space="preserve"> </w:t>
+      </w:r>
+      <w:r>
+        <w:t>inte har gynnsam bevarandestatus.</w:t>
+      </w:r>
+    </w:p>
+    <w:p>
+      <w:r>
+        <w:t>Åtgärder som vidtas i enlighet med art- och habitatdirektivet ska enligt Artikel 2 syfta till att bibehålla eller återställa en gynnsam bevarandestatus hos livsmiljöer samt arter och vilda djur och växter av gemenskapsintresse. Enligt prejudikat från EU-domstolen ska en skogsbruksverksamhet utföras på ett sådant sätt som utgör ett förebyggande och hållbart skogsbruk för att betraktas som förenlig med bevarandekraven i direktivet (se EU-domstolens dom i de förenade målen C 473-19 och C 474-19).</w:t>
+      </w:r>
+    </w:p>
+    <w:p>
+      <w:r>
+        <w:t xml:space="preserve">Av artikel 1.e samma direktiv framgår att en livsmiljös bevarandestatus anses " gynnsam" när — dess naturliga utbredningsområde och de ytor den täcker inom detta område är stabila eller ökande, och — den särskilda struktur och de särskilda funktioner som är nödvändiga för att den skall kunna bibehållas på lång sikt finns, och sannolikt kommer att finnas under en överskådlig framtid, och — bevarandestatusen hos dess </w:t>
+      </w:r>
+      <w:r>
+        <w:rPr>
+          <w:b/>
+        </w:rPr>
+        <w:t>typiska arter</w:t>
+      </w:r>
+      <w:r>
+        <w:t xml:space="preserve"> är gynnsam enligt definitionen i artikel 1.i.</w:t>
+      </w:r>
+    </w:p>
+    <w:p>
+      <w:r>
+        <w:t>EU-direktiv är bindande för EU:s medlemsländer varvid det ankommer på Skogsstyrelsen som nationell tillsynsmyndighet att beakta syftet med EU:s art- och habitatdirektiv vid prövningen av en skogsbruksverksamhet, se Rådets direktiv 92/43/EEG. Se ytterligare information om EU:s livsmiljödirektiv i bilaga 2.</w:t>
+      </w:r>
+    </w:p>
+    <w:p>
+      <w:r>
+        <w:br w:type="page"/>
+      </w:r>
+    </w:p>
+    <w:p>
+      <w:pPr>
+        <w:pStyle w:val="Title"/>
+      </w:pPr>
+      <w:r>
+        <w:t>BILAGA 1 –</w:t>
+        <w:br/>
+        <w:t>Fridlysta och rödlistade arter</w:t>
+      </w:r>
+    </w:p>
+    <w:p>
+      <w:pPr>
+        <w:pStyle w:val="Heading1"/>
+      </w:pPr>
+      <w:r>
+        <w:t>Knärot – ekologi samt krav på livsmiljön</w:t>
+      </w:r>
+    </w:p>
+    <w:p>
+      <w:r>
+        <w:t xml:space="preserve">Knärot är typisk art för </w:t>
       </w:r>
       <w:r>
         <w:rPr>
           <w:i/>
         </w:rPr>
-        <w:t>9040 Fjällbjörkskog</w:t>
-      </w:r>
-      <w:r>
-        <w:t xml:space="preserve"> (Skogsstyrelsen, 2016; SLU Artdatabanken, 2024).</w:t>
+        <w:t xml:space="preserve">9010 Taiga </w:t>
+      </w:r>
+      <w:r>
+        <w:t>och</w:t>
+      </w:r>
+      <w:r>
+        <w:rPr>
+          <w:i/>
+        </w:rPr>
+        <w:t xml:space="preserve"> 9050 Näringsrik granskog</w:t>
+      </w:r>
+      <w:r>
+        <w:t>, fridlyst enligt 8 och 15 §§ artskyddsförordningen och klassad som sårbar (VU) enligt rödlistan 2020. Knärot är beroende av hög och jämn luftfuktighet i gamla, ostörda skogsmiljöer och är känslig för snabba förändringar av ljus-/vindförhållanden eller uttorkning. På grund av ett alltför intensivt skogsbruk har den minskat med 40 (25–50) % under de senaste 60 åren och i framtiden bedöms minskningstakten uppgå till 30 (20–40) %. Till följd av att arten har en dokumenterat högre minskningstakt i förhållande till sin generationstid än vad som tidigare varit känt (data från Riksskogstaxeringen) höjdes den till hotkategori sårbar (VU) i rödlistan 2020 (SLU Artdatabanken, 2024).</w:t>
       </w:r>
     </w:p>
     <w:p>
       <w:r>
-        <w:t>I BILAGA 1 finns mer detaljerad information om ekologi samt krav på livsmiljö hos fridlysta arter.</w:t>
+        <w:t>En analys av 79 floraväktarlokaler åren 1990–2015 vilka återbesökts under 2020–2024 visade på en tydlig negativ påverkan på knärotsförekomster från större hyggen i närområdet (inom 150–200 m) vilket indikerar att kanteffekter har en stor påverkan på populationerna. Resultaten bekräftar knärotens känslighet för kanteffekter och visar vikten av att skydda större skogsbestånd för att bevara arten. Om det blir höga andelar (&gt;30%) hyggen inom 200 meter från en knärotsförekomst så ökar risken för att en knärotspopulation dör ut och det verkar det behövas någonstans mellan 100 och 150 meters skyddszon för att bevara arten på lång sikt (Sebestyén &amp; Sundberg, 2025). Detta stöds även av en studie (Johansson et al, 2026) baserad på data från Riksskogstaxeringen som visar att knäroten minskat med 66 % under perioden 1993–2022 samt att det finns en stark korrelation mellan minskande arealer kontinuitetsskog och lokal utdöenderisk. Knäroten uppvisade en mycket låg koloniseringsgrad (0,7 % över 10 år) i kombination med hög lokal utrotningsrisk (75,2 %), där utrotningssannolikheten ökade kraftigt när arealen kontinuitetsskog minskade mellan undersökningar, t.ex. på grund av kalhyggesbruk (Johansson et al., 2026).</w:t>
+      </w:r>
+    </w:p>
+    <w:p>
+      <w:r>
+        <w:t xml:space="preserve">Samuel Johnsons doktorsavhandling </w:t>
+      </w:r>
+      <w:r>
+        <w:rPr>
+          <w:i/>
+        </w:rPr>
+        <w:t>“Retention Forestry as a Conservation Measure for Boreal Forest Ground Vegetation”</w:t>
+      </w:r>
+      <w:r>
+        <w:t xml:space="preserve"> (SLU, Uppsala 2014) visar att det krävs väl tilltagna skyddszoner för att knärotens växtplatser inte ska ta skada av skogsbruksåtgärder i intilliggande områden: </w:t>
+      </w:r>
+      <w:r>
+        <w:rPr>
+          <w:i/>
+        </w:rPr>
+        <w:t xml:space="preserve">“Study III shows that retention patches smaller than 0.5 ha do not lifeboat the sensitive forest herb G. repens, a species that depend on stable microclimatic conditions typical for intact forest stands.” </w:t>
+      </w:r>
+      <w:r>
+        <w:t xml:space="preserve">Vidare </w:t>
+      </w:r>
+      <w:r>
+        <w:rPr>
+          <w:i/>
+        </w:rPr>
+        <w:t>“More sensitive forest species are not lifeboated in retention patches ranging from 0.05 to 0.5 ha (Papers II &amp; III).”</w:t>
+      </w:r>
+    </w:p>
+    <w:p>
+      <w:r>
+        <w:t xml:space="preserve">Johnsons (2014) rekommendation på minst 50 meters breda skyddszoner runt knärotens växtplatser motsvarar en areal på 0,78 hektar, vilket ligger i linje med andra studier som gjorts på känsliga skogsarter: </w:t>
+      </w:r>
+      <w:r>
+        <w:rPr>
+          <w:i/>
+        </w:rPr>
+        <w:t>“In study III I also show that translocated specimens of G. repens survives well in mature forests at least 50 m from the nearest edge to an open area. Moreover, measures of temperature and humidity show that such distances from an open area is far enough to offer a microclimate that is more stable compared to what present in retention patches of around 0.1 ha. This means that the very centre of a circular patch with radius 50 m (equals a size of 0.78 ha) should offer conditions similar to interior forest and would perhaps be a suitable habitat for G. repens and similar species. Previous studies from both North America and Sweden have also concluded that patches between 0.5 and one ha are sufficient for preserving interior forest vegetation as well as sensitive lichens and bryophytes (de Graaf &amp; Roberts 2009; Halpern et al. 2012; Rudolphi et al. 2014).”</w:t>
+      </w:r>
+    </w:p>
+    <w:p>
+      <w:r>
+        <w:t>Ytterligare en studie (Koelmeijer m.fl., 2022) inkluderar knärotens skyddsbehov. I uppsatsen berörs problemet med uttorkning för växter, bl.a. för knärot, ett problem som blivit accentuerat på grund av den pågående klimatförändringen och torra somrar, t.ex. den exceptionellt torra sommaren 2018. I uppsatsen undersöks områden med tre olika avstånd från kalhyggeskant med avseende på skydd bl.a. för knärot. Det första området har avstånd upp till 20 m från hyggeskant (Strong edge effect), det andra 20–40 m från hyggeskant (Weak edge effect) och det tredje avser större avstånd från hyggeskant, där kanteffekten anses vara försumbar (Interior). Ett resultat var att man fann stor eller mycket stor uttorkningseffekt på känsliga och rödlistade skogsarter vid de kortare avstånden till hyggeskant, medan effekt av uttorkning inte konstaterades på större avstånd (Interior). För orkidén knärot fann man en rik förekomst (upp till 0,06 dm2/m2) på stort avstånd från hyggeskant (Interior), medan förekomsten var liten eller närmast försumbar i de områden som klassificerades som Weak edge effect respektive Strong edge effect. Arbetet påpekar att de allt oftare förekommande torra somrarna ger ytterligare skäl att utöka skyddsavståndet från hyggen till den fuktkrävande arten knärot (Koelmeijer m.fl., 2022).</w:t>
+      </w:r>
+    </w:p>
+    <w:p>
+      <w:r>
+        <w:t>Även Skogsstyrelsens egen vägledning för hänsyn till knärot ligger i linje med ovanstående forskningsstudier. Av vägledningen framgår det att för med hög sannolikhet kunna bevara befintliga förekomster krävs relativt stora avsättningar av uppvuxen skog med slutet och relativt tätt kronskikt. Som riktlinje kan krävas ett avstånd på 50 meter in från brynet för att vidmakthålla ett fungerande mikroklimat. Detta innebär att fristående hänsynsytor för många arter (kärlväxter, lavar och mossor) kan behöva ha en area överstigande 0,8 hektar (cirkelyta med radien 50 meter = 0,78 hektar) för att bibehålla lokalklimatet. Även ganska små förändringar i form av förändrade ljus- och fuktighetsförhållanden, till exempel till följd av gallring, kan leda till att arten försvinner till följd av konkurrens med mera ljuskrävande och snabbväxande arter (Skogsstyrelsen, 2022).</w:t>
+      </w:r>
+    </w:p>
+    <w:p>
+      <w:r>
+        <w:t>Vid tillämpning av försiktighetsprincipen enligt 2 kap. 3 § miljöbalken bör sålunda 100–150 meters skyddszon lämnas runt knärotens växtplatser.</w:t>
       </w:r>
     </w:p>
     <w:p>
@@ -299,197 +657,142 @@
         <w:pStyle w:val="Heading2"/>
       </w:pPr>
       <w:r>
-        <w:t>Övriga naturvårdsarter</w:t>
+        <w:t>Referenser – knärot</w:t>
       </w:r>
     </w:p>
     <w:p>
       <w:r>
-        <w:rPr>
-          <w:b/>
-        </w:rPr>
-        <w:t>Garnlav (VU)</w:t>
-      </w:r>
-      <w:r>
-        <w:t xml:space="preserve"> är en utpräglad barrskogsart som ibland kan drapera träden i norrländska grannaturskogar med hög luftfuktighet. Den förekommer även i talldominerade bestånd där den, förutom i trädens grenverk, påträffas hängande över ojämnheter i tallbarken. Arten har minskat starkt i södra och mellersta Sverige och den minskar även i sitt nordliga utbredningsområde. Minskningstakten uppgår till 30 (20–50) % inom 50 år och överstiger gränsvärdet för Sårbar (VU). Orsaken till tillbakagången beror främst på slutavverkningar av naturskogsartade skogar. Bestånd med riklig förekomst bör regelmässigt sparas, vilket även gynnar flera andra sällsynta och rödlistade arter. Garnlav är värdväxt för den mycket sällsynta och akut hotade fjärilen barrskogslavfly (CR) som hör hemma i boreala barrskogar med riklig förekomst av värdväxten. Tidigare kunde arten konstateras årligen på flera platser vid Dala-Floda i Dalarna innan lokalerna kalavverkades. Senaste fyndet i landet av barrskogslavfly är från år 2000 då den påträffades vid Högberget i Sollefteå kommun. Garnlav är typisk art för </w:t>
+        <w:t xml:space="preserve">de Graaf M &amp; Roberts M.R., 2009. </w:t>
       </w:r>
       <w:r>
         <w:rPr>
           <w:i/>
         </w:rPr>
-        <w:t xml:space="preserve">9010 Taiga </w:t>
-      </w:r>
-      <w:r>
-        <w:t>och</w:t>
+        <w:t xml:space="preserve">Short-term response of the herbaceous layer within leave patches after harvest. </w:t>
+      </w:r>
+      <w:r>
+        <w:t>Forest Ecology and Management 257, 1014–1025.</w:t>
+      </w:r>
+    </w:p>
+    <w:p>
+      <w:r>
+        <w:t xml:space="preserve">Halpern, C. B., Halaj, J., Evans, S. A., &amp; Dovciak, M., 2012. </w:t>
       </w:r>
       <w:r>
         <w:rPr>
           <w:i/>
         </w:rPr>
-        <w:t xml:space="preserve"> 9070 Trädklädd betesmark</w:t>
-      </w:r>
-      <w:r>
-        <w:t xml:space="preserve"> (SLU Artdatabanken, 2026).</w:t>
+        <w:t xml:space="preserve">Level and pattern of overstory retention interact to shape long-term responses of understories to timber harvest. </w:t>
+      </w:r>
+      <w:r>
+        <w:t>Ecological Applications, 22, 2049–2064.</w:t>
       </w:r>
     </w:p>
     <w:p>
       <w:r>
-        <w:rPr>
-          <w:b/>
-        </w:rPr>
-        <w:t>Lunglav (NT)</w:t>
-      </w:r>
-      <w:r>
-        <w:t xml:space="preserve"> är en av vårt lands främsta signalarter som överallt indikerar gamla lövträd, skogsbestånd med höga naturvärden och ekosystem med långskoglig kontinuitet. Lokalt kan förekomsten vara mycket riklig men den hittas nästan enbart i gamla och ej slutavverkade skogar. Artens samtliga förekomster bör uppmärksammas från naturvårdssynpunkt, då många lokaler även hyser andra ovanliga och rödlistade arter. Rikliga förekomster bör skyddas med biotopskydd, frivilliga avsättningar eller reservat. På lunglav kan de sällsynta lavparasiterna lunglavshårprick (CR), </w:t>
+        <w:t>Johansson, V., Jansson, M. och Bergman, K-O</w:t>
       </w:r>
       <w:r>
         <w:rPr>
           <w:i/>
         </w:rPr>
-        <w:t>Abrothallus diederichii</w:t>
-      </w:r>
-      <w:r>
-        <w:t xml:space="preserve"> (VU), </w:t>
+        <w:t>.</w:t>
+      </w:r>
+      <w:r>
+        <w:t>, 2026.</w:t>
       </w:r>
       <w:r>
         <w:rPr>
           <w:i/>
         </w:rPr>
-        <w:t>Abrothallus lobariae</w:t>
-      </w:r>
-      <w:r>
-        <w:t xml:space="preserve"> (VU), </w:t>
+        <w:t xml:space="preserve"> A 30-year population decline of a threatened forest orchid associated with old growth forests</w:t>
+      </w:r>
+      <w:r>
+        <w:t>. Department of Physics, Chemistry and Biology (IFM), Linköping University.</w:t>
+      </w:r>
+    </w:p>
+    <w:p>
+      <w:r>
+        <w:t xml:space="preserve">Johnson, S., 2014. </w:t>
       </w:r>
       <w:r>
         <w:rPr>
           <w:i/>
         </w:rPr>
-        <w:t>Calycina lobariae</w:t>
-      </w:r>
-      <w:r>
-        <w:t xml:space="preserve"> (VU), lunglavsknapp (VU) och skrovelmössing (VU) påträffas. Lunglav är typisk art för </w:t>
+        <w:t>Retention Forestry as a Conservation Measure for Boreal Forest Ground Vegetation</w:t>
+      </w:r>
+      <w:r>
+        <w:t>. Doktorsavhandling, SLU, Uppsala.</w:t>
+      </w:r>
+    </w:p>
+    <w:p>
+      <w:r>
+        <w:t xml:space="preserve">Koelmeijer, I. A., Ehrlén, J., Jönsson, M., De Frenne, P., Berg, P., Andersson, J., Weibull, H. &amp; Hylander, N. 2022. </w:t>
       </w:r>
       <w:r>
         <w:rPr>
           <w:i/>
         </w:rPr>
-        <w:t>9010 Taiga, 9020 Nordlig ädellövskog, 9110 Näringsfattig bokskog, 9130 Näringsrik bokskog, 9160 Näringsrik ekskog, 9180 Ädellövskog i branter, 9190 Näringsfattig ekskog, 9070 Trädklädd betesmark, 9040 Fjällbjörkskog</w:t>
-      </w:r>
-      <w:r>
-        <w:t xml:space="preserve"> och</w:t>
+        <w:t xml:space="preserve">Interactive effects of drought and edge exposure on old-growth forest understory species. </w:t>
+      </w:r>
+      <w:r>
+        <w:t>Landscape Ecology, 37, sid 1839–1853.</w:t>
+      </w:r>
+    </w:p>
+    <w:p>
+      <w:r>
+        <w:t xml:space="preserve">Rudolphi, J., Jönsson, M. T., &amp; Gustafsson, L., 2014. </w:t>
       </w:r>
       <w:r>
         <w:rPr>
           <w:i/>
         </w:rPr>
-        <w:t xml:space="preserve"> 6530 Lövängar</w:t>
-      </w:r>
-      <w:r>
-        <w:t xml:space="preserve"> (SLU Artdatabanken, 2026; Nitare &amp; Skogsstyrelsen, 2019).</w:t>
+        <w:t xml:space="preserve">Biological legacies buffer local species extinction after logging. </w:t>
+      </w:r>
+      <w:r>
+        <w:t>Journal of Applied Ecology. 51, 53–62.</w:t>
       </w:r>
     </w:p>
     <w:p>
       <w:r>
-        <w:rPr>
-          <w:b/>
-        </w:rPr>
-        <w:t>Rynkskinn (NT)</w:t>
-      </w:r>
-      <w:r>
-        <w:t xml:space="preserve"> är en vednedbrytare som växer på grova granlågor och ingår i en karaktäristisk association av vedsvampar knutna till urskogsartade barrskogar. Den har klassificerats som en “urskogsindikator” och är placerad i toppen av Skogsstyrelsens värdepyramid för bedömning av skog med höga naturvärden. Allt tyder på att rynkskinn är mycket känslig för skogliga ingrepp och lokalerna, som oftast har höga biologiska kvaliteter, bör lämnas till fri utveckling. Rynkskinn är typisk art för </w:t>
+        <w:t xml:space="preserve">Sebestyén, L. och Sundberg, S. 2025.  </w:t>
       </w:r>
       <w:r>
         <w:rPr>
           <w:i/>
         </w:rPr>
-        <w:t xml:space="preserve">9010 Taiga, 9050 Näringsrik granskog </w:t>
-      </w:r>
-      <w:r>
-        <w:t>och</w:t>
+        <w:t>Påverkan på knärotslokaler från hyggen i närheten.</w:t>
+      </w:r>
+      <w:r>
+        <w:t xml:space="preserve"> DAPHNE 36:1 2025. Botaniska Sällskapet i Stockholm.</w:t>
+      </w:r>
+    </w:p>
+    <w:p>
+      <w:r>
+        <w:t xml:space="preserve">Skogsstyrelsen, 2022. </w:t>
       </w:r>
       <w:r>
         <w:rPr>
           <w:i/>
         </w:rPr>
-        <w:t xml:space="preserve"> 9030 Landhöjningsskog</w:t>
-      </w:r>
-      <w:r>
-        <w:t xml:space="preserve"> (Nitare &amp; Skogsstyrelsen, 2019; SLU Artdatabanken, 2026).</w:t>
+        <w:t xml:space="preserve">Vägledning för hänsyn till knärot. </w:t>
+      </w:r>
+      <w:r>
+        <w:t>https://www.skogsstyrelsen.se/lag-och-tillsyn/artskydd/vagledningar-och-kunskapsstod-artskydd/vagledning-for-hansyn-till-knarot/.</w:t>
       </w:r>
     </w:p>
     <w:p>
       <w:r>
-        <w:rPr>
-          <w:b/>
-        </w:rPr>
-        <w:t>Ullticka (NT)</w:t>
-      </w:r>
-      <w:r>
-        <w:t xml:space="preserve"> är knuten till restbestånd av barrnaturskog och förekommer med ett tydligt optimum i orörda eller måttligt påverkade gamla granskogar där det föreligger viss kontinuitet av grov död ved. Ullticka är en bra signalart inom hela sitt utbredningsområde och i södra Sverige är den sällsynt och en god signalart för skyddsvärda granskogsmiljöer. Den hotas av avverkning och fragmentering av naturskog och äldre granskog med lång trädkontinuitet. På ullticka kan ibland ulltickeporing (VU) påträffas - det är en sällsynt ticka som nyligen delats upp i de tre olika arterna ulltickeporing </w:t>
+        <w:t xml:space="preserve">SLU Artdatabanken, 2024. </w:t>
       </w:r>
       <w:r>
         <w:rPr>
           <w:i/>
         </w:rPr>
-        <w:t xml:space="preserve">Skeletocutis brevispora </w:t>
-      </w:r>
-      <w:r>
-        <w:t>(VU)</w:t>
-      </w:r>
-      <w:r>
-        <w:rPr>
-          <w:i/>
-        </w:rPr>
-        <w:t>, Skeletocutis delicata</w:t>
-      </w:r>
-      <w:r>
-        <w:t xml:space="preserve"> (VU)</w:t>
-      </w:r>
-      <w:r>
-        <w:rPr>
-          <w:i/>
-        </w:rPr>
-        <w:t xml:space="preserve"> och Skeletocutis exilis</w:t>
-      </w:r>
-      <w:r>
-        <w:t xml:space="preserve"> (NT). Ullticka är typisk art för </w:t>
-      </w:r>
-      <w:r>
-        <w:rPr>
-          <w:i/>
-        </w:rPr>
-        <w:t xml:space="preserve">9010 Taiga, 9050 Näringsrik granskog </w:t>
-      </w:r>
-      <w:r>
-        <w:t xml:space="preserve">och </w:t>
-      </w:r>
-      <w:r>
-        <w:rPr>
-          <w:i/>
-        </w:rPr>
-        <w:t>9030 Landhöjningsskog</w:t>
-      </w:r>
-      <w:r>
-        <w:t xml:space="preserve"> (SLU Artdatabanken, 2026; Nitare &amp; Skogsstyrelsen, 2019; Miettinen &amp; Niemelä, 2018).</w:t>
-      </w:r>
-    </w:p>
-    <w:p>
-      <w:r>
-        <w:rPr>
-          <w:b/>
-        </w:rPr>
-        <w:t>Violettgrå tagellav (NT)</w:t>
-      </w:r>
-      <w:r>
-        <w:t xml:space="preserve"> växer nästan uteslutande i gamla olikåldriga barrnaturskogar med lång skoglig kontinuitet och är en utmärkt signal på skog med höga naturvärden. Slutavverkning av tidigare aldrig slutavverkad skog (kontinuitetsskog) är det största hotet. Biotopen nyskapas i begränsad omfattning och barrskog äldre än 160 år, där den violettgrå tagellaven huvudsakligen påträffas har minskat med 50% de senaste 50 åren. Lågproduktiv skogsmark där laven förekommer bör undantas från skogsbruk och rika förekomster i äldre granskog bör skyddas. Arten är känslig för uttorkning och det är väsentligt att tillräckligt stora bestånd avsätts. Violettgrå tagellav är typisk art för </w:t>
-      </w:r>
-      <w:r>
-        <w:rPr>
-          <w:i/>
-        </w:rPr>
-        <w:t>9010 Taiga</w:t>
-      </w:r>
-      <w:r>
-        <w:t xml:space="preserve"> (SLU Artdatabanken, 2024; Nitare &amp; Skogsstyrelsen, 2019).</w:t>
+        <w:t xml:space="preserve">Artfaktablad. Naturvård – artfakta. </w:t>
+      </w:r>
+      <w:r>
+        <w:t>SLU Artdatabanken, Uppsala.</w:t>
       </w:r>
     </w:p>
     <w:p>
@@ -497,86 +800,98 @@
         <w:pStyle w:val="Heading1"/>
       </w:pPr>
       <w:r>
-        <w:t>Typiska arter och EU:s art- och habitatdirektiv</w:t>
+        <w:t>Lunglav – ekologi samt krav på livsmiljön</w:t>
       </w:r>
     </w:p>
     <w:p>
       <w:r>
-        <w:t>Typiska arter används för att lokalisera områden med gynnsam bevarandestatus för de naturtyper som är listade i EU:s art- och habitatdirektiv. Ett exempel är Västlig taiga (EU-kod 9010) som saknar gynnsam bevarandestatus och minskar starkt som naturtyp i Sverige. Naturvårdsverket skriver i sin vägledning för Västlig taiga att dylika miljöer förutsätter normalt att skogarna skyddas långsiktigt, eftersom skogsbruk inte är förenligt med bevarande av naturtypen i gynnsamt tillstånd (Naturvårdsverket, 2011).</w:t>
-      </w:r>
-    </w:p>
-    <w:p>
-      <w:r>
-        <w:t>Följande typiska arter har sina livsmiljöer och växtplatser i den avverkningsanmälda skogen: garnlav (VU, T), knärot (VU, T, §8), lunglav (NT, T), rynkskinn (NT, T), tretåig hackspett (NT, T, §4), ullticka (NT, T), violettgrå tagellav (NT, T) och spillkråka (T, §4).</w:t>
-      </w:r>
-    </w:p>
-    <w:p>
-      <w:r>
-        <w:t>Enligt Sveriges Artikel 17 rapportering 2013 och 2019 till EU, har naturtypen Västlig taiga (9010) dålig bevarandestatus med negativ trend inom Sveriges boreala region. Skogsbruksåtgärder som avverkning, röjning och gallring pekas ut som några av de främst bidragande orsakerna till naturtypens dåliga status och negativa trend (SLU Artdatabanken, 2019). I EU:s uppföljning av tillståndet för naturtyperna i Skandinavien 2013 – 2018 framgår det att i den boreala regionen är tillståndet så dåligt för Västlig taiga (9010) att habitatet löper allvarlig risk att försvinna regionalt (EEA, 2022). Det allvarliga läget för den biologiska mångfalden i skogen framhålls även i Skogsstyren rapport 2026/07:</w:t>
-      </w:r>
-    </w:p>
-    <w:p>
+        <w:t xml:space="preserve">Lunglav (NT) är en av vårt lands främsta signalarter som överallt indikerar gamla lövträd, skogsbestånd med höga naturvärden och ekosystem med lång skoglig kontinuitet. Lokalt kan förekomsten vara mycket riklig men den hittas nästan enbart i gamla och ej slutavverkade skogar. Artens samtliga förekomster bör uppmärksammas från naturvårdssynpunkt, då många lokaler även hyser andra ovanliga och rödlistade arter, däribland de sällsynta lavparasiterna lunglavshårprick (CR), </w:t>
+      </w:r>
       <w:r>
         <w:rPr>
           <w:i/>
         </w:rPr>
-        <w:t>"All avverkning av kända skogliga värdekärnor och sannolika kontinuitetsskogar behöver upphöra för att fylla bristen om 1,56 miljoner hektar bevarad livsmiljötyp. På grund av begränsade kvarvarande arealer av värdekärnor, naturskogar och kontinuitetsskogar leder fortsatt förlust av dessa till en påtaglig risk för långsiktigt negativa effekter för biologisk mångfald i skogslandskapet. Att de återstående arealerna bevaras och ges ett långsiktigt skydd bedöms därför vara av avgörande betydelse."</w:t>
-      </w:r>
-      <w:r>
-        <w:t xml:space="preserve"> (Skogsstyrelsen, 2026).</w:t>
+        <w:t>Abrothallus diederichii</w:t>
+      </w:r>
+      <w:r>
+        <w:t xml:space="preserve"> (VU), </w:t>
+      </w:r>
+      <w:r>
+        <w:rPr>
+          <w:i/>
+        </w:rPr>
+        <w:t>Abrothallus lobariae</w:t>
+      </w:r>
+      <w:r>
+        <w:t xml:space="preserve"> (VU), </w:t>
+      </w:r>
+      <w:r>
+        <w:rPr>
+          <w:i/>
+        </w:rPr>
+        <w:t>Calycina lobariae</w:t>
+      </w:r>
+      <w:r>
+        <w:t xml:space="preserve"> (VU), lunglavsknapp (VU) och skrovelmössing (VU), som växer på lunglav. Rikliga förekomster med lunglav bör skyddas med biotopskydd, frivilliga avsättningar eller reservat (SLU Artdatabanken, 2026; Nitare &amp; Skogsstyrelsen, 2019).</w:t>
       </w:r>
     </w:p>
     <w:p>
       <w:r>
-        <w:t>Trots detta har statusen för Västlig taiga ändrats till otillräcklig i stället för dålig i den senaste Artikel 17 rapporteringen 2025. Av Naturvårdsverkets rapport framgår det dock att de ändrade statusbedömningarna jämfört med rapporteringen 2019 inte beror på faktiska miljöförändringar. Ändringarna är av teknisk karaktär och främst en följd av resultaten från genomförda regeringsuppdrag och beslut inför rapporteringen 2025. Det är alltså politisk styrning i stället för faktiska förhållanden i naturen som ändrat på naturtypernas status i rapporteringen, vilket rimmar dåligt med såväl art- och habitatdirektivets syften och mål som med naturrestaureringsförordningen. I praktiken har dock Sveriges nya sätt att rapportera bevarandestatus till EU inte någon betydelse eftersom Naturvårdsverkets rapportering 2025 visar att Västlig taiga</w:t>
+        <w:t xml:space="preserve">Lunglav är typisk art för </w:t>
       </w:r>
       <w:r>
         <w:rPr>
-          <w:b/>
+          <w:i/>
         </w:rPr>
-        <w:t xml:space="preserve"> </w:t>
-      </w:r>
-      <w:r>
-        <w:t>inte har gynnsam bevarandestatus.</w:t>
-      </w:r>
-    </w:p>
-    <w:p>
-      <w:r>
-        <w:t>Åtgärder som vidtas i enlighet med art- och habitatdirektivet ska enligt Artikel 2 syfta till att bibehålla eller återställa en gynnsam bevarandestatus hos livsmiljöer samt arter och vilda djur och växter av gemenskapsintresse. Enligt prejudikat från EU-domstolen ska en skogsbruksverksamhet utföras på ett sådant sätt som utgör ett förebyggande och hållbart skogsbruk för att betraktas som förenlig med bevarandekraven i direktivet (se EU-domstolens dom i de förenade målen C 473-19 och C 474-19).</w:t>
-      </w:r>
-    </w:p>
-    <w:p>
-      <w:r>
-        <w:t xml:space="preserve">Av artikel 1.e samma direktiv framgår att en livsmiljös bevarandestatus anses " gynnsam" när — dess naturliga utbredningsområde och de ytor den täcker inom detta område är stabila eller ökande, och — den särskilda struktur och de särskilda funktioner som är nödvändiga för att den skall kunna bibehållas på lång sikt finns, och sannolikt kommer att finnas under en överskådlig framtid, och — bevarandestatusen hos dess </w:t>
+        <w:t>9010 Taiga, 9020 Nordlig ädellövskog, 9110 Näringsfattig bokskog, 9130 Näringsrik bokskog, 9160 Näringsrik ekskog, 9180 Ädellövskog i branter, 9190 Näringsfattig ekskog, 9070 Trädklädd betesmark, 9040 Fjällbjörkskog</w:t>
+      </w:r>
+      <w:r>
+        <w:t xml:space="preserve"> och</w:t>
       </w:r>
       <w:r>
         <w:rPr>
-          <w:b/>
+          <w:i/>
         </w:rPr>
-        <w:t>typiska arter</w:t>
-      </w:r>
-      <w:r>
-        <w:t xml:space="preserve"> är gynnsam enligt definitionen i artikel 1.i.</w:t>
-      </w:r>
-    </w:p>
-    <w:p>
-      <w:r>
-        <w:t>EU-direktiv är bindande för EU:s medlemsländer varvid det ankommer på Skogsstyrelsen som nationell tillsynsmyndighet att beakta syftet med EU:s art- och habitatdirektiv vid prövningen av en skogsbruksverksamhet, se Rådets direktiv 92/43/EEG. Se ytterligare information om EU:s livsmiljödirektiv i bilaga 2.</w:t>
-      </w:r>
-    </w:p>
-    <w:p>
-      <w:r>
-        <w:br w:type="page"/>
+        <w:t xml:space="preserve"> 6530 Lövängar</w:t>
+      </w:r>
+      <w:r>
+        <w:t xml:space="preserve"> (SLU Artdatabanken, 2026).</w:t>
       </w:r>
     </w:p>
     <w:p>
       <w:pPr>
-        <w:pStyle w:val="Title"/>
+        <w:pStyle w:val="Heading2"/>
       </w:pPr>
       <w:r>
-        <w:t>BILAGA 1 –</w:t>
-        <w:br/>
-        <w:t>Fridlysta och rödlistade arter</w:t>
+        <w:t>Referenser – lunglav</w:t>
+      </w:r>
+    </w:p>
+    <w:p>
+      <w:r>
+        <w:t xml:space="preserve">Nitare, J. och Skogsstyrelsen, 2019. </w:t>
+      </w:r>
+      <w:r>
+        <w:rPr>
+          <w:i/>
+        </w:rPr>
+        <w:t xml:space="preserve">Skyddsvärd skog – Naturvårdsarter och andra kriterier för naturvärdesbedömning. </w:t>
+      </w:r>
+      <w:r>
+        <w:t>Skogsstyrelsen.</w:t>
+      </w:r>
+    </w:p>
+    <w:p>
+      <w:r>
+        <w:t xml:space="preserve">SLU Artdatabanken, 2026. </w:t>
+      </w:r>
+      <w:r>
+        <w:rPr>
+          <w:i/>
+        </w:rPr>
+        <w:t xml:space="preserve">Artfaktablad. Naturvård – artfakta. </w:t>
+      </w:r>
+      <w:r>
+        <w:t>SLU Artdatabanken, Uppsala.</w:t>
       </w:r>
     </w:p>
     <w:p>
@@ -584,90 +899,69 @@
         <w:pStyle w:val="Heading1"/>
       </w:pPr>
       <w:r>
-        <w:t>Knärot – ekologi samt krav på livsmiljön</w:t>
+        <w:t>Tretåig hackspett – ekologi samt krav på livsmiljön</w:t>
       </w:r>
     </w:p>
     <w:p>
       <w:r>
-        <w:t xml:space="preserve">Knärot är typisk art för </w:t>
+        <w:t xml:space="preserve">Tretåig hackspett (NT) är fridlyst enligt §4 Artskyddsförordningen och finns med som prioriterad art i Skogsstyrelsen vägledning för skogsbruket (bilaga 4 till SVL). I vägledningen står bland annat att: </w:t>
       </w:r>
       <w:r>
         <w:rPr>
           <w:i/>
         </w:rPr>
-        <w:t xml:space="preserve">9010 Taiga </w:t>
-      </w:r>
-      <w:r>
-        <w:t>och</w:t>
+        <w:t xml:space="preserve">“Tretåig hackspett har stora arealkrav och höga krav på sin livsmiljö. Omdaningen av naturskogar till kulturskogar medför en förlust av viktiga miljöer, något som förstärks av ökad fragmentering till följd av avverkningar.” </w:t>
+      </w:r>
+      <w:r>
+        <w:t xml:space="preserve">Vidare att: </w:t>
       </w:r>
       <w:r>
         <w:rPr>
           <w:i/>
         </w:rPr>
-        <w:t xml:space="preserve"> 9050 Näringsrik granskog</w:t>
-      </w:r>
-      <w:r>
-        <w:t>, fridlyst enligt 8 och 15 §§ artskyddsförordningen och klassad som sårbar (VU) enligt rödlistan 2020. Knärot är beroende av hög och jämn luftfuktighet i gamla, ostörda skogsmiljöer och är känslig för snabba förändringar av ljus-/vindförhållanden eller uttorkning. På grund av ett alltför intensivt skogsbruk har den minskat med 40 (25–50) % under de senaste 60 åren och i framtiden bedöms minskningstakten uppgå till 30 (20–40) %. Till följd av att arten har en dokumenterat högre minskningstakt i förhållande till sin generationstid än vad som tidigare varit känt (data från Riksskogstaxeringen) höjdes den till hotkategori sårbar (VU) i rödlistan 2020 (SLU Artdatabanken, 2024).</w:t>
-      </w:r>
-    </w:p>
-    <w:p>
-      <w:r>
-        <w:t>En analys av 79 floraväktarlokaler åren 1990–2015 vilka återbesökts under 2020–2024 visade på en tydlig negativ påverkan på knärotsförekomster från större hyggen i närområdet (inom 150–200 m) vilket indikerar att kanteffekter har en stor påverkan på populationerna. Resultaten bekräftar knärotens känslighet för kanteffekter och visar vikten av att skydda större skogsbestånd för att bevara arten. Om det blir höga andelar (&gt;30%) hyggen inom 200 meter från en knärotsförekomst så ökar risken för att en knärotspopulation dör ut och det verkar det behövas någonstans mellan 100 och 150 meters skyddszon för att bevara arten på lång sikt (Sebestyén &amp; Sundberg, 2025). Detta stöds även av en studie (Johansson et al, 2026) baserad på data från Riksskogstaxeringen som visar att knäroten minskat med 66 % under perioden 1993–2022 samt att det finns en stark korrelation mellan minskande arealer kontinuitetsskog och lokal utdöenderisk. Knäroten uppvisade en mycket låg koloniseringsgrad (0,7 % över 10 år) i kombination med hög lokal utrotningsrisk (75,2 %), där utrotningssannolikheten ökade kraftigt när arealen kontinuitetsskog minskade mellan undersökningar, t.ex. på grund av kalhyggesbruk (Johansson et al., 2026).</w:t>
-      </w:r>
-    </w:p>
-    <w:p>
-      <w:r>
-        <w:t xml:space="preserve">Samuel Johnsons doktorsavhandling </w:t>
+        <w:t>“Områden med dokumenterad permanent förekomst i naturskogsmiljöer har vanligen så stora naturvärden att skogsbruk är olämpligt”</w:t>
+      </w:r>
+      <w:r>
+        <w:t xml:space="preserve"> (SLU Artdatabanken, 2024; Skogsstyrelsen, 2016)</w:t>
       </w:r>
       <w:r>
         <w:rPr>
           <w:i/>
         </w:rPr>
-        <w:t>“Retention Forestry as a Conservation Measure for Boreal Forest Ground Vegetation”</w:t>
-      </w:r>
-      <w:r>
-        <w:t xml:space="preserve"> (SLU, Uppsala 2014) visar att det krävs väl tilltagna skyddszoner för att knärotens växtplatser inte ska ta skada av skogsbruksåtgärder i intilliggande områden: </w:t>
+        <w:t>.</w:t>
+      </w:r>
+    </w:p>
+    <w:p>
+      <w:r>
+        <w:t>Tretåig hackspett är beroende av större sammanhängande naturskogar med kontinuerlig tillgång och nybildning av död ved och fragmentering av livsmiljöerna utgör ett stort hot mot arten (se exempelvis Stachura-Skierczynska et al., 2009; Wesolowski et al., 2005; Butler et al., 2004; Pakkala et al., 2002; Amcoff et al., 1996; Virkkala, 1991). Det finns studier som visar att naturskogens självgallringsprocess som den tretåiga hackspetten är beroende av, inte kan ersättas med efterlämnad hänsyn i skogsbruket (Imbeau &amp; Desrochers, 2002).</w:t>
+      </w:r>
+    </w:p>
+    <w:p>
+      <w:r>
+        <w:t>Permanenta revir av tretåig hackspett karaktäriseras ofta av artens typiska ringformigt ordnade hackmärken på framför allt gamla granar. För att säkerställa att inte revir av tretåig hackspett drabbas av avverkningsplanerna bör en inventering göras i området både under häckningstid och under vintern, då arten utnyttjar betydligt större områden än under sommarens häckningsrevir. Storleken på häckningsreviret varierar med skogstypen, förekomsten av död ved och graden av fragmentering, men är i allmänhet i storleksordningen 25–100 hektar (SLU Artdatabanken, 2024; Skogsstyrelsen, 2016).</w:t>
+      </w:r>
+    </w:p>
+    <w:p>
+      <w:r>
+        <w:t xml:space="preserve">Förutom fridlysning enligt §4 Artskyddsförordningen är tretåig hackspett även förtecknad i EU:s fågeldirektiv bilaga 1. Den är typisk art för </w:t>
       </w:r>
       <w:r>
         <w:rPr>
           <w:i/>
         </w:rPr>
-        <w:t xml:space="preserve">“Study III shows that retention patches smaller than 0.5 ha do not lifeboat the sensitive forest herb G. repens, a species that depend on stable microclimatic conditions typical for intact forest stands.” </w:t>
-      </w:r>
-      <w:r>
-        <w:t xml:space="preserve">Vidare </w:t>
+        <w:t xml:space="preserve">9010 Taiga, 9740 Skogsbevuxen myr, 9030 Landhöjningsskog </w:t>
+      </w:r>
+      <w:r>
+        <w:t xml:space="preserve">och </w:t>
       </w:r>
       <w:r>
         <w:rPr>
           <w:i/>
         </w:rPr>
-        <w:t>“More sensitive forest species are not lifeboated in retention patches ranging from 0.05 to 0.5 ha (Papers II &amp; III).”</w:t>
-      </w:r>
-    </w:p>
-    <w:p>
-      <w:r>
-        <w:t xml:space="preserve">Johnsons (2014) rekommendation på minst 50 meters breda skyddszoner runt knärotens växtplatser motsvarar en areal på 0,78 hektar, vilket ligger i linje med andra studier som gjorts på känsliga skogsarter: </w:t>
-      </w:r>
-      <w:r>
-        <w:rPr>
-          <w:i/>
-        </w:rPr>
-        <w:t>“In study III I also show that translocated specimens of G. repens survives well in mature forests at least 50 m from the nearest edge to an open area. Moreover, measures of temperature and humidity show that such distances from an open area is far enough to offer a microclimate that is more stable compared to what present in retention patches of around 0.1 ha. This means that the very centre of a circular patch with radius 50 m (equals a size of 0.78 ha) should offer conditions similar to interior forest and would perhaps be a suitable habitat for G. repens and similar species. Previous studies from both North America and Sweden have also concluded that patches between 0.5 and one ha are sufficient for preserving interior forest vegetation as well as sensitive lichens and bryophytes (de Graaf &amp; Roberts 2009; Halpern et al. 2012; Rudolphi et al. 2014).”</w:t>
-      </w:r>
-    </w:p>
-    <w:p>
-      <w:r>
-        <w:t>Ytterligare en studie (Koelmeijer m.fl., 2022) inkluderar knärotens skyddsbehov. I uppsatsen berörs problemet med uttorkning för växter, bl.a. för knärot, ett problem som blivit accentuerat på grund av den pågående klimatförändringen och torra somrar, t.ex. den exceptionellt torra sommaren 2018. I uppsatsen undersöks områden med tre olika avstånd från kalhyggeskant med avseende på skydd bl.a. för knärot. Det första området har avstånd upp till 20 m från hyggeskant (Strong edge effect), det andra 20–40 m från hyggeskant (Weak edge effect) och det tredje avser större avstånd från hyggeskant, där kanteffekten anses vara försumbar (Interior). Ett resultat var att man fann stor eller mycket stor uttorkningseffekt på känsliga och rödlistade skogsarter vid de kortare avstånden till hyggeskant, medan effekt av uttorkning inte konstaterades på större avstånd (Interior). För orkidén knärot fann man en rik förekomst (upp till 0,06 dm2/m2) på stort avstånd från hyggeskant (Interior), medan förekomsten var liten eller närmast försumbar i de områden som klassificerades som Weak edge effect respektive Strong edge effect. Arbetet påpekar att de allt oftare förekommande torra somrarna ger ytterligare skäl att utöka skyddsavståndet från hyggen till den fuktkrävande arten knärot (Koelmeijer m.fl., 2022).</w:t>
-      </w:r>
-    </w:p>
-    <w:p>
-      <w:r>
-        <w:t>Även Skogsstyrelsens egen vägledning för hänsyn till knärot ligger i linje med ovanstående forskningsstudier. Av vägledningen framgår det att för med hög sannolikhet kunna bevara befintliga förekomster krävs relativt stora avsättningar av uppvuxen skog med slutet och relativt tätt kronskikt. Som riktlinje kan krävas ett avstånd på 50 meter in från brynet för att vidmakthålla ett fungerande mikroklimat. Detta innebär att fristående hänsynsytor för många arter (kärlväxter, lavar och mossor) kan behöva ha en area överstigande 0,8 hektar (cirkelyta med radien 50 meter = 0,78 hektar) för att bibehålla lokalklimatet. Även ganska små förändringar i form av förändrade ljus- och fuktighetsförhållanden, till exempel till följd av gallring, kan leda till att arten försvinner till följd av konkurrens med mera ljuskrävande och snabbväxande arter (Skogsstyrelsen, 2022).</w:t>
-      </w:r>
-    </w:p>
-    <w:p>
-      <w:r>
-        <w:t>Vid tillämpning av försiktighetsprincipen enligt 2 kap. 3 § miljöbalken bör sålunda 100–150 meters skyddszon lämnas runt knärotens växtplatser.</w:t>
+        <w:t>9040 Fjällbjörkskog</w:t>
+      </w:r>
+      <w:r>
+        <w:t xml:space="preserve"> samt ingår i Natura 2000 och är förtecknad i Bernkonventionen bilaga II (strikt skyddade djurarter) (SLU Artdatabanken, 2024; Skogsstyrelsen, 2016).</w:t>
       </w:r>
     </w:p>
     <w:p>
@@ -675,128 +969,74 @@
         <w:pStyle w:val="Heading2"/>
       </w:pPr>
       <w:r>
-        <w:t>Referenser – knärot</w:t>
+        <w:t>Referenser – tretåig hackspett</w:t>
       </w:r>
     </w:p>
     <w:p>
       <w:r>
-        <w:t xml:space="preserve">de Graaf M &amp; Roberts M.R., 2009. </w:t>
+        <w:t xml:space="preserve">Amcoff, M. &amp; Eriksson, P. 1996. </w:t>
       </w:r>
       <w:r>
         <w:rPr>
           <w:i/>
         </w:rPr>
-        <w:t xml:space="preserve">Short-term response of the herbaceous layer within leave patches after harvest. </w:t>
-      </w:r>
-      <w:r>
-        <w:t>Forest Ecology and Management 257, 1014–1025.</w:t>
+        <w:t xml:space="preserve">Förekomst av tretåig hackspett Picoides tridactylus på bestånds- och landskapsnivå. </w:t>
+      </w:r>
+      <w:r>
+        <w:t>Ornis Svecica 6: 107–119.</w:t>
       </w:r>
     </w:p>
     <w:p>
       <w:r>
-        <w:t xml:space="preserve">Halpern, C. B., Halaj, J., Evans, S. A., &amp; Dovciak, M., 2012. </w:t>
+        <w:t xml:space="preserve">Butler, R., Angelstam, P., Ekelund, P. &amp; Schlaeffer, R. 2004. </w:t>
       </w:r>
       <w:r>
         <w:rPr>
           <w:i/>
         </w:rPr>
-        <w:t xml:space="preserve">Level and pattern of overstory retention interact to shape long-term responses of understories to timber harvest. </w:t>
-      </w:r>
-      <w:r>
-        <w:t>Ecological Applications, 22, 2049–2064.</w:t>
+        <w:t xml:space="preserve">Dead wood threshold values for the three-toed woodpecker presence in boreal and sub-Alpine forest. </w:t>
+      </w:r>
+      <w:r>
+        <w:t>Biological conservation 119(3): 305–318.</w:t>
       </w:r>
     </w:p>
     <w:p>
       <w:r>
-        <w:t>Johansson, V., Jansson, M. och Bergman, K-O</w:t>
+        <w:t xml:space="preserve">Imbeau, L. &amp; Desrochers, A. 2002. </w:t>
       </w:r>
       <w:r>
         <w:rPr>
           <w:i/>
         </w:rPr>
-        <w:t>.</w:t>
-      </w:r>
-      <w:r>
-        <w:t>, 2026.</w:t>
+        <w:t xml:space="preserve">Foraging Ecology and Use of Drumming Trees by Three-Toed Woodpeckers. </w:t>
+      </w:r>
+      <w:r>
+        <w:t>The Journal of Wildlife Management. Vol. 66, No. 1 (Jan., 2002), pp. 222–231.</w:t>
+      </w:r>
+    </w:p>
+    <w:p>
+      <w:r>
+        <w:t xml:space="preserve">Pakkala, T., Hanski, I. &amp; Tomppo, E. 2002. </w:t>
       </w:r>
       <w:r>
         <w:rPr>
           <w:i/>
         </w:rPr>
-        <w:t xml:space="preserve"> A 30-year population decline of a threatened forest orchid associated with old growth forests</w:t>
-      </w:r>
-      <w:r>
-        <w:t>. Department of Physics, Chemistry and Biology (IFM), Linköping University.</w:t>
+        <w:t xml:space="preserve">Spatial ecology of the three-toed woodpecker in managed forest landscapes. </w:t>
+      </w:r>
+      <w:r>
+        <w:t>Silva Fennica 36(1): 279–288.</w:t>
       </w:r>
     </w:p>
     <w:p>
       <w:r>
-        <w:t xml:space="preserve">Johnson, S., 2014. </w:t>
+        <w:t xml:space="preserve">Skogsstyrelsen, 2016. </w:t>
       </w:r>
       <w:r>
         <w:rPr>
           <w:i/>
         </w:rPr>
-        <w:t>Retention Forestry as a Conservation Measure for Boreal Forest Ground Vegetation</w:t>
-      </w:r>
-      <w:r>
-        <w:t>. Doktorsavhandling, SLU, Uppsala.</w:t>
-      </w:r>
-    </w:p>
-    <w:p>
-      <w:r>
-        <w:t xml:space="preserve">Koelmeijer, I. A., Ehrlén, J., Jönsson, M., De Frenne, P., Berg, P., Andersson, J., Weibull, H. &amp; Hylander, N. 2022. </w:t>
-      </w:r>
-      <w:r>
-        <w:rPr>
-          <w:i/>
-        </w:rPr>
-        <w:t xml:space="preserve">Interactive effects of drought and edge exposure on old-growth forest understory species. </w:t>
-      </w:r>
-      <w:r>
-        <w:t>Landscape Ecology, 37, sid 1839–1853.</w:t>
-      </w:r>
-    </w:p>
-    <w:p>
-      <w:r>
-        <w:t xml:space="preserve">Rudolphi, J., Jönsson, M. T., &amp; Gustafsson, L., 2014. </w:t>
-      </w:r>
-      <w:r>
-        <w:rPr>
-          <w:i/>
-        </w:rPr>
-        <w:t xml:space="preserve">Biological legacies buffer local species extinction after logging. </w:t>
-      </w:r>
-      <w:r>
-        <w:t>Journal of Applied Ecology. 51, 53–62.</w:t>
-      </w:r>
-    </w:p>
-    <w:p>
-      <w:r>
-        <w:t xml:space="preserve">Sebestyén, L. och Sundberg, S. 2025.  </w:t>
-      </w:r>
-      <w:r>
-        <w:rPr>
-          <w:i/>
-        </w:rPr>
-        <w:t>Påverkan på knärotslokaler från hyggen i närheten.</w:t>
-      </w:r>
-      <w:r>
-        <w:t xml:space="preserve"> DAPHNE 36:1 2025. Botaniska Sällskapet i Stockholm.</w:t>
-      </w:r>
-    </w:p>
-    <w:p>
-      <w:r>
-        <w:t xml:space="preserve">Skogsstyrelsen, 2022. </w:t>
-      </w:r>
-      <w:r>
-        <w:rPr>
-          <w:i/>
-        </w:rPr>
-        <w:t xml:space="preserve">Vägledning för hänsyn till knärot. </w:t>
-      </w:r>
-      <w:r>
-        <w:t>https://www.skogsstyrelsen.se/lag-och-tillsyn/artskydd/vagledningar-och-kunskapsstod-artskydd/vagledning-for-hansyn-till-knarot/.</w:t>
+        <w:t>Vägledning för hänsyn till fåglar – Tretåig hackspett.</w:t>
       </w:r>
     </w:p>
     <w:p>
@@ -811,6 +1051,48 @@
       </w:r>
       <w:r>
         <w:t>SLU Artdatabanken, Uppsala.</w:t>
+      </w:r>
+    </w:p>
+    <w:p>
+      <w:r>
+        <w:t xml:space="preserve">Stachura-Skierczynska, K., Tumiel, T. &amp; Skierczynski, M. 2009. </w:t>
+      </w:r>
+      <w:r>
+        <w:rPr>
+          <w:i/>
+        </w:rPr>
+        <w:t xml:space="preserve">Habitat prediction model for three-toed woodpecker and its implications for the conservation of biologically valuable forests. </w:t>
+      </w:r>
+      <w:r>
+        <w:t>Forest Ecology and Management 258(5): 697–703.</w:t>
+      </w:r>
+    </w:p>
+    <w:p>
+      <w:r>
+        <w:t xml:space="preserve">Virkkala, R. 1991. </w:t>
+      </w:r>
+      <w:r>
+        <w:rPr>
+          <w:i/>
+        </w:rPr>
+        <w:t xml:space="preserve">Population trends of forest birds in a Finnish Lapland landscape of large habitat blocks – Consequences of stochastic environmental variation or regional habitat alteration. </w:t>
+      </w:r>
+      <w:r>
+        <w:t>Biological conservation 56(2): 223–240.</w:t>
+      </w:r>
+    </w:p>
+    <w:p>
+      <w:r>
+        <w:t xml:space="preserve">Wesolowski, T., Czeszczewik, D. &amp; Rowinski, P. 2005. </w:t>
+      </w:r>
+      <w:r>
+        <w:rPr>
+          <w:i/>
+        </w:rPr>
+        <w:t xml:space="preserve">Effects of forest management on Three-toed Woodpecker Picoides tridactylus distribution in the Bialowieza Forest (NE Poland): conservation implications. </w:t>
+      </w:r>
+      <w:r>
+        <w:t>Acta Ornithologica 40(1): 53–60.</w:t>
       </w:r>
     </w:p>
     <w:p>
@@ -818,62 +1100,35 @@
         <w:pStyle w:val="Heading1"/>
       </w:pPr>
       <w:r>
-        <w:t>Lunglav – ekologi samt krav på livsmiljön</w:t>
+        <w:t>Spillkråka – ekologi samt krav på livsmiljön</w:t>
       </w:r>
     </w:p>
     <w:p>
       <w:r>
-        <w:t xml:space="preserve">Lunglav (NT) är en av vårt lands främsta signalarter som överallt indikerar gamla lövträd, skogsbestånd med höga naturvärden och ekosystem med lång skoglig kontinuitet. Lokalt kan förekomsten vara mycket riklig men den hittas nästan enbart i gamla och ej slutavverkade skogar. Artens samtliga förekomster bör uppmärksammas från naturvårdssynpunkt, då många lokaler även hyser andra ovanliga och rödlistade arter, däribland de sällsynta lavparasiterna lunglavshårprick (CR), </w:t>
+        <w:t xml:space="preserve">Spillkråka (§4) ingår i bilaga 1 EU:s fågeldirektiv och är typisk art för </w:t>
       </w:r>
       <w:r>
         <w:rPr>
           <w:i/>
         </w:rPr>
-        <w:t>Abrothallus diederichii</w:t>
-      </w:r>
-      <w:r>
-        <w:t xml:space="preserve"> (VU), </w:t>
+        <w:t xml:space="preserve">9010 Taiga </w:t>
+      </w:r>
+      <w:r>
+        <w:t>och</w:t>
       </w:r>
       <w:r>
         <w:rPr>
           <w:i/>
         </w:rPr>
-        <w:t>Abrothallus lobariae</w:t>
-      </w:r>
-      <w:r>
-        <w:t xml:space="preserve"> (VU), </w:t>
-      </w:r>
-      <w:r>
-        <w:rPr>
-          <w:i/>
-        </w:rPr>
-        <w:t>Calycina lobariae</w:t>
-      </w:r>
-      <w:r>
-        <w:t xml:space="preserve"> (VU), lunglavsknapp (VU) och skrovelmössing (VU), som växer på lunglav. Rikliga förekomster med lunglav bör skyddas med biotopskydd, frivilliga avsättningar eller reservat (SLU Artdatabanken, 2026; Nitare &amp; Skogsstyrelsen, 2019).</w:t>
+        <w:t xml:space="preserve"> 9740 Skogsbevuxen myr</w:t>
+      </w:r>
+      <w:r>
+        <w:t>. Den lever i både barr- och blandskog liksom i ren lövskog. De tätaste populationerna tenderar att finnas i äldre, variationsrik blandskog med gott om död ved och gamla träd. Varje par utnyttjar 400–1000 hektar skog beroende på skogens kvalitet. Skogsbruk med korta omloppstider och täta, homogena ungskogar utgör det största hotet (SLU Artdatabanken, 2026).</w:t>
       </w:r>
     </w:p>
     <w:p>
       <w:r>
-        <w:t xml:space="preserve">Lunglav är typisk art för </w:t>
-      </w:r>
-      <w:r>
-        <w:rPr>
-          <w:i/>
-        </w:rPr>
-        <w:t>9010 Taiga, 9020 Nordlig ädellövskog, 9110 Näringsfattig bokskog, 9130 Näringsrik bokskog, 9160 Näringsrik ekskog, 9180 Ädellövskog i branter, 9190 Näringsfattig ekskog, 9070 Trädklädd betesmark, 9040 Fjällbjörkskog</w:t>
-      </w:r>
-      <w:r>
-        <w:t xml:space="preserve"> och</w:t>
-      </w:r>
-      <w:r>
-        <w:rPr>
-          <w:i/>
-        </w:rPr>
-        <w:t xml:space="preserve"> 6530 Lövängar</w:t>
-      </w:r>
-      <w:r>
-        <w:t xml:space="preserve"> (SLU Artdatabanken, 2026).</w:t>
+        <w:t>Spillkråka är en nyckelart i skogliga miljöer vars övergivna bohål utnyttjas av flera andra hålhäckande fågelarter och fladdermöss, däribland pärluggla (EN, §4), knipa (§4), salskrake (§4) och skogsduva (§4). Hökuggla (VU, §4) och slaguggla (§4) häckar ofta i högstubbar som brutits av i höjd med ett gammalt spillkråkebo (Skogsstyrelsen, 2016).</w:t>
       </w:r>
     </w:p>
     <w:p>
@@ -881,21 +1136,21 @@
         <w:pStyle w:val="Heading2"/>
       </w:pPr>
       <w:r>
-        <w:t>Referenser – lunglav</w:t>
+        <w:t>Referenser – spillkråka</w:t>
       </w:r>
     </w:p>
     <w:p>
       <w:r>
-        <w:t xml:space="preserve">Nitare, J. och Skogsstyrelsen, 2019. </w:t>
+        <w:t xml:space="preserve">Skogsstyrelsen, 2016. </w:t>
       </w:r>
       <w:r>
         <w:rPr>
           <w:i/>
         </w:rPr>
-        <w:t xml:space="preserve">Skyddsvärd skog – Naturvårdsarter och andra kriterier för naturvärdesbedömning. </w:t>
-      </w:r>
-      <w:r>
-        <w:t>Skogsstyrelsen.</w:t>
+        <w:t xml:space="preserve">Vägledning för hänsyn till spillkråka. </w:t>
+      </w:r>
+      <w:r>
+        <w:t>Vägledningar och kunskapsstöd artskydd – Skogsstyrelsen.</w:t>
       </w:r>
     </w:p>
     <w:p>
@@ -910,279 +1165,6 @@
       </w:r>
       <w:r>
         <w:t>SLU Artdatabanken, Uppsala.</w:t>
-      </w:r>
-    </w:p>
-    <w:p>
-      <w:pPr>
-        <w:pStyle w:val="Heading1"/>
-      </w:pPr>
-      <w:r>
-        <w:t>Spillkråka – ekologi samt krav på livsmiljön</w:t>
-      </w:r>
-    </w:p>
-    <w:p>
-      <w:r>
-        <w:t xml:space="preserve">Spillkråka (§4) ingår i bilaga 1 EU:s fågeldirektiv och är typisk art för </w:t>
-      </w:r>
-      <w:r>
-        <w:rPr>
-          <w:i/>
-        </w:rPr>
-        <w:t xml:space="preserve">9010 Taiga </w:t>
-      </w:r>
-      <w:r>
-        <w:t>och</w:t>
-      </w:r>
-      <w:r>
-        <w:rPr>
-          <w:i/>
-        </w:rPr>
-        <w:t xml:space="preserve"> 9740 Skogsbevuxen myr</w:t>
-      </w:r>
-      <w:r>
-        <w:t>. Den lever i både barr- och blandskog liksom i ren lövskog. De tätaste populationerna tenderar att finnas i äldre, variationsrik blandskog med gott om död ved och gamla träd. Varje par utnyttjar 400–1000 hektar skog beroende på skogens kvalitet. Skogsbruk med korta omloppstider och täta, homogena ungskogar utgör det största hotet (SLU Artdatabanken, 2026).</w:t>
-      </w:r>
-    </w:p>
-    <w:p>
-      <w:r>
-        <w:t>Spillkråka är en nyckelart i skogliga miljöer vars övergivna bohål utnyttjas av flera andra hålhäckande fågelarter och fladdermöss, däribland pärluggla (EN, §4), knipa (§4), salskrake (§4) och skogsduva (§4). Hökuggla (VU, §4) och slaguggla (§4) häckar ofta i högstubbar som brutits av i höjd med ett gammalt spillkråkebo (Skogsstyrelsen, 2016).</w:t>
-      </w:r>
-    </w:p>
-    <w:p>
-      <w:pPr>
-        <w:pStyle w:val="Heading2"/>
-      </w:pPr>
-      <w:r>
-        <w:t>Referenser – spillkråka</w:t>
-      </w:r>
-    </w:p>
-    <w:p>
-      <w:r>
-        <w:t xml:space="preserve">Skogsstyrelsen, 2016. </w:t>
-      </w:r>
-      <w:r>
-        <w:rPr>
-          <w:i/>
-        </w:rPr>
-        <w:t xml:space="preserve">Vägledning för hänsyn till spillkråka. </w:t>
-      </w:r>
-      <w:r>
-        <w:t>Vägledningar och kunskapsstöd artskydd – Skogsstyrelsen.</w:t>
-      </w:r>
-    </w:p>
-    <w:p>
-      <w:r>
-        <w:t xml:space="preserve">SLU Artdatabanken, 2026. </w:t>
-      </w:r>
-      <w:r>
-        <w:rPr>
-          <w:i/>
-        </w:rPr>
-        <w:t xml:space="preserve">Artfaktablad. Naturvård – artfakta. </w:t>
-      </w:r>
-      <w:r>
-        <w:t>SLU Artdatabanken, Uppsala.</w:t>
-      </w:r>
-    </w:p>
-    <w:p>
-      <w:pPr>
-        <w:pStyle w:val="Heading1"/>
-      </w:pPr>
-      <w:r>
-        <w:t>Tretåig hackspett – ekologi samt krav på livsmiljön</w:t>
-      </w:r>
-    </w:p>
-    <w:p>
-      <w:r>
-        <w:t xml:space="preserve">Tretåig hackspett (NT) är fridlyst enligt §4 Artskyddsförordningen och finns med som prioriterad art i Skogsstyrelsen vägledning för skogsbruket (bilaga 4 till SVL). I vägledningen står bland annat att: </w:t>
-      </w:r>
-      <w:r>
-        <w:rPr>
-          <w:i/>
-        </w:rPr>
-        <w:t xml:space="preserve">“Tretåig hackspett har stora arealkrav och höga krav på sin livsmiljö. Omdaningen av naturskogar till kulturskogar medför en förlust av viktiga miljöer, något som förstärks av ökad fragmentering till följd av avverkningar.” </w:t>
-      </w:r>
-      <w:r>
-        <w:t xml:space="preserve">Vidare att: </w:t>
-      </w:r>
-      <w:r>
-        <w:rPr>
-          <w:i/>
-        </w:rPr>
-        <w:t>“Områden med dokumenterad permanent förekomst i naturskogsmiljöer har vanligen så stora naturvärden att skogsbruk är olämpligt”</w:t>
-      </w:r>
-      <w:r>
-        <w:t xml:space="preserve"> (SLU Artdatabanken, 2024; Skogsstyrelsen, 2016)</w:t>
-      </w:r>
-      <w:r>
-        <w:rPr>
-          <w:i/>
-        </w:rPr>
-        <w:t>.</w:t>
-      </w:r>
-    </w:p>
-    <w:p>
-      <w:r>
-        <w:t>Tretåig hackspett är beroende av större sammanhängande naturskogar med kontinuerlig tillgång och nybildning av död ved och fragmentering av livsmiljöerna utgör ett stort hot mot arten (se exempelvis Stachura-Skierczynska et al., 2009; Wesolowski et al., 2005; Butler et al., 2004; Pakkala et al., 2002; Amcoff et al., 1996; Virkkala, 1991). Det finns studier som visar att naturskogens självgallringsprocess som den tretåiga hackspetten är beroende av, inte kan ersättas med efterlämnad hänsyn i skogsbruket (Imbeau &amp; Desrochers, 2002).</w:t>
-      </w:r>
-    </w:p>
-    <w:p>
-      <w:r>
-        <w:t>Permanenta revir av tretåig hackspett karaktäriseras ofta av artens typiska ringformigt ordnade hackmärken på framför allt gamla granar. För att säkerställa att inte revir av tretåig hackspett drabbas av avverkningsplanerna bör en inventering göras i området både under häckningstid och under vintern, då arten utnyttjar betydligt större områden än under sommarens häckningsrevir. Storleken på häckningsreviret varierar med skogstypen, förekomsten av död ved och graden av fragmentering, men är i allmänhet i storleksordningen 25–100 hektar (SLU Artdatabanken, 2024; Skogsstyrelsen, 2016).</w:t>
-      </w:r>
-    </w:p>
-    <w:p>
-      <w:r>
-        <w:t xml:space="preserve">Förutom fridlysning enligt §4 Artskyddsförordningen är tretåig hackspett även förtecknad i EU:s fågeldirektiv bilaga 1. Den är typisk art för </w:t>
-      </w:r>
-      <w:r>
-        <w:rPr>
-          <w:i/>
-        </w:rPr>
-        <w:t xml:space="preserve">9010 Taiga, 9740 Skogsbevuxen myr, 9030 Landhöjningsskog </w:t>
-      </w:r>
-      <w:r>
-        <w:t xml:space="preserve">och </w:t>
-      </w:r>
-      <w:r>
-        <w:rPr>
-          <w:i/>
-        </w:rPr>
-        <w:t>9040 Fjällbjörkskog</w:t>
-      </w:r>
-      <w:r>
-        <w:t xml:space="preserve"> samt ingår i Natura 2000 och är förtecknad i Bernkonventionen bilaga II (strikt skyddade djurarter) (SLU Artdatabanken, 2024; Skogsstyrelsen, 2016).</w:t>
-      </w:r>
-    </w:p>
-    <w:p>
-      <w:pPr>
-        <w:pStyle w:val="Heading2"/>
-      </w:pPr>
-      <w:r>
-        <w:t>Referenser – tretåig hackspett</w:t>
-      </w:r>
-    </w:p>
-    <w:p>
-      <w:r>
-        <w:t xml:space="preserve">Amcoff, M. &amp; Eriksson, P. 1996. </w:t>
-      </w:r>
-      <w:r>
-        <w:rPr>
-          <w:i/>
-        </w:rPr>
-        <w:t xml:space="preserve">Förekomst av tretåig hackspett Picoides tridactylus på bestånds- och landskapsnivå. </w:t>
-      </w:r>
-      <w:r>
-        <w:t>Ornis Svecica 6: 107–119.</w:t>
-      </w:r>
-    </w:p>
-    <w:p>
-      <w:r>
-        <w:t xml:space="preserve">Butler, R., Angelstam, P., Ekelund, P. &amp; Schlaeffer, R. 2004. </w:t>
-      </w:r>
-      <w:r>
-        <w:rPr>
-          <w:i/>
-        </w:rPr>
-        <w:t xml:space="preserve">Dead wood threshold values for the three-toed woodpecker presence in boreal and sub-Alpine forest. </w:t>
-      </w:r>
-      <w:r>
-        <w:t>Biological conservation 119(3): 305–318.</w:t>
-      </w:r>
-    </w:p>
-    <w:p>
-      <w:r>
-        <w:t xml:space="preserve">Imbeau, L. &amp; Desrochers, A. 2002. </w:t>
-      </w:r>
-      <w:r>
-        <w:rPr>
-          <w:i/>
-        </w:rPr>
-        <w:t xml:space="preserve">Foraging Ecology and Use of Drumming Trees by Three-Toed Woodpeckers. </w:t>
-      </w:r>
-      <w:r>
-        <w:t>The Journal of Wildlife Management. Vol. 66, No. 1 (Jan., 2002), pp. 222–231.</w:t>
-      </w:r>
-    </w:p>
-    <w:p>
-      <w:r>
-        <w:t xml:space="preserve">Pakkala, T., Hanski, I. &amp; Tomppo, E. 2002. </w:t>
-      </w:r>
-      <w:r>
-        <w:rPr>
-          <w:i/>
-        </w:rPr>
-        <w:t xml:space="preserve">Spatial ecology of the three-toed woodpecker in managed forest landscapes. </w:t>
-      </w:r>
-      <w:r>
-        <w:t>Silva Fennica 36(1): 279–288.</w:t>
-      </w:r>
-    </w:p>
-    <w:p>
-      <w:r>
-        <w:t xml:space="preserve">Skogsstyrelsen, 2016. </w:t>
-      </w:r>
-      <w:r>
-        <w:rPr>
-          <w:i/>
-        </w:rPr>
-        <w:t>Vägledning för hänsyn till fåglar – Tretåig hackspett.</w:t>
-      </w:r>
-    </w:p>
-    <w:p>
-      <w:r>
-        <w:t xml:space="preserve">SLU Artdatabanken, 2024. </w:t>
-      </w:r>
-      <w:r>
-        <w:rPr>
-          <w:i/>
-        </w:rPr>
-        <w:t xml:space="preserve">Artfaktablad. Naturvård – artfakta. </w:t>
-      </w:r>
-      <w:r>
-        <w:t>SLU Artdatabanken, Uppsala.</w:t>
-      </w:r>
-    </w:p>
-    <w:p>
-      <w:r>
-        <w:t xml:space="preserve">Stachura-Skierczynska, K., Tumiel, T. &amp; Skierczynski, M. 2009. </w:t>
-      </w:r>
-      <w:r>
-        <w:rPr>
-          <w:i/>
-        </w:rPr>
-        <w:t xml:space="preserve">Habitat prediction model for three-toed woodpecker and its implications for the conservation of biologically valuable forests. </w:t>
-      </w:r>
-      <w:r>
-        <w:t>Forest Ecology and Management 258(5): 697–703.</w:t>
-      </w:r>
-    </w:p>
-    <w:p>
-      <w:r>
-        <w:t xml:space="preserve">Virkkala, R. 1991. </w:t>
-      </w:r>
-      <w:r>
-        <w:rPr>
-          <w:i/>
-        </w:rPr>
-        <w:t xml:space="preserve">Population trends of forest birds in a Finnish Lapland landscape of large habitat blocks – Consequences of stochastic environmental variation or regional habitat alteration. </w:t>
-      </w:r>
-      <w:r>
-        <w:t>Biological conservation 56(2): 223–240.</w:t>
-      </w:r>
-    </w:p>
-    <w:p>
-      <w:r>
-        <w:t xml:space="preserve">Wesolowski, T., Czeszczewik, D. &amp; Rowinski, P. 2005. </w:t>
-      </w:r>
-      <w:r>
-        <w:rPr>
-          <w:i/>
-        </w:rPr>
-        <w:t xml:space="preserve">Effects of forest management on Three-toed Woodpecker Picoides tridactylus distribution in the Bialowieza Forest (NE Poland): conservation implications. </w:t>
-      </w:r>
-      <w:r>
-        <w:t>Acta Ornithologica 40(1): 53–60.</w:t>
       </w:r>
     </w:p>
     <w:p>
@@ -1561,7 +1543,7 @@
     <w:r>
       <w:tab/>
       <w:tab/>
-      <w:t>2026-06-20</w:t>
+      <w:t>2026-06-21</w:t>
       <w:br/>
       <w:br/>
     </w:r>

--- a/tillsyn/A 1095-2026 tillsynsbegäran.docx
+++ b/tillsyn/A 1095-2026 tillsynsbegäran.docx
@@ -1543,7 +1543,7 @@
     <w:r>
       <w:tab/>
       <w:tab/>
-      <w:t>2026-06-21</w:t>
+      <w:t>2026-06-22</w:t>
       <w:br/>
       <w:br/>
     </w:r>

--- a/tillsyn/A 1095-2026 tillsynsbegäran.docx
+++ b/tillsyn/A 1095-2026 tillsynsbegäran.docx
@@ -1543,7 +1543,7 @@
     <w:r>
       <w:tab/>
       <w:tab/>
-      <w:t>2026-06-22</w:t>
+      <w:t>2026-06-23</w:t>
       <w:br/>
       <w:br/>
     </w:r>

--- a/tillsyn/A 1095-2026 tillsynsbegäran.docx
+++ b/tillsyn/A 1095-2026 tillsynsbegäran.docx
@@ -1543,7 +1543,7 @@
     <w:r>
       <w:tab/>
       <w:tab/>
-      <w:t>2026-06-23</w:t>
+      <w:t>2026-06-24</w:t>
       <w:br/>
       <w:br/>
     </w:r>

--- a/tillsyn/A 1095-2026 tillsynsbegäran.docx
+++ b/tillsyn/A 1095-2026 tillsynsbegäran.docx
@@ -1543,7 +1543,7 @@
     <w:r>
       <w:tab/>
       <w:tab/>
-      <w:t>2026-06-24</w:t>
+      <w:t>2026-06-25</w:t>
       <w:br/>
       <w:br/>
     </w:r>

--- a/tillsyn/A 1095-2026 tillsynsbegäran.docx
+++ b/tillsyn/A 1095-2026 tillsynsbegäran.docx
@@ -1543,7 +1543,7 @@
     <w:r>
       <w:tab/>
       <w:tab/>
-      <w:t>2026-06-25</w:t>
+      <w:t>2026-06-26</w:t>
       <w:br/>
       <w:br/>
     </w:r>

--- a/tillsyn/A 1095-2026 tillsynsbegäran.docx
+++ b/tillsyn/A 1095-2026 tillsynsbegäran.docx
@@ -1543,7 +1543,7 @@
     <w:r>
       <w:tab/>
       <w:tab/>
-      <w:t>2026-06-26</w:t>
+      <w:t>2026-06-27</w:t>
       <w:br/>
       <w:br/>
     </w:r>

--- a/tillsyn/A 1095-2026 tillsynsbegäran.docx
+++ b/tillsyn/A 1095-2026 tillsynsbegäran.docx
@@ -1543,7 +1543,7 @@
     <w:r>
       <w:tab/>
       <w:tab/>
-      <w:t>2026-06-27</w:t>
+      <w:t>2026-06-28</w:t>
       <w:br/>
       <w:br/>
     </w:r>

--- a/tillsyn/A 1095-2026 tillsynsbegäran.docx
+++ b/tillsyn/A 1095-2026 tillsynsbegäran.docx
@@ -1543,7 +1543,7 @@
     <w:r>
       <w:tab/>
       <w:tab/>
-      <w:t>2026-06-28</w:t>
+      <w:t>2026-06-29</w:t>
       <w:br/>
       <w:br/>
     </w:r>

--- a/tillsyn/A 1095-2026 tillsynsbegäran.docx
+++ b/tillsyn/A 1095-2026 tillsynsbegäran.docx
@@ -1543,7 +1543,7 @@
     <w:r>
       <w:tab/>
       <w:tab/>
-      <w:t>2026-06-29</w:t>
+      <w:t>2026-06-30</w:t>
       <w:br/>
       <w:br/>
     </w:r>

--- a/tillsyn/A 1095-2026 tillsynsbegäran.docx
+++ b/tillsyn/A 1095-2026 tillsynsbegäran.docx
@@ -1543,7 +1543,7 @@
     <w:r>
       <w:tab/>
       <w:tab/>
-      <w:t>2026-06-30</w:t>
+      <w:t>2026-07-01</w:t>
       <w:br/>
       <w:br/>
     </w:r>

--- a/tillsyn/A 1095-2026 tillsynsbegäran.docx
+++ b/tillsyn/A 1095-2026 tillsynsbegäran.docx
@@ -1543,7 +1543,7 @@
     <w:r>
       <w:tab/>
       <w:tab/>
-      <w:t>2026-07-01</w:t>
+      <w:t>2026-07-02</w:t>
       <w:br/>
       <w:br/>
     </w:r>

--- a/tillsyn/A 1095-2026 tillsynsbegäran.docx
+++ b/tillsyn/A 1095-2026 tillsynsbegäran.docx
@@ -1543,7 +1543,7 @@
     <w:r>
       <w:tab/>
       <w:tab/>
-      <w:t>2026-07-02</w:t>
+      <w:t>2026-07-03</w:t>
       <w:br/>
       <w:br/>
     </w:r>

--- a/tillsyn/A 1095-2026 tillsynsbegäran.docx
+++ b/tillsyn/A 1095-2026 tillsynsbegäran.docx
@@ -1543,7 +1543,7 @@
     <w:r>
       <w:tab/>
       <w:tab/>
-      <w:t>2026-07-13</w:t>
+      <w:t>2026-07-14</w:t>
       <w:br/>
       <w:br/>
     </w:r>

--- a/tillsyn/A 1095-2026 tillsynsbegäran.docx
+++ b/tillsyn/A 1095-2026 tillsynsbegäran.docx
@@ -1543,7 +1543,7 @@
     <w:r>
       <w:tab/>
       <w:tab/>
-      <w:t>2026-07-14</w:t>
+      <w:t>2026-07-15</w:t>
       <w:br/>
       <w:br/>
     </w:r>

--- a/tillsyn/A 1095-2026 tillsynsbegäran.docx
+++ b/tillsyn/A 1095-2026 tillsynsbegäran.docx
@@ -1543,7 +1543,7 @@
     <w:r>
       <w:tab/>
       <w:tab/>
-      <w:t>2026-07-15</w:t>
+      <w:t>2026-07-16</w:t>
       <w:br/>
       <w:br/>
     </w:r>

--- a/tillsyn/A 1095-2026 tillsynsbegäran.docx
+++ b/tillsyn/A 1095-2026 tillsynsbegäran.docx
@@ -1543,7 +1543,7 @@
     <w:r>
       <w:tab/>
       <w:tab/>
-      <w:t>2026-07-16</w:t>
+      <w:t>2026-07-17</w:t>
       <w:br/>
       <w:br/>
     </w:r>

--- a/tillsyn/A 1095-2026 tillsynsbegäran.docx
+++ b/tillsyn/A 1095-2026 tillsynsbegäran.docx
@@ -1543,7 +1543,7 @@
     <w:r>
       <w:tab/>
       <w:tab/>
-      <w:t>2026-07-17</w:t>
+      <w:t>2026-07-18</w:t>
       <w:br/>
       <w:br/>
     </w:r>

--- a/tillsyn/A 1095-2026 tillsynsbegäran.docx
+++ b/tillsyn/A 1095-2026 tillsynsbegäran.docx
@@ -1543,7 +1543,7 @@
     <w:r>
       <w:tab/>
       <w:tab/>
-      <w:t>2026-07-18</w:t>
+      <w:t>2026-07-19</w:t>
       <w:br/>
       <w:br/>
     </w:r>

--- a/tillsyn/A 1095-2026 tillsynsbegäran.docx
+++ b/tillsyn/A 1095-2026 tillsynsbegäran.docx
@@ -1543,7 +1543,7 @@
     <w:r>
       <w:tab/>
       <w:tab/>
-      <w:t>2026-07-19</w:t>
+      <w:t>2026-07-20</w:t>
       <w:br/>
       <w:br/>
     </w:r>

--- a/tillsyn/A 1095-2026 tillsynsbegäran.docx
+++ b/tillsyn/A 1095-2026 tillsynsbegäran.docx
@@ -1543,7 +1543,7 @@
     <w:r>
       <w:tab/>
       <w:tab/>
-      <w:t>2026-07-20</w:t>
+      <w:t>2026-07-21</w:t>
       <w:br/>
       <w:br/>
     </w:r>

--- a/tillsyn/A 1095-2026 tillsynsbegäran.docx
+++ b/tillsyn/A 1095-2026 tillsynsbegäran.docx
@@ -1543,7 +1543,7 @@
     <w:r>
       <w:tab/>
       <w:tab/>
-      <w:t>2026-07-21</w:t>
+      <w:t>2026-07-22</w:t>
       <w:br/>
       <w:br/>
     </w:r>

--- a/tillsyn/A 1095-2026 tillsynsbegäran.docx
+++ b/tillsyn/A 1095-2026 tillsynsbegäran.docx
@@ -1543,7 +1543,7 @@
     <w:r>
       <w:tab/>
       <w:tab/>
-      <w:t>2026-07-22</w:t>
+      <w:t>2026-07-23</w:t>
       <w:br/>
       <w:br/>
     </w:r>

--- a/tillsyn/A 1095-2026 tillsynsbegäran.docx
+++ b/tillsyn/A 1095-2026 tillsynsbegäran.docx
@@ -1543,7 +1543,7 @@
     <w:r>
       <w:tab/>
       <w:tab/>
-      <w:t>2026-07-23</w:t>
+      <w:t>2026-07-24</w:t>
       <w:br/>
       <w:br/>
     </w:r>

--- a/tillsyn/A 1095-2026 tillsynsbegäran.docx
+++ b/tillsyn/A 1095-2026 tillsynsbegäran.docx
@@ -1543,7 +1543,7 @@
     <w:r>
       <w:tab/>
       <w:tab/>
-      <w:t>2026-07-24</w:t>
+      <w:t>2026-07-25</w:t>
       <w:br/>
       <w:br/>
     </w:r>

--- a/tillsyn/A 1095-2026 tillsynsbegäran.docx
+++ b/tillsyn/A 1095-2026 tillsynsbegäran.docx
@@ -1543,7 +1543,7 @@
     <w:r>
       <w:tab/>
       <w:tab/>
-      <w:t>2026-07-25</w:t>
+      <w:t>2026-07-26</w:t>
       <w:br/>
       <w:br/>
     </w:r>

--- a/tillsyn/A 1095-2026 tillsynsbegäran.docx
+++ b/tillsyn/A 1095-2026 tillsynsbegäran.docx
@@ -1543,7 +1543,7 @@
     <w:r>
       <w:tab/>
       <w:tab/>
-      <w:t>2026-07-26</w:t>
+      <w:t>2026-07-27</w:t>
       <w:br/>
       <w:br/>
     </w:r>

--- a/tillsyn/A 1095-2026 tillsynsbegäran.docx
+++ b/tillsyn/A 1095-2026 tillsynsbegäran.docx
@@ -1543,7 +1543,7 @@
     <w:r>
       <w:tab/>
       <w:tab/>
-      <w:t>2026-07-27</w:t>
+      <w:t>2026-07-28</w:t>
       <w:br/>
       <w:br/>
     </w:r>

--- a/tillsyn/A 1095-2026 tillsynsbegäran.docx
+++ b/tillsyn/A 1095-2026 tillsynsbegäran.docx
@@ -1543,7 +1543,7 @@
     <w:r>
       <w:tab/>
       <w:tab/>
-      <w:t>2026-07-28</w:t>
+      <w:t>2026-07-29</w:t>
       <w:br/>
       <w:br/>
     </w:r>

--- a/tillsyn/A 1095-2026 tillsynsbegäran.docx
+++ b/tillsyn/A 1095-2026 tillsynsbegäran.docx
@@ -1543,7 +1543,7 @@
     <w:r>
       <w:tab/>
       <w:tab/>
-      <w:t>2026-07-29</w:t>
+      <w:t>2026-07-30</w:t>
       <w:br/>
       <w:br/>
     </w:r>

--- a/tillsyn/A 1095-2026 tillsynsbegäran.docx
+++ b/tillsyn/A 1095-2026 tillsynsbegäran.docx
@@ -1543,7 +1543,7 @@
     <w:r>
       <w:tab/>
       <w:tab/>
-      <w:t>2026-07-30</w:t>
+      <w:t>2026-07-31</w:t>
       <w:br/>
       <w:br/>
     </w:r>

--- a/tillsyn/A 1095-2026 tillsynsbegäran.docx
+++ b/tillsyn/A 1095-2026 tillsynsbegäran.docx
@@ -1543,7 +1543,7 @@
     <w:r>
       <w:tab/>
       <w:tab/>
-      <w:t>2026-07-31</w:t>
+      <w:t>2026-08-01</w:t>
       <w:br/>
       <w:br/>
     </w:r>

--- a/tillsyn/A 1095-2026 tillsynsbegäran.docx
+++ b/tillsyn/A 1095-2026 tillsynsbegäran.docx
@@ -1543,7 +1543,7 @@
     <w:r>
       <w:tab/>
       <w:tab/>
-      <w:t>2026-08-01</w:t>
+      <w:t>2026-08-02</w:t>
       <w:br/>
       <w:br/>
     </w:r>

--- a/tillsyn/A 1095-2026 tillsynsbegäran.docx
+++ b/tillsyn/A 1095-2026 tillsynsbegäran.docx
@@ -1543,7 +1543,7 @@
     <w:r>
       <w:tab/>
       <w:tab/>
-      <w:t>2026-08-02</w:t>
+      <w:t>2026-08-03</w:t>
       <w:br/>
       <w:br/>
     </w:r>

--- a/tillsyn/A 1095-2026 tillsynsbegäran.docx
+++ b/tillsyn/A 1095-2026 tillsynsbegäran.docx
@@ -1543,7 +1543,7 @@
     <w:r>
       <w:tab/>
       <w:tab/>
-      <w:t>2026-08-03</w:t>
+      <w:t>2026-08-05</w:t>
       <w:br/>
       <w:br/>
     </w:r>

--- a/tillsyn/A 1095-2026 tillsynsbegäran.docx
+++ b/tillsyn/A 1095-2026 tillsynsbegäran.docx
@@ -1543,7 +1543,7 @@
     <w:r>
       <w:tab/>
       <w:tab/>
-      <w:t>2026-08-05</w:t>
+      <w:t>2026-08-07</w:t>
       <w:br/>
       <w:br/>
     </w:r>

--- a/tillsyn/A 1095-2026 tillsynsbegäran.docx
+++ b/tillsyn/A 1095-2026 tillsynsbegäran.docx
@@ -1543,7 +1543,7 @@
     <w:r>
       <w:tab/>
       <w:tab/>
-      <w:t>2026-08-07</w:t>
+      <w:t>2026-08-08</w:t>
       <w:br/>
       <w:br/>
     </w:r>

--- a/tillsyn/A 1095-2026 tillsynsbegäran.docx
+++ b/tillsyn/A 1095-2026 tillsynsbegäran.docx
@@ -60,7 +60,7 @@
         <w:spacing w:after="240"/>
       </w:pPr>
       <w:r>
-        <w:t>Figur 1. Fyndplatser för naturvårdsarter i avverkningsanmälan. Markörer utan svart kant är placerade på fyndplatsen. Markörer med svart kant är placerade vid sidan av fyndplatsen har ett svart streck som visar fyndplatsens exakta position. Kartans mittpunktskoordinat är N 7176201, E 758062 i SWEREF 99 TM.</w:t>
+        <w:t>Figur 1. Fyndplatser för naturvårdsarter i avverkningsanmälan. Markörer utan svart kant är placerade på fyndplatsen. Markörer med svart kant är placerade vid sidan av fyndplatsen och har ett svart streck som visar fyndplatsens exakta position. Kartans mittpunktskoordinat är N 7176201, E 758062 i SWEREF 99 TM.</w:t>
       </w:r>
     </w:p>
     <w:p>
@@ -1543,7 +1543,7 @@
     <w:r>
       <w:tab/>
       <w:tab/>
-      <w:t>2026-08-14</w:t>
+      <w:t>2026-08-15</w:t>
       <w:br/>
       <w:br/>
     </w:r>

--- a/tillsyn/A 1095-2026 tillsynsbegäran.docx
+++ b/tillsyn/A 1095-2026 tillsynsbegäran.docx
@@ -1543,7 +1543,7 @@
     <w:r>
       <w:tab/>
       <w:tab/>
-      <w:t>2026-08-15</w:t>
+      <w:t>2026-08-16</w:t>
       <w:br/>
       <w:br/>
     </w:r>

--- a/tillsyn/A 1095-2026 tillsynsbegäran.docx
+++ b/tillsyn/A 1095-2026 tillsynsbegäran.docx
@@ -1543,7 +1543,7 @@
     <w:r>
       <w:tab/>
       <w:tab/>
-      <w:t>2026-08-16</w:t>
+      <w:t>2026-08-17</w:t>
       <w:br/>
       <w:br/>
     </w:r>

--- a/tillsyn/A 1095-2026 tillsynsbegäran.docx
+++ b/tillsyn/A 1095-2026 tillsynsbegäran.docx
@@ -1543,7 +1543,7 @@
     <w:r>
       <w:tab/>
       <w:tab/>
-      <w:t>2026-08-17</w:t>
+      <w:t>2026-08-18</w:t>
       <w:br/>
       <w:br/>
     </w:r>

--- a/tillsyn/A 1095-2026 tillsynsbegäran.docx
+++ b/tillsyn/A 1095-2026 tillsynsbegäran.docx
@@ -1543,7 +1543,7 @@
     <w:r>
       <w:tab/>
       <w:tab/>
-      <w:t>2026-08-18</w:t>
+      <w:t>2026-08-19</w:t>
       <w:br/>
       <w:br/>
     </w:r>

--- a/tillsyn/A 1095-2026 tillsynsbegäran.docx
+++ b/tillsyn/A 1095-2026 tillsynsbegäran.docx
@@ -1543,7 +1543,7 @@
     <w:r>
       <w:tab/>
       <w:tab/>
-      <w:t>2026-08-19</w:t>
+      <w:t>2026-08-20</w:t>
       <w:br/>
       <w:br/>
     </w:r>

--- a/tillsyn/A 1095-2026 tillsynsbegäran.docx
+++ b/tillsyn/A 1095-2026 tillsynsbegäran.docx
@@ -1543,7 +1543,7 @@
     <w:r>
       <w:tab/>
       <w:tab/>
-      <w:t>2026-08-20</w:t>
+      <w:t>2026-08-21</w:t>
       <w:br/>
       <w:br/>
     </w:r>

--- a/tillsyn/A 1095-2026 tillsynsbegäran.docx
+++ b/tillsyn/A 1095-2026 tillsynsbegäran.docx
@@ -1543,7 +1543,7 @@
     <w:r>
       <w:tab/>
       <w:tab/>
-      <w:t>2026-08-21</w:t>
+      <w:t>2026-08-22</w:t>
       <w:br/>
       <w:br/>
     </w:r>

--- a/tillsyn/A 1095-2026 tillsynsbegäran.docx
+++ b/tillsyn/A 1095-2026 tillsynsbegäran.docx
@@ -1543,7 +1543,7 @@
     <w:r>
       <w:tab/>
       <w:tab/>
-      <w:t>2026-08-22</w:t>
+      <w:t>2026-08-23</w:t>
       <w:br/>
       <w:br/>
     </w:r>

--- a/tillsyn/A 1095-2026 tillsynsbegäran.docx
+++ b/tillsyn/A 1095-2026 tillsynsbegäran.docx
@@ -1543,7 +1543,7 @@
     <w:r>
       <w:tab/>
       <w:tab/>
-      <w:t>2026-08-23</w:t>
+      <w:t>2026-08-24</w:t>
       <w:br/>
       <w:br/>
     </w:r>

--- a/tillsyn/A 1095-2026 tillsynsbegäran.docx
+++ b/tillsyn/A 1095-2026 tillsynsbegäran.docx
@@ -1543,7 +1543,7 @@
     <w:r>
       <w:tab/>
       <w:tab/>
-      <w:t>2026-08-24</w:t>
+      <w:t>2026-08-25</w:t>
       <w:br/>
       <w:br/>
     </w:r>

--- a/tillsyn/A 1095-2026 tillsynsbegäran.docx
+++ b/tillsyn/A 1095-2026 tillsynsbegäran.docx
@@ -1543,7 +1543,7 @@
     <w:r>
       <w:tab/>
       <w:tab/>
-      <w:t>2026-08-25</w:t>
+      <w:t>2026-08-26</w:t>
       <w:br/>
       <w:br/>
     </w:r>

--- a/tillsyn/A 1095-2026 tillsynsbegäran.docx
+++ b/tillsyn/A 1095-2026 tillsynsbegäran.docx
@@ -1543,7 +1543,7 @@
     <w:r>
       <w:tab/>
       <w:tab/>
-      <w:t>2026-08-26</w:t>
+      <w:t>2026-08-27</w:t>
       <w:br/>
       <w:br/>
     </w:r>

--- a/tillsyn/A 1095-2026 tillsynsbegäran.docx
+++ b/tillsyn/A 1095-2026 tillsynsbegäran.docx
@@ -1543,7 +1543,7 @@
     <w:r>
       <w:tab/>
       <w:tab/>
-      <w:t>2026-08-27</w:t>
+      <w:t>2026-08-28</w:t>
       <w:br/>
       <w:br/>
     </w:r>

--- a/tillsyn/A 1095-2026 tillsynsbegäran.docx
+++ b/tillsyn/A 1095-2026 tillsynsbegäran.docx
@@ -1543,7 +1543,7 @@
     <w:r>
       <w:tab/>
       <w:tab/>
-      <w:t>2026-08-28</w:t>
+      <w:t>2026-08-29</w:t>
       <w:br/>
       <w:br/>
     </w:r>

--- a/tillsyn/A 1095-2026 tillsynsbegäran.docx
+++ b/tillsyn/A 1095-2026 tillsynsbegäran.docx
@@ -1543,7 +1543,7 @@
     <w:r>
       <w:tab/>
       <w:tab/>
-      <w:t>2026-08-29</w:t>
+      <w:t>2026-08-31</w:t>
       <w:br/>
       <w:br/>
     </w:r>

--- a/tillsyn/A 1095-2026 tillsynsbegäran.docx
+++ b/tillsyn/A 1095-2026 tillsynsbegäran.docx
@@ -1543,7 +1543,7 @@
     <w:r>
       <w:tab/>
       <w:tab/>
-      <w:t>2026-08-31</w:t>
+      <w:t>2026-09-01</w:t>
       <w:br/>
       <w:br/>
     </w:r>

--- a/tillsyn/A 1095-2026 tillsynsbegäran.docx
+++ b/tillsyn/A 1095-2026 tillsynsbegäran.docx
@@ -1543,7 +1543,7 @@
     <w:r>
       <w:tab/>
       <w:tab/>
-      <w:t>2026-09-01</w:t>
+      <w:t>2026-09-02</w:t>
       <w:br/>
       <w:br/>
     </w:r>

--- a/tillsyn/A 1095-2026 tillsynsbegäran.docx
+++ b/tillsyn/A 1095-2026 tillsynsbegäran.docx
@@ -1543,7 +1543,7 @@
     <w:r>
       <w:tab/>
       <w:tab/>
-      <w:t>2026-09-02</w:t>
+      <w:t>2026-09-03</w:t>
       <w:br/>
       <w:br/>
     </w:r>

--- a/tillsyn/A 1095-2026 tillsynsbegäran.docx
+++ b/tillsyn/A 1095-2026 tillsynsbegäran.docx
@@ -1543,7 +1543,7 @@
     <w:r>
       <w:tab/>
       <w:tab/>
-      <w:t>2026-09-03</w:t>
+      <w:t>2026-09-04</w:t>
       <w:br/>
       <w:br/>
     </w:r>

--- a/tillsyn/A 1095-2026 tillsynsbegäran.docx
+++ b/tillsyn/A 1095-2026 tillsynsbegäran.docx
@@ -1543,7 +1543,7 @@
     <w:r>
       <w:tab/>
       <w:tab/>
-      <w:t>2026-09-04</w:t>
+      <w:t>2026-09-05</w:t>
       <w:br/>
       <w:br/>
     </w:r>

--- a/tillsyn/A 1095-2026 tillsynsbegäran.docx
+++ b/tillsyn/A 1095-2026 tillsynsbegäran.docx
@@ -1543,7 +1543,7 @@
     <w:r>
       <w:tab/>
       <w:tab/>
-      <w:t>2026-09-05</w:t>
+      <w:t>2026-09-06</w:t>
       <w:br/>
       <w:br/>
     </w:r>

--- a/tillsyn/A 1095-2026 tillsynsbegäran.docx
+++ b/tillsyn/A 1095-2026 tillsynsbegäran.docx
@@ -1543,7 +1543,7 @@
     <w:r>
       <w:tab/>
       <w:tab/>
-      <w:t>2026-09-06</w:t>
+      <w:t>2026-09-07</w:t>
       <w:br/>
       <w:br/>
     </w:r>

--- a/tillsyn/A 1095-2026 tillsynsbegäran.docx
+++ b/tillsyn/A 1095-2026 tillsynsbegäran.docx
@@ -1543,7 +1543,7 @@
     <w:r>
       <w:tab/>
       <w:tab/>
-      <w:t>2026-09-07</w:t>
+      <w:t>2026-09-08</w:t>
       <w:br/>
       <w:br/>
     </w:r>

--- a/tillsyn/A 1095-2026 tillsynsbegäran.docx
+++ b/tillsyn/A 1095-2026 tillsynsbegäran.docx
@@ -1543,7 +1543,7 @@
     <w:r>
       <w:tab/>
       <w:tab/>
-      <w:t>2026-09-08</w:t>
+      <w:t>2026-09-09</w:t>
       <w:br/>
       <w:br/>
     </w:r>

--- a/tillsyn/A 1095-2026 tillsynsbegäran.docx
+++ b/tillsyn/A 1095-2026 tillsynsbegäran.docx
@@ -1543,7 +1543,7 @@
     <w:r>
       <w:tab/>
       <w:tab/>
-      <w:t>2026-09-09</w:t>
+      <w:t>2026-09-10</w:t>
       <w:br/>
       <w:br/>
     </w:r>

--- a/tillsyn/A 1095-2026 tillsynsbegäran.docx
+++ b/tillsyn/A 1095-2026 tillsynsbegäran.docx
@@ -1543,7 +1543,7 @@
     <w:r>
       <w:tab/>
       <w:tab/>
-      <w:t>2026-09-10</w:t>
+      <w:t>2026-09-11</w:t>
       <w:br/>
       <w:br/>
     </w:r>

--- a/tillsyn/A 1095-2026 tillsynsbegäran.docx
+++ b/tillsyn/A 1095-2026 tillsynsbegäran.docx
@@ -1543,7 +1543,7 @@
     <w:r>
       <w:tab/>
       <w:tab/>
-      <w:t>2026-09-11</w:t>
+      <w:t>2026-09-12</w:t>
       <w:br/>
       <w:br/>
     </w:r>
